--- a/TSSSU Annex B - TadReamk Limited (commented by Join Us CPA).docx
+++ b/TSSSU Annex B - TadReamk Limited (commented by Join Us CPA).docx
@@ -62,7 +62,7 @@
       </w:pPr>
       <w:r>
         <w:rPr>
-          <w:rFonts w:ascii="Times New Roman" w:eastAsia="細明體" w:hAnsi="Times New Roman" w:cs="Times New Roman"/>
+          <w:rFonts w:ascii="Times New Roman" w:eastAsia="MingLiU" w:hAnsi="Times New Roman" w:cs="Times New Roman"/>
           <w:b/>
           <w:sz w:val="26"/>
           <w:szCs w:val="26"/>
@@ -71,7 +71,7 @@
       </w:r>
       <w:r>
         <w:rPr>
-          <w:rFonts w:ascii="Times New Roman" w:eastAsia="細明體" w:hAnsi="Times New Roman" w:cs="Times New Roman"/>
+          <w:rFonts w:ascii="Times New Roman" w:eastAsia="MingLiU" w:hAnsi="Times New Roman" w:cs="Times New Roman"/>
           <w:b/>
           <w:sz w:val="26"/>
           <w:szCs w:val="26"/>
@@ -80,7 +80,7 @@
       </w:r>
       <w:r>
         <w:rPr>
-          <w:rFonts w:ascii="Times New Roman" w:eastAsia="細明體" w:hAnsi="Times New Roman" w:cs="Times New Roman" w:hint="eastAsia"/>
+          <w:rFonts w:ascii="Times New Roman" w:eastAsia="MingLiU" w:hAnsi="Times New Roman" w:cs="Times New Roman" w:hint="eastAsia"/>
           <w:b/>
           <w:sz w:val="26"/>
           <w:szCs w:val="26"/>
@@ -89,7 +89,7 @@
       </w:r>
       <w:r>
         <w:rPr>
-          <w:rFonts w:ascii="Times New Roman" w:eastAsia="細明體" w:hAnsi="Times New Roman" w:cs="Times New Roman"/>
+          <w:rFonts w:ascii="Times New Roman" w:eastAsia="MingLiU" w:hAnsi="Times New Roman" w:cs="Times New Roman"/>
           <w:b/>
           <w:sz w:val="26"/>
           <w:szCs w:val="26"/>
@@ -98,7 +98,7 @@
       </w:r>
       <w:r>
         <w:rPr>
-          <w:rFonts w:ascii="Times New Roman" w:eastAsia="細明體" w:hAnsi="Times New Roman" w:cs="Times New Roman" w:hint="eastAsia"/>
+          <w:rFonts w:ascii="Times New Roman" w:eastAsia="MingLiU" w:hAnsi="Times New Roman" w:cs="Times New Roman" w:hint="eastAsia"/>
           <w:b/>
           <w:sz w:val="26"/>
           <w:szCs w:val="26"/>
@@ -107,7 +107,7 @@
       </w:r>
       <w:r>
         <w:rPr>
-          <w:rFonts w:ascii="Times New Roman" w:eastAsia="細明體" w:hAnsi="Times New Roman" w:cs="Times New Roman"/>
+          <w:rFonts w:ascii="Times New Roman" w:eastAsia="MingLiU" w:hAnsi="Times New Roman" w:cs="Times New Roman"/>
           <w:b/>
           <w:sz w:val="26"/>
           <w:szCs w:val="26"/>
@@ -116,7 +116,7 @@
       </w:r>
       <w:r>
         <w:rPr>
-          <w:rFonts w:ascii="Times New Roman" w:eastAsia="細明體" w:hAnsi="Times New Roman" w:cs="Times New Roman" w:hint="eastAsia"/>
+          <w:rFonts w:ascii="Times New Roman" w:eastAsia="MingLiU" w:hAnsi="Times New Roman" w:cs="Times New Roman" w:hint="eastAsia"/>
           <w:b/>
           <w:sz w:val="26"/>
           <w:szCs w:val="26"/>
@@ -125,7 +125,7 @@
       </w:r>
       <w:r>
         <w:rPr>
-          <w:rFonts w:ascii="Times New Roman" w:eastAsia="細明體" w:hAnsi="Times New Roman" w:cs="Times New Roman"/>
+          <w:rFonts w:ascii="Times New Roman" w:eastAsia="MingLiU" w:hAnsi="Times New Roman" w:cs="Times New Roman"/>
           <w:b/>
           <w:sz w:val="26"/>
           <w:szCs w:val="26"/>
@@ -244,7 +244,7 @@
       </w:r>
       <w:r>
         <w:rPr>
-          <w:rFonts w:ascii="Times New Roman" w:eastAsia="SimSun" w:hAnsi="Times New Roman"/>
+          <w:rFonts w:ascii="Times New Roman" w:eastAsia="宋体" w:hAnsi="Times New Roman"/>
           <w:lang w:val="en-GB" w:eastAsia="zh-CN"/>
         </w:rPr>
         <w:t>s</w:t>
@@ -265,7 +265,7 @@
       </w:r>
       <w:r>
         <w:rPr>
-          <w:rFonts w:ascii="Times New Roman" w:eastAsia="SimSun" w:hAnsi="Times New Roman"/>
+          <w:rFonts w:ascii="Times New Roman" w:eastAsia="宋体" w:hAnsi="Times New Roman"/>
           <w:lang w:val="en-GB" w:eastAsia="zh-CN"/>
         </w:rPr>
         <w:t>and</w:t>
@@ -392,105 +392,105 @@
       </w:pPr>
       <w:r>
         <w:rPr>
-          <w:rFonts w:ascii="Times New Roman" w:eastAsia="細明體" w:hAnsi="Times New Roman"/>
+          <w:rFonts w:ascii="Times New Roman" w:eastAsia="MingLiU" w:hAnsi="Times New Roman"/>
           <w:lang w:val="en-GB"/>
         </w:rPr>
         <w:t xml:space="preserve">The information provided in this </w:t>
       </w:r>
       <w:r>
         <w:rPr>
-          <w:rFonts w:ascii="Times New Roman" w:eastAsia="細明體" w:hAnsi="Times New Roman"/>
+          <w:rFonts w:ascii="Times New Roman" w:eastAsia="MingLiU" w:hAnsi="Times New Roman"/>
           <w:lang w:val="en-GB"/>
         </w:rPr>
         <w:t>form</w:t>
       </w:r>
       <w:r>
         <w:rPr>
-          <w:rFonts w:ascii="Times New Roman" w:eastAsia="細明體" w:hAnsi="Times New Roman"/>
+          <w:rFonts w:ascii="Times New Roman" w:eastAsia="MingLiU" w:hAnsi="Times New Roman"/>
           <w:lang w:val="en-GB"/>
         </w:rPr>
         <w:t xml:space="preserve"> will be </w:t>
       </w:r>
       <w:r>
         <w:rPr>
-          <w:rFonts w:ascii="Times New Roman" w:eastAsia="細明體" w:hAnsi="Times New Roman"/>
+          <w:rFonts w:ascii="Times New Roman" w:eastAsia="MingLiU" w:hAnsi="Times New Roman"/>
           <w:lang w:val="en-GB"/>
         </w:rPr>
         <w:t>used for processing the reimbursement request and related purposes by Innovation and Technology Commission (ITC) and the associated university.</w:t>
       </w:r>
       <w:r>
         <w:rPr>
-          <w:rFonts w:ascii="Times New Roman" w:eastAsia="細明體" w:hAnsi="Times New Roman"/>
+          <w:rFonts w:ascii="Times New Roman" w:eastAsia="MingLiU" w:hAnsi="Times New Roman"/>
           <w:lang w:val="en-GB"/>
         </w:rPr>
         <w:t xml:space="preserve">  It may be disclosed to other Government </w:t>
       </w:r>
       <w:r>
         <w:rPr>
-          <w:rFonts w:ascii="Times New Roman" w:eastAsia="細明體" w:hAnsi="Times New Roman"/>
+          <w:rFonts w:ascii="Times New Roman" w:eastAsia="MingLiU" w:hAnsi="Times New Roman"/>
           <w:lang w:val="en-GB"/>
         </w:rPr>
         <w:t>bureaux/</w:t>
       </w:r>
       <w:r>
         <w:rPr>
-          <w:rFonts w:ascii="Times New Roman" w:eastAsia="細明體" w:hAnsi="Times New Roman"/>
+          <w:rFonts w:ascii="Times New Roman" w:eastAsia="MingLiU" w:hAnsi="Times New Roman"/>
           <w:lang w:val="en-GB"/>
         </w:rPr>
         <w:t>departments</w:t>
       </w:r>
       <w:r>
         <w:rPr>
-          <w:rFonts w:ascii="Times New Roman" w:eastAsia="細明體" w:hAnsi="Times New Roman"/>
+          <w:rFonts w:ascii="Times New Roman" w:eastAsia="MingLiU" w:hAnsi="Times New Roman"/>
           <w:lang w:val="en-GB"/>
         </w:rPr>
         <w:t>, statutory bodies</w:t>
       </w:r>
       <w:r>
         <w:rPr>
-          <w:rFonts w:ascii="Times New Roman" w:eastAsia="細明體" w:hAnsi="Times New Roman"/>
+          <w:rFonts w:ascii="Times New Roman" w:eastAsia="MingLiU" w:hAnsi="Times New Roman"/>
           <w:lang w:val="en-GB"/>
         </w:rPr>
         <w:t xml:space="preserve"> or third parties</w:t>
       </w:r>
       <w:r>
         <w:rPr>
-          <w:rFonts w:ascii="Times New Roman" w:eastAsia="細明體" w:hAnsi="Times New Roman"/>
+          <w:rFonts w:ascii="Times New Roman" w:eastAsia="MingLiU" w:hAnsi="Times New Roman"/>
           <w:lang w:val="en-GB"/>
         </w:rPr>
         <w:t xml:space="preserve"> for the above said purposes </w:t>
       </w:r>
       <w:r>
         <w:rPr>
-          <w:rFonts w:ascii="Times New Roman" w:eastAsia="細明體" w:hAnsi="Times New Roman"/>
+          <w:rFonts w:ascii="Times New Roman" w:eastAsia="MingLiU" w:hAnsi="Times New Roman"/>
           <w:lang w:val="en-GB"/>
         </w:rPr>
         <w:t xml:space="preserve">or required by law.  </w:t>
       </w:r>
       <w:r>
         <w:rPr>
-          <w:rFonts w:ascii="Times New Roman" w:eastAsia="細明體" w:hAnsi="Times New Roman"/>
+          <w:rFonts w:ascii="Times New Roman" w:eastAsia="MingLiU" w:hAnsi="Times New Roman"/>
           <w:lang w:val="en-GB"/>
         </w:rPr>
         <w:t xml:space="preserve">This </w:t>
       </w:r>
       <w:r>
         <w:rPr>
-          <w:rFonts w:ascii="Times New Roman" w:eastAsia="細明體" w:hAnsi="Times New Roman"/>
+          <w:rFonts w:ascii="Times New Roman" w:eastAsia="MingLiU" w:hAnsi="Times New Roman"/>
           <w:lang w:val="en-GB"/>
         </w:rPr>
         <w:t>submission denotes that the start-up concerned and the university unit responsible for TSSS</w:t>
       </w:r>
       <w:r>
         <w:rPr>
-          <w:rFonts w:ascii="Times New Roman" w:eastAsia="SimSun" w:hAnsi="Times New Roman"/>
+          <w:rFonts w:ascii="Times New Roman" w:eastAsia="宋体" w:hAnsi="Times New Roman"/>
           <w:lang w:val="en-GB" w:eastAsia="zh-CN"/>
         </w:rPr>
         <w:t>U</w:t>
       </w:r>
       <w:r>
         <w:rPr>
-          <w:rFonts w:ascii="Times New Roman" w:eastAsia="細明體" w:hAnsi="Times New Roman"/>
+          <w:rFonts w:ascii="Times New Roman" w:eastAsia="MingLiU" w:hAnsi="Times New Roman"/>
           <w:lang w:val="en-GB"/>
         </w:rPr>
         <w:t xml:space="preserve"> have given explicit consent to such disclosure.</w:t>
@@ -512,76 +512,76 @@
         <w:ind w:left="540" w:hanging="540"/>
         <w:jc w:val="both"/>
         <w:rPr>
-          <w:rFonts w:ascii="Times New Roman" w:eastAsia="細明體" w:hAnsi="Times New Roman"/>
+          <w:rFonts w:ascii="Times New Roman" w:eastAsia="MingLiU" w:hAnsi="Times New Roman"/>
           <w:lang w:val="en-GB"/>
         </w:rPr>
       </w:pPr>
       <w:r>
         <w:rPr>
-          <w:rFonts w:ascii="Times New Roman" w:eastAsia="細明體" w:hAnsi="Times New Roman"/>
+          <w:rFonts w:ascii="Times New Roman" w:eastAsia="MingLiU" w:hAnsi="Times New Roman"/>
           <w:lang w:val="en-GB"/>
         </w:rPr>
         <w:t>The Commissioner for Innovation and Technology (CIT), any authorised person acting on behalf of the Government and the Director of Audit (D</w:t>
       </w:r>
       <w:r>
         <w:rPr>
-          <w:rFonts w:ascii="Times New Roman" w:eastAsia="細明體" w:hAnsi="Times New Roman"/>
+          <w:rFonts w:ascii="Times New Roman" w:eastAsia="MingLiU" w:hAnsi="Times New Roman"/>
           <w:lang w:val="en-GB"/>
         </w:rPr>
         <w:t> </w:t>
       </w:r>
       <w:r>
         <w:rPr>
-          <w:rFonts w:ascii="Times New Roman" w:eastAsia="細明體" w:hAnsi="Times New Roman"/>
+          <w:rFonts w:ascii="Times New Roman" w:eastAsia="MingLiU" w:hAnsi="Times New Roman"/>
           <w:lang w:val="en-GB"/>
         </w:rPr>
         <w:t>of</w:t>
       </w:r>
       <w:r>
         <w:rPr>
-          <w:rFonts w:ascii="Times New Roman" w:eastAsia="細明體" w:hAnsi="Times New Roman"/>
+          <w:rFonts w:ascii="Times New Roman" w:eastAsia="MingLiU" w:hAnsi="Times New Roman"/>
           <w:lang w:val="en-GB"/>
         </w:rPr>
         <w:t> </w:t>
       </w:r>
       <w:r>
         <w:rPr>
-          <w:rFonts w:ascii="Times New Roman" w:eastAsia="細明體" w:hAnsi="Times New Roman"/>
+          <w:rFonts w:ascii="Times New Roman" w:eastAsia="MingLiU" w:hAnsi="Times New Roman"/>
           <w:lang w:val="en-GB"/>
         </w:rPr>
         <w:t>A) will have unhindered access to the books of accounts and records when conducting financial audit and inspection of such books and records at any time when such books and records are kept and have rights to obtain photocopies of such records, if necessary.  CIT and D</w:t>
       </w:r>
       <w:r>
         <w:rPr>
-          <w:rFonts w:ascii="Times New Roman" w:eastAsia="細明體" w:hAnsi="Times New Roman"/>
+          <w:rFonts w:ascii="Times New Roman" w:eastAsia="MingLiU" w:hAnsi="Times New Roman"/>
           <w:lang w:val="en-GB"/>
         </w:rPr>
         <w:t> </w:t>
       </w:r>
       <w:r>
         <w:rPr>
-          <w:rFonts w:ascii="Times New Roman" w:eastAsia="細明體" w:hAnsi="Times New Roman"/>
+          <w:rFonts w:ascii="Times New Roman" w:eastAsia="MingLiU" w:hAnsi="Times New Roman"/>
           <w:lang w:val="en-GB"/>
         </w:rPr>
         <w:t>of</w:t>
       </w:r>
       <w:r>
         <w:rPr>
-          <w:rFonts w:ascii="Times New Roman" w:eastAsia="細明體" w:hAnsi="Times New Roman"/>
+          <w:rFonts w:ascii="Times New Roman" w:eastAsia="MingLiU" w:hAnsi="Times New Roman"/>
           <w:lang w:val="en-GB"/>
         </w:rPr>
         <w:t> </w:t>
       </w:r>
       <w:r>
         <w:rPr>
-          <w:rFonts w:ascii="Times New Roman" w:eastAsia="細明體" w:hAnsi="Times New Roman"/>
+          <w:rFonts w:ascii="Times New Roman" w:eastAsia="MingLiU" w:hAnsi="Times New Roman"/>
           <w:lang w:val="en-GB"/>
         </w:rPr>
         <w:t>A may at their absolute discretion request the</w:t>
       </w:r>
       <w:r>
         <w:rPr>
-          <w:rFonts w:ascii="Times New Roman" w:eastAsia="SimSun" w:hAnsi="Times New Roman"/>
+          <w:rFonts w:ascii="Times New Roman" w:eastAsia="宋体" w:hAnsi="Times New Roman"/>
           <w:lang w:val="en-GB" w:eastAsia="zh-CN"/>
         </w:rPr>
         <w:t xml:space="preserve"> university</w:t>
@@ -595,7 +595,7 @@
       </w:r>
       <w:r>
         <w:rPr>
-          <w:rFonts w:ascii="Times New Roman" w:eastAsia="SimSun" w:hAnsi="Times New Roman"/>
+          <w:rFonts w:ascii="Times New Roman" w:eastAsia="宋体" w:hAnsi="Times New Roman"/>
           <w:lang w:val="en-GB" w:eastAsia="zh-CN"/>
         </w:rPr>
         <w:t xml:space="preserve"> responsible for</w:t>
@@ -609,7 +609,7 @@
       </w:r>
       <w:r>
         <w:rPr>
-          <w:rFonts w:ascii="Times New Roman" w:eastAsia="SimSun" w:hAnsi="Times New Roman"/>
+          <w:rFonts w:ascii="Times New Roman" w:eastAsia="宋体" w:hAnsi="Times New Roman"/>
           <w:lang w:val="en-GB" w:eastAsia="zh-CN"/>
         </w:rPr>
         <w:t>TSSSU</w:t>
@@ -623,14 +623,14 @@
       </w:r>
       <w:r>
         <w:rPr>
-          <w:rFonts w:ascii="Times New Roman" w:eastAsia="細明體" w:hAnsi="Times New Roman"/>
+          <w:rFonts w:ascii="Times New Roman" w:eastAsia="MingLiU" w:hAnsi="Times New Roman"/>
           <w:lang w:val="en-GB"/>
         </w:rPr>
         <w:t xml:space="preserve"> to make available and/or deliver photocopies of such records to the Government at its sole costs and expenses.  When so requested in this connection, the </w:t>
       </w:r>
       <w:r>
         <w:rPr>
-          <w:rFonts w:ascii="Times New Roman" w:eastAsia="SimSun" w:hAnsi="Times New Roman"/>
+          <w:rFonts w:ascii="Times New Roman" w:eastAsia="宋体" w:hAnsi="Times New Roman"/>
           <w:lang w:val="en-GB" w:eastAsia="zh-CN"/>
         </w:rPr>
         <w:t xml:space="preserve">university </w:t>
@@ -644,70 +644,70 @@
       </w:r>
       <w:r>
         <w:rPr>
-          <w:rFonts w:ascii="Times New Roman" w:eastAsia="SimSun" w:hAnsi="Times New Roman"/>
+          <w:rFonts w:ascii="Times New Roman" w:eastAsia="宋体" w:hAnsi="Times New Roman"/>
           <w:lang w:val="en-GB" w:eastAsia="zh-CN"/>
         </w:rPr>
         <w:t>responsible for TSSSU</w:t>
       </w:r>
       <w:r>
         <w:rPr>
-          <w:rFonts w:ascii="Times New Roman" w:eastAsia="細明體" w:hAnsi="Times New Roman"/>
+          <w:rFonts w:ascii="Times New Roman" w:eastAsia="MingLiU" w:hAnsi="Times New Roman"/>
           <w:lang w:val="en-GB"/>
         </w:rPr>
         <w:t xml:space="preserve"> and the start-ups will be obliged to make available all books of accounts and r</w:t>
       </w:r>
       <w:r>
         <w:rPr>
-          <w:rFonts w:ascii="Times New Roman" w:eastAsia="細明體" w:hAnsi="Times New Roman"/>
+          <w:rFonts w:ascii="Times New Roman" w:eastAsia="MingLiU" w:hAnsi="Times New Roman"/>
           <w:lang w:val="en-GB"/>
         </w:rPr>
         <w:t>ecords and explain to CIT and D </w:t>
       </w:r>
       <w:r>
         <w:rPr>
-          <w:rFonts w:ascii="Times New Roman" w:eastAsia="細明體" w:hAnsi="Times New Roman"/>
+          <w:rFonts w:ascii="Times New Roman" w:eastAsia="MingLiU" w:hAnsi="Times New Roman"/>
           <w:lang w:val="en-GB"/>
         </w:rPr>
         <w:t>of </w:t>
       </w:r>
       <w:r>
         <w:rPr>
-          <w:rFonts w:ascii="Times New Roman" w:eastAsia="細明體" w:hAnsi="Times New Roman"/>
+          <w:rFonts w:ascii="Times New Roman" w:eastAsia="MingLiU" w:hAnsi="Times New Roman"/>
           <w:lang w:val="en-GB"/>
         </w:rPr>
         <w:t>A any matters relating to the expenditure or custody of any money</w:t>
       </w:r>
       <w:r>
         <w:rPr>
-          <w:rFonts w:ascii="Times New Roman" w:eastAsia="細明體" w:hAnsi="Times New Roman"/>
+          <w:rFonts w:ascii="Times New Roman" w:eastAsia="MingLiU" w:hAnsi="Times New Roman"/>
           <w:lang w:val="en-GB"/>
         </w:rPr>
         <w:t xml:space="preserve"> in relation to the funding.  D </w:t>
       </w:r>
       <w:r>
         <w:rPr>
-          <w:rFonts w:ascii="Times New Roman" w:eastAsia="細明體" w:hAnsi="Times New Roman"/>
+          <w:rFonts w:ascii="Times New Roman" w:eastAsia="MingLiU" w:hAnsi="Times New Roman"/>
           <w:lang w:val="en-GB"/>
         </w:rPr>
         <w:t>of</w:t>
       </w:r>
       <w:r>
         <w:rPr>
-          <w:rFonts w:ascii="Times New Roman" w:eastAsia="細明體" w:hAnsi="Times New Roman"/>
+          <w:rFonts w:ascii="Times New Roman" w:eastAsia="MingLiU" w:hAnsi="Times New Roman"/>
           <w:lang w:val="en-GB"/>
         </w:rPr>
         <w:t> </w:t>
       </w:r>
       <w:r>
         <w:rPr>
-          <w:rFonts w:ascii="Times New Roman" w:eastAsia="細明體" w:hAnsi="Times New Roman"/>
+          <w:rFonts w:ascii="Times New Roman" w:eastAsia="MingLiU" w:hAnsi="Times New Roman"/>
           <w:lang w:val="en-GB"/>
         </w:rPr>
         <w:t xml:space="preserve">A may carry out value for money studies on </w:t>
       </w:r>
       <w:r>
         <w:rPr>
-          <w:rFonts w:ascii="Times New Roman" w:eastAsia="SimSun" w:hAnsi="Times New Roman"/>
+          <w:rFonts w:ascii="Times New Roman" w:eastAsia="宋体" w:hAnsi="Times New Roman"/>
           <w:lang w:val="en-GB" w:eastAsia="zh-CN"/>
         </w:rPr>
         <w:t xml:space="preserve">the university </w:t>
@@ -721,7 +721,7 @@
       </w:r>
       <w:r>
         <w:rPr>
-          <w:rFonts w:ascii="Times New Roman" w:eastAsia="SimSun" w:hAnsi="Times New Roman"/>
+          <w:rFonts w:ascii="Times New Roman" w:eastAsia="宋体" w:hAnsi="Times New Roman"/>
           <w:lang w:val="en-GB" w:eastAsia="zh-CN"/>
         </w:rPr>
         <w:t>responsible for</w:t>
@@ -735,7 +735,7 @@
       </w:r>
       <w:r>
         <w:rPr>
-          <w:rFonts w:ascii="Times New Roman" w:eastAsia="SimSun" w:hAnsi="Times New Roman"/>
+          <w:rFonts w:ascii="Times New Roman" w:eastAsia="宋体" w:hAnsi="Times New Roman"/>
           <w:lang w:val="en-GB" w:eastAsia="zh-CN"/>
         </w:rPr>
         <w:t>TSSSU</w:t>
@@ -749,14 +749,14 @@
       </w:r>
       <w:r>
         <w:rPr>
-          <w:rFonts w:ascii="Times New Roman" w:eastAsia="細明體" w:hAnsi="Times New Roman"/>
+          <w:rFonts w:ascii="Times New Roman" w:eastAsia="MingLiU" w:hAnsi="Times New Roman"/>
           <w:lang w:val="en-GB"/>
         </w:rPr>
         <w:t xml:space="preserve">.  CIT reserves the right to require the </w:t>
       </w:r>
       <w:r>
         <w:rPr>
-          <w:rFonts w:ascii="Times New Roman" w:eastAsia="SimSun" w:hAnsi="Times New Roman"/>
+          <w:rFonts w:ascii="Times New Roman" w:eastAsia="宋体" w:hAnsi="Times New Roman"/>
           <w:lang w:val="en-GB" w:eastAsia="zh-CN"/>
         </w:rPr>
         <w:t xml:space="preserve">university </w:t>
@@ -770,14 +770,14 @@
       </w:r>
       <w:r>
         <w:rPr>
-          <w:rFonts w:ascii="Times New Roman" w:eastAsia="SimSun" w:hAnsi="Times New Roman"/>
+          <w:rFonts w:ascii="Times New Roman" w:eastAsia="宋体" w:hAnsi="Times New Roman"/>
           <w:lang w:val="en-GB" w:eastAsia="zh-CN"/>
         </w:rPr>
         <w:t>responsible for TSSSU</w:t>
       </w:r>
       <w:r>
         <w:rPr>
-          <w:rFonts w:ascii="Times New Roman" w:eastAsia="細明體" w:hAnsi="Times New Roman"/>
+          <w:rFonts w:ascii="Times New Roman" w:eastAsia="MingLiU" w:hAnsi="Times New Roman"/>
           <w:lang w:val="en-GB"/>
         </w:rPr>
         <w:t xml:space="preserve"> </w:t>
@@ -791,14 +791,14 @@
       </w:r>
       <w:r>
         <w:rPr>
-          <w:rFonts w:ascii="Times New Roman" w:eastAsia="細明體" w:hAnsi="Times New Roman"/>
+          <w:rFonts w:ascii="Times New Roman" w:eastAsia="MingLiU" w:hAnsi="Times New Roman"/>
           <w:lang w:val="en-GB"/>
         </w:rPr>
         <w:t xml:space="preserve"> to return any mis-spent amount together with interest in</w:t>
       </w:r>
       <w:r>
         <w:rPr>
-          <w:rFonts w:ascii="Times New Roman" w:eastAsia="細明體" w:hAnsi="Times New Roman"/>
+          <w:rFonts w:ascii="Times New Roman" w:eastAsia="MingLiU" w:hAnsi="Times New Roman"/>
           <w:lang w:val="en-GB"/>
         </w:rPr>
         <w:t>come accrued to the Government.</w:t>
@@ -809,7 +809,7 @@
         <w:widowControl/>
         <w:jc w:val="left"/>
         <w:rPr>
-          <w:rFonts w:ascii="Times New Roman" w:eastAsia="細明體" w:hAnsi="Times New Roman" w:cs="DFPMingLight-B5"/>
+          <w:rFonts w:ascii="Times New Roman" w:eastAsia="MingLiU" w:hAnsi="Times New Roman" w:cs="DFPMingLight-B5"/>
           <w:color w:val="000000"/>
           <w:kern w:val="0"/>
           <w:szCs w:val="24"/>
@@ -818,7 +818,7 @@
       </w:pPr>
       <w:r>
         <w:rPr>
-          <w:rFonts w:ascii="Times New Roman" w:eastAsia="細明體" w:hAnsi="Times New Roman"/>
+          <w:rFonts w:ascii="Times New Roman" w:eastAsia="MingLiU" w:hAnsi="Times New Roman"/>
         </w:rPr>
         <w:br w:type="page"/>
       </w:r>
@@ -886,7 +886,7 @@
       </w:r>
       <w:r>
         <w:rPr>
-          <w:rFonts w:ascii="Times New Roman" w:eastAsia="SimSun" w:hAnsi="Times New Roman" w:hint="eastAsia"/>
+          <w:rFonts w:ascii="Times New Roman" w:eastAsia="宋体" w:hAnsi="Times New Roman" w:hint="eastAsia"/>
           <w:i/>
           <w:szCs w:val="24"/>
           <w:lang w:eastAsia="zh-CN"/>
@@ -903,7 +903,7 @@
       </w:r>
       <w:r>
         <w:rPr>
-          <w:rFonts w:ascii="Times New Roman" w:eastAsia="SimSun" w:hAnsi="Times New Roman" w:hint="eastAsia"/>
+          <w:rFonts w:ascii="Times New Roman" w:eastAsia="宋体" w:hAnsi="Times New Roman" w:hint="eastAsia"/>
           <w:i/>
           <w:szCs w:val="24"/>
           <w:lang w:eastAsia="zh-CN"/>
@@ -949,7 +949,7 @@
       </w:pPr>
       <w:r>
         <w:rPr>
-          <w:rFonts w:ascii="Times New Roman" w:eastAsia="SimSun" w:hAnsi="Times New Roman" w:hint="eastAsia"/>
+          <w:rFonts w:ascii="Times New Roman" w:eastAsia="宋体" w:hAnsi="Times New Roman" w:hint="eastAsia"/>
           <w:szCs w:val="24"/>
           <w:lang w:eastAsia="zh-CN"/>
         </w:rPr>
@@ -964,7 +964,7 @@
       </w:r>
       <w:r>
         <w:rPr>
-          <w:rFonts w:ascii="Times New Roman" w:eastAsia="SimSun" w:hAnsi="Times New Roman" w:hint="eastAsia"/>
+          <w:rFonts w:ascii="Times New Roman" w:eastAsia="宋体" w:hAnsi="Times New Roman" w:hint="eastAsia"/>
           <w:szCs w:val="24"/>
           <w:lang w:eastAsia="zh-CN"/>
         </w:rPr>
@@ -979,7 +979,7 @@
       </w:r>
       <w:r>
         <w:rPr>
-          <w:rFonts w:ascii="Times New Roman" w:eastAsia="SimSun" w:hAnsi="Times New Roman" w:hint="eastAsia"/>
+          <w:rFonts w:ascii="Times New Roman" w:eastAsia="宋体" w:hAnsi="Times New Roman" w:hint="eastAsia"/>
           <w:szCs w:val="24"/>
           <w:lang w:eastAsia="zh-CN"/>
         </w:rPr>
@@ -994,7 +994,7 @@
       </w:r>
       <w:r>
         <w:rPr>
-          <w:rFonts w:ascii="Times New Roman" w:eastAsia="SimSun" w:hAnsi="Times New Roman" w:hint="eastAsia"/>
+          <w:rFonts w:ascii="Times New Roman" w:eastAsia="宋体" w:hAnsi="Times New Roman" w:hint="eastAsia"/>
           <w:szCs w:val="24"/>
           <w:lang w:eastAsia="zh-CN"/>
         </w:rPr>
@@ -1030,7 +1030,7 @@
       </w:r>
       <w:r>
         <w:rPr>
-          <w:rFonts w:ascii="Times New Roman" w:eastAsia="SimSun" w:hAnsi="Times New Roman"/>
+          <w:rFonts w:ascii="Times New Roman" w:eastAsia="宋体" w:hAnsi="Times New Roman"/>
           <w:szCs w:val="24"/>
           <w:lang w:eastAsia="zh-CN"/>
         </w:rPr>
@@ -1038,7 +1038,7 @@
       </w:r>
       <w:r>
         <w:rPr>
-          <w:rFonts w:ascii="Times New Roman" w:eastAsia="SimSun" w:hAnsi="Times New Roman" w:hint="eastAsia"/>
+          <w:rFonts w:ascii="Times New Roman" w:eastAsia="宋体" w:hAnsi="Times New Roman" w:hint="eastAsia"/>
           <w:szCs w:val="24"/>
           <w:lang w:eastAsia="zh-CN"/>
         </w:rPr>
@@ -1054,7 +1054,7 @@
       </w:r>
       <w:r>
         <w:rPr>
-          <w:rFonts w:ascii="Times New Roman" w:eastAsia="SimSun" w:hAnsi="Times New Roman" w:hint="eastAsia"/>
+          <w:rFonts w:ascii="Times New Roman" w:eastAsia="宋体" w:hAnsi="Times New Roman" w:hint="eastAsia"/>
           <w:i/>
           <w:szCs w:val="24"/>
           <w:lang w:eastAsia="zh-CN"/>
@@ -1071,7 +1071,7 @@
       </w:r>
       <w:r>
         <w:rPr>
-          <w:rFonts w:ascii="Times New Roman" w:eastAsia="SimSun" w:hAnsi="Times New Roman" w:hint="eastAsia"/>
+          <w:rFonts w:ascii="Times New Roman" w:eastAsia="宋体" w:hAnsi="Times New Roman" w:hint="eastAsia"/>
           <w:i/>
           <w:szCs w:val="24"/>
           <w:lang w:eastAsia="zh-CN"/>
@@ -1085,9 +1085,9 @@
         <w:tblLook w:val="01E0" w:firstRow="1" w:lastRow="1" w:firstColumn="1" w:lastColumn="1" w:noHBand="0" w:noVBand="0"/>
       </w:tblPr>
       <w:tblGrid>
-        <w:gridCol w:w="3519"/>
+        <w:gridCol w:w="3524"/>
         <w:gridCol w:w="284"/>
-        <w:gridCol w:w="5224"/>
+        <w:gridCol w:w="5219"/>
       </w:tblGrid>
       <w:tr>
         <w:trPr>
@@ -1107,7 +1107,7 @@
               <w:spacing w:before="240" w:line="280" w:lineRule="exact"/>
               <w:jc w:val="left"/>
               <w:rPr>
-                <w:rFonts w:ascii="Times New Roman" w:eastAsia="SimSun" w:hAnsi="Times New Roman"/>
+                <w:rFonts w:ascii="Times New Roman" w:eastAsia="宋体" w:hAnsi="Times New Roman"/>
                 <w:szCs w:val="24"/>
                 <w:lang w:eastAsia="zh-CN"/>
               </w:rPr>
@@ -1160,13 +1160,13 @@
               <w:spacing w:before="240" w:line="280" w:lineRule="exact"/>
               <w:jc w:val="center"/>
               <w:rPr>
-                <w:rFonts w:ascii="Times New Roman" w:eastAsia="細明體" w:hAnsi="Times New Roman"/>
+                <w:rFonts w:ascii="Times New Roman" w:eastAsia="MingLiU" w:hAnsi="Times New Roman"/>
                 <w:szCs w:val="24"/>
               </w:rPr>
             </w:pPr>
             <w:r>
               <w:rPr>
-                <w:rFonts w:ascii="Times New Roman" w:eastAsia="細明體" w:hAnsi="Times New Roman" w:hint="eastAsia"/>
+                <w:rFonts w:ascii="Times New Roman" w:eastAsia="MingLiU" w:hAnsi="Times New Roman" w:hint="eastAsia"/>
                 <w:szCs w:val="24"/>
               </w:rPr>
               <w:t>:</w:t>
@@ -1209,13 +1209,13 @@
               <w:spacing w:before="240" w:line="280" w:lineRule="exact"/>
               <w:jc w:val="left"/>
               <w:rPr>
-                <w:rFonts w:ascii="Times New Roman" w:eastAsia="細明體" w:hAnsi="Times New Roman"/>
+                <w:rFonts w:ascii="Times New Roman" w:eastAsia="MingLiU" w:hAnsi="Times New Roman"/>
                 <w:szCs w:val="24"/>
               </w:rPr>
             </w:pPr>
             <w:r>
               <w:rPr>
-                <w:rFonts w:ascii="Times New Roman" w:eastAsia="SimSun" w:hAnsi="Times New Roman" w:hint="eastAsia"/>
+                <w:rFonts w:ascii="Times New Roman" w:eastAsia="宋体" w:hAnsi="Times New Roman" w:hint="eastAsia"/>
                 <w:szCs w:val="24"/>
                 <w:lang w:eastAsia="zh-CN"/>
               </w:rPr>
@@ -1243,13 +1243,13 @@
               <w:spacing w:before="240" w:line="280" w:lineRule="exact"/>
               <w:jc w:val="center"/>
               <w:rPr>
-                <w:rFonts w:ascii="Times New Roman" w:eastAsia="細明體" w:hAnsi="Times New Roman"/>
+                <w:rFonts w:ascii="Times New Roman" w:eastAsia="MingLiU" w:hAnsi="Times New Roman"/>
                 <w:szCs w:val="24"/>
               </w:rPr>
             </w:pPr>
             <w:r>
               <w:rPr>
-                <w:rFonts w:ascii="Times New Roman" w:eastAsia="細明體" w:hAnsi="Times New Roman" w:hint="eastAsia"/>
+                <w:rFonts w:ascii="Times New Roman" w:eastAsia="MingLiU" w:hAnsi="Times New Roman" w:hint="eastAsia"/>
                 <w:szCs w:val="24"/>
               </w:rPr>
               <w:t>:</w:t>
@@ -1329,13 +1329,13 @@
               <w:spacing w:before="240" w:line="280" w:lineRule="exact"/>
               <w:jc w:val="center"/>
               <w:rPr>
-                <w:rFonts w:ascii="Times New Roman" w:eastAsia="細明體" w:hAnsi="Times New Roman"/>
+                <w:rFonts w:ascii="Times New Roman" w:eastAsia="MingLiU" w:hAnsi="Times New Roman"/>
                 <w:szCs w:val="24"/>
               </w:rPr>
             </w:pPr>
             <w:r>
               <w:rPr>
-                <w:rFonts w:ascii="Times New Roman" w:eastAsia="細明體" w:hAnsi="Times New Roman" w:hint="eastAsia"/>
+                <w:rFonts w:ascii="Times New Roman" w:eastAsia="MingLiU" w:hAnsi="Times New Roman" w:hint="eastAsia"/>
                 <w:szCs w:val="24"/>
               </w:rPr>
               <w:t>:</w:t>
@@ -1358,13 +1358,13 @@
               <w:snapToGrid w:val="0"/>
               <w:spacing w:before="240" w:line="280" w:lineRule="exact"/>
               <w:rPr>
-                <w:rFonts w:ascii="Times New Roman" w:eastAsia="細明體" w:hAnsi="Times New Roman"/>
+                <w:rFonts w:ascii="Times New Roman" w:eastAsia="MingLiU" w:hAnsi="Times New Roman"/>
                 <w:szCs w:val="24"/>
               </w:rPr>
             </w:pPr>
             <w:r>
               <w:rPr>
-                <w:rFonts w:ascii="Times New Roman" w:eastAsia="細明體" w:hAnsi="Times New Roman" w:hint="eastAsia"/>
+                <w:rFonts w:ascii="Times New Roman" w:eastAsia="MingLiU" w:hAnsi="Times New Roman" w:hint="eastAsia"/>
                 <w:szCs w:val="24"/>
               </w:rPr>
               <w:t>Hong Kong Baptist University</w:t>
@@ -1422,13 +1422,13 @@
               <w:spacing w:before="240" w:line="280" w:lineRule="exact"/>
               <w:jc w:val="center"/>
               <w:rPr>
-                <w:rFonts w:ascii="Times New Roman" w:eastAsia="細明體" w:hAnsi="Times New Roman"/>
+                <w:rFonts w:ascii="Times New Roman" w:eastAsia="MingLiU" w:hAnsi="Times New Roman"/>
                 <w:szCs w:val="24"/>
               </w:rPr>
             </w:pPr>
             <w:r>
               <w:rPr>
-                <w:rFonts w:ascii="Times New Roman" w:eastAsia="細明體" w:hAnsi="Times New Roman" w:hint="eastAsia"/>
+                <w:rFonts w:ascii="Times New Roman" w:eastAsia="MingLiU" w:hAnsi="Times New Roman" w:hint="eastAsia"/>
                 <w:szCs w:val="24"/>
               </w:rPr>
               <w:t>:</w:t>
@@ -1451,14 +1451,14 @@
               <w:snapToGrid w:val="0"/>
               <w:spacing w:before="240" w:line="280" w:lineRule="exact"/>
               <w:rPr>
-                <w:rFonts w:ascii="Times New Roman" w:eastAsia="細明體" w:hAnsi="Times New Roman"/>
+                <w:rFonts w:ascii="Times New Roman" w:eastAsia="MingLiU" w:hAnsi="Times New Roman"/>
                 <w:bCs/>
                 <w:szCs w:val="24"/>
               </w:rPr>
             </w:pPr>
             <w:r>
               <w:rPr>
-                <w:rFonts w:ascii="Times New Roman" w:eastAsia="細明體" w:hAnsi="Times New Roman"/>
+                <w:rFonts w:ascii="Times New Roman" w:eastAsia="MingLiU" w:hAnsi="Times New Roman"/>
                 <w:bCs/>
                 <w:szCs w:val="24"/>
               </w:rPr>
@@ -1490,7 +1490,7 @@
             </w:pPr>
             <w:r>
               <w:rPr>
-                <w:rFonts w:ascii="Times New Roman" w:eastAsia="SimSun" w:hAnsi="Times New Roman" w:hint="eastAsia"/>
+                <w:rFonts w:ascii="Times New Roman" w:eastAsia="宋体" w:hAnsi="Times New Roman" w:hint="eastAsia"/>
                 <w:szCs w:val="24"/>
                 <w:lang w:eastAsia="zh-CN"/>
               </w:rPr>
@@ -1498,14 +1498,14 @@
             </w:r>
             <w:r>
               <w:rPr>
-                <w:rFonts w:ascii="Times New Roman" w:eastAsia="細明體" w:hAnsi="Times New Roman" w:hint="eastAsia"/>
+                <w:rFonts w:ascii="Times New Roman" w:eastAsia="MingLiU" w:hAnsi="Times New Roman" w:hint="eastAsia"/>
                 <w:szCs w:val="24"/>
               </w:rPr>
               <w:t>mount of expenditure</w:t>
             </w:r>
             <w:r>
               <w:rPr>
-                <w:rFonts w:ascii="Times New Roman" w:eastAsia="SimSun" w:hAnsi="Times New Roman" w:hint="eastAsia"/>
+                <w:rFonts w:ascii="Times New Roman" w:eastAsia="宋体" w:hAnsi="Times New Roman" w:hint="eastAsia"/>
                 <w:szCs w:val="24"/>
                 <w:lang w:eastAsia="zh-CN"/>
               </w:rPr>
@@ -1513,21 +1513,21 @@
             </w:r>
             <w:r>
               <w:rPr>
-                <w:rFonts w:ascii="Times New Roman" w:eastAsia="細明體" w:hAnsi="Times New Roman" w:hint="eastAsia"/>
+                <w:rFonts w:ascii="Times New Roman" w:eastAsia="MingLiU" w:hAnsi="Times New Roman" w:hint="eastAsia"/>
                 <w:szCs w:val="24"/>
               </w:rPr>
               <w:t xml:space="preserve">incurred and </w:t>
             </w:r>
             <w:r>
               <w:rPr>
-                <w:rFonts w:ascii="Times New Roman" w:eastAsia="細明體" w:hAnsi="Times New Roman" w:hint="eastAsia"/>
+                <w:rFonts w:ascii="Times New Roman" w:eastAsia="MingLiU" w:hAnsi="Times New Roman" w:hint="eastAsia"/>
                 <w:szCs w:val="24"/>
               </w:rPr>
               <w:t xml:space="preserve">to be </w:t>
             </w:r>
             <w:r>
               <w:rPr>
-                <w:rFonts w:ascii="Times New Roman" w:eastAsia="細明體" w:hAnsi="Times New Roman" w:hint="eastAsia"/>
+                <w:rFonts w:ascii="Times New Roman" w:eastAsia="MingLiU" w:hAnsi="Times New Roman" w:hint="eastAsia"/>
                 <w:szCs w:val="24"/>
               </w:rPr>
               <w:t>claimed</w:t>
@@ -1541,7 +1541,7 @@
             </w:r>
             <w:r>
               <w:rPr>
-                <w:rFonts w:ascii="Times New Roman" w:eastAsia="SimSun" w:hAnsi="Times New Roman" w:hint="eastAsia"/>
+                <w:rFonts w:ascii="Times New Roman" w:eastAsia="宋体" w:hAnsi="Times New Roman" w:hint="eastAsia"/>
                 <w:szCs w:val="24"/>
                 <w:lang w:eastAsia="zh-CN"/>
               </w:rPr>
@@ -1563,7 +1563,7 @@
             </w:r>
             <w:r>
               <w:rPr>
-                <w:rFonts w:ascii="Times New Roman" w:eastAsia="細明體" w:hAnsi="Times New Roman" w:hint="eastAsia"/>
+                <w:rFonts w:ascii="Times New Roman" w:eastAsia="MingLiU" w:hAnsi="Times New Roman" w:hint="eastAsia"/>
                 <w:i/>
                 <w:szCs w:val="24"/>
               </w:rPr>
@@ -1584,13 +1584,13 @@
               <w:spacing w:before="240" w:line="280" w:lineRule="exact"/>
               <w:jc w:val="center"/>
               <w:rPr>
-                <w:rFonts w:ascii="Times New Roman" w:eastAsia="細明體" w:hAnsi="Times New Roman"/>
+                <w:rFonts w:ascii="Times New Roman" w:eastAsia="MingLiU" w:hAnsi="Times New Roman"/>
                 <w:szCs w:val="24"/>
               </w:rPr>
             </w:pPr>
             <w:r>
               <w:rPr>
-                <w:rFonts w:ascii="Times New Roman" w:eastAsia="細明體" w:hAnsi="Times New Roman" w:hint="eastAsia"/>
+                <w:rFonts w:ascii="Times New Roman" w:eastAsia="MingLiU" w:hAnsi="Times New Roman" w:hint="eastAsia"/>
                 <w:szCs w:val="24"/>
               </w:rPr>
               <w:t>:</w:t>
@@ -1610,42 +1610,21 @@
             <w:r>
               <w:t>HK$</w:t>
             </w:r>
-            <w:ins w:id="0" w:author="Henry Fung" w:date="2026-05-28T15:02:00Z" w16du:dateUtc="2026-05-28T07:02:00Z">
-              <w:r>
-                <w:t>500</w:t>
-              </w:r>
-            </w:ins>
-            <w:del w:id="1" w:author="Henry Fung" w:date="2026-05-28T15:02:00Z" w16du:dateUtc="2026-05-28T07:02:00Z">
-              <w:r>
-                <w:delText>499</w:delText>
-              </w:r>
-            </w:del>
+            <w:r>
+              <w:t>500</w:t>
+            </w:r>
             <w:r>
               <w:t>,</w:t>
             </w:r>
-            <w:ins w:id="2" w:author="Henry Fung" w:date="2026-05-28T15:02:00Z" w16du:dateUtc="2026-05-28T07:02:00Z">
-              <w:r>
-                <w:t>000</w:t>
-              </w:r>
-            </w:ins>
-            <w:del w:id="3" w:author="Henry Fung" w:date="2026-05-28T15:02:00Z" w16du:dateUtc="2026-05-28T07:02:00Z">
-              <w:r>
-                <w:delText>481</w:delText>
-              </w:r>
-            </w:del>
+            <w:r>
+              <w:t>000</w:t>
+            </w:r>
             <w:r>
               <w:t>.</w:t>
             </w:r>
-            <w:ins w:id="4" w:author="Henry Fung" w:date="2026-05-28T15:02:00Z" w16du:dateUtc="2026-05-28T07:02:00Z">
-              <w:r>
-                <w:t>00</w:t>
-              </w:r>
-            </w:ins>
-            <w:del w:id="5" w:author="Henry Fung" w:date="2026-05-28T15:02:00Z" w16du:dateUtc="2026-05-28T07:02:00Z">
-              <w:r>
-                <w:delText>12</w:delText>
-              </w:r>
-            </w:del>
+            <w:r>
+              <w:t>00</w:t>
+            </w:r>
           </w:p>
         </w:tc>
       </w:tr>
@@ -1713,13 +1692,13 @@
               <w:spacing w:before="240" w:line="280" w:lineRule="exact"/>
               <w:jc w:val="center"/>
               <w:rPr>
-                <w:rFonts w:ascii="Times New Roman" w:eastAsia="細明體" w:hAnsi="Times New Roman"/>
+                <w:rFonts w:ascii="Times New Roman" w:eastAsia="MingLiU" w:hAnsi="Times New Roman"/>
                 <w:szCs w:val="24"/>
               </w:rPr>
             </w:pPr>
             <w:r>
               <w:rPr>
-                <w:rFonts w:ascii="Times New Roman" w:eastAsia="細明體" w:hAnsi="Times New Roman" w:hint="eastAsia"/>
+                <w:rFonts w:ascii="Times New Roman" w:eastAsia="MingLiU" w:hAnsi="Times New Roman" w:hint="eastAsia"/>
                 <w:szCs w:val="24"/>
               </w:rPr>
               <w:t>:</w:t>
@@ -1742,35 +1721,24 @@
               <w:snapToGrid w:val="0"/>
               <w:spacing w:before="240" w:line="280" w:lineRule="exact"/>
               <w:rPr>
-                <w:rFonts w:ascii="Times New Roman" w:eastAsia="細明體" w:hAnsi="Times New Roman"/>
+                <w:rFonts w:ascii="Times New Roman" w:eastAsia="MingLiU" w:hAnsi="Times New Roman"/>
                 <w:szCs w:val="24"/>
               </w:rPr>
             </w:pPr>
-            <w:ins w:id="6" w:author="Henry Fung" w:date="2026-05-28T15:02:00Z" w16du:dateUtc="2026-05-28T07:02:00Z">
-              <w:r>
-                <w:rPr>
-                  <w:rFonts w:ascii="Times New Roman" w:hAnsi="Times New Roman"/>
-                  <w:szCs w:val="24"/>
-                </w:rPr>
-                <w:t>N/A</w:t>
-              </w:r>
-            </w:ins>
-            <w:del w:id="7" w:author="Henry Fung" w:date="2026-05-28T15:02:00Z" w16du:dateUtc="2026-05-28T07:02:00Z">
-              <w:r>
-                <w:rPr>
-                  <w:rFonts w:ascii="Times New Roman" w:hAnsi="Times New Roman" w:hint="eastAsia"/>
-                  <w:szCs w:val="24"/>
-                </w:rPr>
-                <w:delText>HK$</w:delText>
-              </w:r>
-            </w:del>
+            <w:r>
+              <w:rPr>
+                <w:rFonts w:ascii="Times New Roman" w:hAnsi="Times New Roman"/>
+                <w:szCs w:val="24"/>
+              </w:rPr>
+              <w:t>N/A</w:t>
+            </w:r>
           </w:p>
         </w:tc>
       </w:tr>
     </w:tbl>
     <w:p>
       <w:pPr>
-        <w:pStyle w:val="ListParagraph"/>
+        <w:pStyle w:val="a7"/>
         <w:keepNext/>
         <w:widowControl/>
         <w:numPr>
@@ -1782,7 +1750,7 @@
         <w:spacing w:before="360" w:after="240"/>
         <w:ind w:leftChars="0" w:left="547" w:hanging="547"/>
         <w:rPr>
-          <w:rFonts w:ascii="Times New Roman" w:eastAsia="細明體" w:hAnsi="Times New Roman"/>
+          <w:rFonts w:ascii="Times New Roman" w:eastAsia="MingLiU" w:hAnsi="Times New Roman"/>
           <w:b/>
           <w:szCs w:val="24"/>
           <w:u w:val="single"/>
@@ -1839,7 +1807,7 @@
           </w:tcPr>
           <w:p>
             <w:pPr>
-              <w:pStyle w:val="ListParagraph"/>
+              <w:pStyle w:val="a7"/>
               <w:widowControl/>
               <w:overflowPunct w:val="0"/>
               <w:snapToGrid w:val="0"/>
@@ -1847,14 +1815,14 @@
               <w:ind w:leftChars="0" w:left="0"/>
               <w:jc w:val="center"/>
               <w:rPr>
-                <w:rFonts w:ascii="Times New Roman" w:eastAsia="標楷體" w:hAnsi="Times New Roman"/>
+                <w:rFonts w:ascii="Times New Roman" w:eastAsia="DFKai-SB" w:hAnsi="Times New Roman"/>
                 <w:b/>
                 <w:sz w:val="22"/>
               </w:rPr>
             </w:pPr>
             <w:r>
               <w:rPr>
-                <w:rFonts w:ascii="Times New Roman" w:eastAsia="標楷體" w:hAnsi="Times New Roman"/>
+                <w:rFonts w:ascii="Times New Roman" w:eastAsia="DFKai-SB" w:hAnsi="Times New Roman"/>
                 <w:b/>
                 <w:sz w:val="22"/>
               </w:rPr>
@@ -1862,7 +1830,7 @@
             </w:r>
             <w:r>
               <w:rPr>
-                <w:rFonts w:ascii="Times New Roman" w:eastAsia="標楷體" w:hAnsi="Times New Roman" w:hint="eastAsia"/>
+                <w:rFonts w:ascii="Times New Roman" w:eastAsia="DFKai-SB" w:hAnsi="Times New Roman" w:hint="eastAsia"/>
                 <w:b/>
                 <w:sz w:val="22"/>
               </w:rPr>
@@ -1870,7 +1838,7 @@
             </w:r>
             <w:r>
               <w:rPr>
-                <w:rFonts w:ascii="Times New Roman" w:eastAsia="標楷體" w:hAnsi="Times New Roman"/>
+                <w:rFonts w:ascii="Times New Roman" w:eastAsia="DFKai-SB" w:hAnsi="Times New Roman"/>
                 <w:b/>
                 <w:sz w:val="22"/>
               </w:rPr>
@@ -1878,7 +1846,7 @@
             </w:r>
             <w:r>
               <w:rPr>
-                <w:rFonts w:ascii="Times New Roman" w:eastAsia="標楷體" w:hAnsi="Times New Roman"/>
+                <w:rFonts w:ascii="Times New Roman" w:eastAsia="DFKai-SB" w:hAnsi="Times New Roman"/>
                 <w:b/>
                 <w:sz w:val="22"/>
               </w:rPr>
@@ -1900,7 +1868,7 @@
           </w:tcPr>
           <w:p>
             <w:pPr>
-              <w:pStyle w:val="ListParagraph"/>
+              <w:pStyle w:val="a7"/>
               <w:widowControl/>
               <w:overflowPunct w:val="0"/>
               <w:snapToGrid w:val="0"/>
@@ -1908,14 +1876,14 @@
               <w:ind w:leftChars="0" w:left="0"/>
               <w:jc w:val="center"/>
               <w:rPr>
-                <w:rFonts w:ascii="Times New Roman" w:eastAsia="標楷體" w:hAnsi="Times New Roman"/>
+                <w:rFonts w:ascii="Times New Roman" w:eastAsia="DFKai-SB" w:hAnsi="Times New Roman"/>
                 <w:b/>
                 <w:sz w:val="22"/>
               </w:rPr>
             </w:pPr>
             <w:r>
               <w:rPr>
-                <w:rFonts w:ascii="Times New Roman" w:eastAsia="標楷體" w:hAnsi="Times New Roman"/>
+                <w:rFonts w:ascii="Times New Roman" w:eastAsia="DFKai-SB" w:hAnsi="Times New Roman"/>
                 <w:b/>
                 <w:sz w:val="22"/>
               </w:rPr>
@@ -1923,7 +1891,7 @@
             </w:r>
             <w:r>
               <w:rPr>
-                <w:rFonts w:ascii="Times New Roman" w:eastAsia="標楷體" w:hAnsi="Times New Roman"/>
+                <w:rFonts w:ascii="Times New Roman" w:eastAsia="DFKai-SB" w:hAnsi="Times New Roman"/>
                 <w:b/>
                 <w:sz w:val="22"/>
               </w:rPr>
@@ -1931,7 +1899,7 @@
             </w:r>
             <w:r>
               <w:rPr>
-                <w:rFonts w:ascii="Times New Roman" w:eastAsia="標楷體" w:hAnsi="Times New Roman"/>
+                <w:rFonts w:ascii="Times New Roman" w:eastAsia="DFKai-SB" w:hAnsi="Times New Roman"/>
                 <w:b/>
                 <w:sz w:val="22"/>
               </w:rPr>
@@ -1953,7 +1921,7 @@
           </w:tcPr>
           <w:p>
             <w:pPr>
-              <w:pStyle w:val="ListParagraph"/>
+              <w:pStyle w:val="a7"/>
               <w:widowControl/>
               <w:overflowPunct w:val="0"/>
               <w:snapToGrid w:val="0"/>
@@ -1961,14 +1929,14 @@
               <w:ind w:leftChars="0" w:left="0"/>
               <w:jc w:val="center"/>
               <w:rPr>
-                <w:rFonts w:ascii="Times New Roman" w:eastAsia="標楷體" w:hAnsi="Times New Roman"/>
+                <w:rFonts w:ascii="Times New Roman" w:eastAsia="DFKai-SB" w:hAnsi="Times New Roman"/>
                 <w:b/>
                 <w:sz w:val="22"/>
               </w:rPr>
             </w:pPr>
             <w:r>
               <w:rPr>
-                <w:rFonts w:ascii="Times New Roman" w:eastAsia="標楷體" w:hAnsi="Times New Roman" w:hint="eastAsia"/>
+                <w:rFonts w:ascii="Times New Roman" w:eastAsia="DFKai-SB" w:hAnsi="Times New Roman" w:hint="eastAsia"/>
                 <w:b/>
                 <w:sz w:val="22"/>
               </w:rPr>
@@ -1976,7 +1944,7 @@
             </w:r>
             <w:r>
               <w:rPr>
-                <w:rFonts w:ascii="Times New Roman" w:eastAsia="SimSun" w:hAnsi="Times New Roman" w:hint="eastAsia"/>
+                <w:rFonts w:ascii="Times New Roman" w:eastAsia="宋体" w:hAnsi="Times New Roman" w:hint="eastAsia"/>
                 <w:b/>
                 <w:sz w:val="22"/>
                 <w:lang w:eastAsia="zh-CN"/>
@@ -1985,7 +1953,7 @@
             </w:r>
             <w:r>
               <w:rPr>
-                <w:rFonts w:ascii="Times New Roman" w:eastAsia="標楷體" w:hAnsi="Times New Roman" w:hint="eastAsia"/>
+                <w:rFonts w:ascii="Times New Roman" w:eastAsia="DFKai-SB" w:hAnsi="Times New Roman" w:hint="eastAsia"/>
                 <w:b/>
                 <w:sz w:val="22"/>
               </w:rPr>
@@ -1993,7 +1961,7 @@
             </w:r>
             <w:r>
               <w:rPr>
-                <w:rFonts w:ascii="Times New Roman" w:eastAsia="標楷體" w:hAnsi="Times New Roman"/>
+                <w:rFonts w:ascii="Times New Roman" w:eastAsia="DFKai-SB" w:hAnsi="Times New Roman"/>
                 <w:b/>
                 <w:sz w:val="22"/>
               </w:rPr>
@@ -2001,7 +1969,7 @@
             </w:r>
             <w:r>
               <w:rPr>
-                <w:rFonts w:ascii="Times New Roman" w:eastAsia="標楷體" w:hAnsi="Times New Roman" w:hint="eastAsia"/>
+                <w:rFonts w:ascii="Times New Roman" w:eastAsia="DFKai-SB" w:hAnsi="Times New Roman" w:hint="eastAsia"/>
                 <w:b/>
                 <w:sz w:val="22"/>
               </w:rPr>
@@ -2009,7 +1977,7 @@
             </w:r>
             <w:r>
               <w:rPr>
-                <w:rFonts w:ascii="Times New Roman" w:eastAsia="標楷體" w:hAnsi="Times New Roman"/>
+                <w:rFonts w:ascii="Times New Roman" w:eastAsia="DFKai-SB" w:hAnsi="Times New Roman"/>
                 <w:b/>
                 <w:sz w:val="22"/>
               </w:rPr>
@@ -2017,7 +1985,7 @@
             </w:r>
             <w:r>
               <w:rPr>
-                <w:rFonts w:ascii="Times New Roman" w:eastAsia="標楷體" w:hAnsi="Times New Roman" w:hint="eastAsia"/>
+                <w:rFonts w:ascii="Times New Roman" w:eastAsia="DFKai-SB" w:hAnsi="Times New Roman" w:hint="eastAsia"/>
                 <w:b/>
                 <w:sz w:val="22"/>
               </w:rPr>
@@ -2025,7 +1993,7 @@
             </w:r>
             <w:r>
               <w:rPr>
-                <w:rFonts w:ascii="Times New Roman" w:eastAsia="標楷體" w:hAnsi="Times New Roman"/>
+                <w:rFonts w:ascii="Times New Roman" w:eastAsia="DFKai-SB" w:hAnsi="Times New Roman"/>
                 <w:b/>
                 <w:sz w:val="22"/>
               </w:rPr>
@@ -2047,7 +2015,7 @@
           </w:tcPr>
           <w:p>
             <w:pPr>
-              <w:pStyle w:val="ListParagraph"/>
+              <w:pStyle w:val="a7"/>
               <w:widowControl/>
               <w:overflowPunct w:val="0"/>
               <w:snapToGrid w:val="0"/>
@@ -2055,14 +2023,14 @@
               <w:ind w:leftChars="0" w:left="0"/>
               <w:jc w:val="center"/>
               <w:rPr>
-                <w:rFonts w:ascii="Times New Roman" w:eastAsia="標楷體" w:hAnsi="Times New Roman"/>
+                <w:rFonts w:ascii="Times New Roman" w:eastAsia="DFKai-SB" w:hAnsi="Times New Roman"/>
                 <w:b/>
                 <w:sz w:val="22"/>
               </w:rPr>
             </w:pPr>
             <w:r>
               <w:rPr>
-                <w:rFonts w:ascii="Times New Roman" w:eastAsia="標楷體" w:hAnsi="Times New Roman"/>
+                <w:rFonts w:ascii="Times New Roman" w:eastAsia="DFKai-SB" w:hAnsi="Times New Roman"/>
                 <w:b/>
                 <w:sz w:val="22"/>
               </w:rPr>
@@ -2070,7 +2038,7 @@
             </w:r>
             <w:r>
               <w:rPr>
-                <w:rFonts w:ascii="Times New Roman" w:eastAsia="標楷體" w:hAnsi="Times New Roman"/>
+                <w:rFonts w:ascii="Times New Roman" w:eastAsia="DFKai-SB" w:hAnsi="Times New Roman"/>
                 <w:b/>
                 <w:sz w:val="22"/>
               </w:rPr>
@@ -2079,7 +2047,7 @@
             </w:r>
             <w:r>
               <w:rPr>
-                <w:rFonts w:ascii="Times New Roman" w:eastAsia="標楷體" w:hAnsi="Times New Roman"/>
+                <w:rFonts w:ascii="Times New Roman" w:eastAsia="DFKai-SB" w:hAnsi="Times New Roman"/>
                 <w:b/>
                 <w:sz w:val="22"/>
               </w:rPr>
@@ -2087,7 +2055,7 @@
             </w:r>
             <w:r>
               <w:rPr>
-                <w:rFonts w:ascii="Times New Roman" w:eastAsia="標楷體" w:hAnsi="Times New Roman"/>
+                <w:rFonts w:ascii="Times New Roman" w:eastAsia="DFKai-SB" w:hAnsi="Times New Roman"/>
                 <w:b/>
                 <w:sz w:val="22"/>
               </w:rPr>
@@ -2095,7 +2063,7 @@
             </w:r>
             <w:r>
               <w:rPr>
-                <w:rFonts w:ascii="Times New Roman" w:eastAsia="標楷體" w:hAnsi="Times New Roman"/>
+                <w:rFonts w:ascii="Times New Roman" w:eastAsia="DFKai-SB" w:hAnsi="Times New Roman"/>
                 <w:b/>
                 <w:sz w:val="22"/>
               </w:rPr>
@@ -2103,7 +2071,7 @@
             </w:r>
             <w:r>
               <w:rPr>
-                <w:rFonts w:ascii="Times New Roman" w:eastAsia="標楷體" w:hAnsi="Times New Roman"/>
+                <w:rFonts w:ascii="Times New Roman" w:eastAsia="DFKai-SB" w:hAnsi="Times New Roman"/>
                 <w:b/>
                 <w:sz w:val="22"/>
               </w:rPr>
@@ -2125,7 +2093,7 @@
           </w:tcPr>
           <w:p>
             <w:pPr>
-              <w:pStyle w:val="ListParagraph"/>
+              <w:pStyle w:val="a7"/>
               <w:widowControl/>
               <w:overflowPunct w:val="0"/>
               <w:snapToGrid w:val="0"/>
@@ -2133,14 +2101,14 @@
               <w:ind w:leftChars="0" w:left="0"/>
               <w:jc w:val="center"/>
               <w:rPr>
-                <w:rFonts w:ascii="Times New Roman" w:eastAsia="標楷體" w:hAnsi="Times New Roman"/>
+                <w:rFonts w:ascii="Times New Roman" w:eastAsia="DFKai-SB" w:hAnsi="Times New Roman"/>
                 <w:b/>
                 <w:sz w:val="22"/>
               </w:rPr>
             </w:pPr>
             <w:r>
               <w:rPr>
-                <w:rFonts w:ascii="Times New Roman" w:eastAsia="標楷體" w:hAnsi="Times New Roman"/>
+                <w:rFonts w:ascii="Times New Roman" w:eastAsia="DFKai-SB" w:hAnsi="Times New Roman"/>
                 <w:b/>
                 <w:sz w:val="22"/>
               </w:rPr>
@@ -2148,7 +2116,7 @@
             </w:r>
             <w:r>
               <w:rPr>
-                <w:rFonts w:ascii="Times New Roman" w:eastAsia="標楷體" w:hAnsi="Times New Roman"/>
+                <w:rFonts w:ascii="Times New Roman" w:eastAsia="DFKai-SB" w:hAnsi="Times New Roman"/>
                 <w:b/>
                 <w:sz w:val="22"/>
               </w:rPr>
@@ -2156,7 +2124,7 @@
             </w:r>
             <w:r>
               <w:rPr>
-                <w:rFonts w:ascii="Times New Roman" w:eastAsia="標楷體" w:hAnsi="Times New Roman"/>
+                <w:rFonts w:ascii="Times New Roman" w:eastAsia="DFKai-SB" w:hAnsi="Times New Roman"/>
                 <w:b/>
                 <w:sz w:val="22"/>
               </w:rPr>
@@ -2164,7 +2132,7 @@
             </w:r>
             <w:r>
               <w:rPr>
-                <w:rFonts w:ascii="Times New Roman" w:eastAsia="標楷體" w:hAnsi="Times New Roman"/>
+                <w:rFonts w:ascii="Times New Roman" w:eastAsia="DFKai-SB" w:hAnsi="Times New Roman"/>
                 <w:b/>
                 <w:sz w:val="22"/>
               </w:rPr>
@@ -2172,7 +2140,7 @@
             </w:r>
             <w:r>
               <w:rPr>
-                <w:rFonts w:ascii="Times New Roman" w:eastAsia="標楷體" w:hAnsi="Times New Roman"/>
+                <w:rFonts w:ascii="Times New Roman" w:eastAsia="DFKai-SB" w:hAnsi="Times New Roman"/>
                 <w:b/>
                 <w:sz w:val="22"/>
               </w:rPr>
@@ -2194,7 +2162,7 @@
           </w:tcPr>
           <w:p>
             <w:pPr>
-              <w:pStyle w:val="ListParagraph"/>
+              <w:pStyle w:val="a7"/>
               <w:widowControl/>
               <w:overflowPunct w:val="0"/>
               <w:snapToGrid w:val="0"/>
@@ -2202,14 +2170,14 @@
               <w:ind w:leftChars="0" w:left="0"/>
               <w:jc w:val="center"/>
               <w:rPr>
-                <w:rFonts w:ascii="Times New Roman" w:eastAsia="標楷體" w:hAnsi="Times New Roman"/>
+                <w:rFonts w:ascii="Times New Roman" w:eastAsia="DFKai-SB" w:hAnsi="Times New Roman"/>
                 <w:b/>
                 <w:sz w:val="22"/>
               </w:rPr>
             </w:pPr>
             <w:r>
               <w:rPr>
-                <w:rFonts w:ascii="Times New Roman" w:eastAsia="標楷體" w:hAnsi="Times New Roman"/>
+                <w:rFonts w:ascii="Times New Roman" w:eastAsia="DFKai-SB" w:hAnsi="Times New Roman"/>
                 <w:b/>
                 <w:sz w:val="22"/>
               </w:rPr>
@@ -2217,7 +2185,7 @@
             </w:r>
             <w:r>
               <w:rPr>
-                <w:rFonts w:ascii="Times New Roman" w:eastAsia="標楷體" w:hAnsi="Times New Roman" w:hint="eastAsia"/>
+                <w:rFonts w:ascii="Times New Roman" w:eastAsia="DFKai-SB" w:hAnsi="Times New Roman" w:hint="eastAsia"/>
                 <w:b/>
                 <w:sz w:val="22"/>
               </w:rPr>
@@ -2225,7 +2193,7 @@
             </w:r>
             <w:r>
               <w:rPr>
-                <w:rFonts w:ascii="Times New Roman" w:eastAsia="標楷體" w:hAnsi="Times New Roman"/>
+                <w:rFonts w:ascii="Times New Roman" w:eastAsia="DFKai-SB" w:hAnsi="Times New Roman"/>
                 <w:b/>
                 <w:i/>
               </w:rPr>
@@ -2233,7 +2201,7 @@
             </w:r>
             <w:r>
               <w:rPr>
-                <w:rFonts w:ascii="Times New Roman" w:eastAsia="標楷體" w:hAnsi="Times New Roman"/>
+                <w:rFonts w:ascii="Times New Roman" w:eastAsia="DFKai-SB" w:hAnsi="Times New Roman"/>
                 <w:b/>
                 <w:sz w:val="22"/>
               </w:rPr>
@@ -2258,11 +2226,9 @@
             <w:vAlign w:val="center"/>
           </w:tcPr>
           <w:p>
-            <w:del w:id="8" w:author="Henry Fung" w:date="2026-05-28T14:31:00Z" w16du:dateUtc="2026-05-28T06:31:00Z">
-              <w:r>
-                <w:delText>Part-time Business Development Manager</w:delText>
-              </w:r>
-            </w:del>
+            <w:r>
+              <w:t>Full stack developer</w:t>
+            </w:r>
           </w:p>
         </w:tc>
         <w:tc>
@@ -2277,11 +2243,9 @@
             <w:vAlign w:val="center"/>
           </w:tcPr>
           <w:p>
-            <w:del w:id="9" w:author="Henry Fung" w:date="2026-05-28T14:31:00Z" w16du:dateUtc="2026-05-28T06:31:00Z">
-              <w:r>
-                <w:delText>1</w:delText>
-              </w:r>
-            </w:del>
+            <w:r>
+              <w:t>1</w:t>
+            </w:r>
           </w:p>
         </w:tc>
         <w:tc>
@@ -2296,11 +2260,9 @@
             <w:vAlign w:val="center"/>
           </w:tcPr>
           <w:p>
-            <w:del w:id="10" w:author="Henry Fung" w:date="2026-05-28T14:31:00Z" w16du:dateUtc="2026-05-28T06:31:00Z">
-              <w:r>
-                <w:delText>01/04/2025-31/03/2026</w:delText>
-              </w:r>
-            </w:del>
+            <w:r>
+              <w:t>01/04/2025-30/06/2025</w:t>
+            </w:r>
           </w:p>
         </w:tc>
         <w:tc>
@@ -2315,11 +2277,9 @@
             <w:vAlign w:val="center"/>
           </w:tcPr>
           <w:p>
-            <w:del w:id="11" w:author="Henry Fung" w:date="2026-05-28T14:31:00Z" w16du:dateUtc="2026-05-28T06:31:00Z">
-              <w:r>
-                <w:delText>12</w:delText>
-              </w:r>
-            </w:del>
+            <w:r>
+              <w:t>3</w:t>
+            </w:r>
           </w:p>
         </w:tc>
         <w:tc>
@@ -2337,11 +2297,21 @@
             <w:pPr>
               <w:jc w:val="right"/>
             </w:pPr>
-            <w:del w:id="12" w:author="Henry Fung" w:date="2026-05-28T14:31:00Z" w16du:dateUtc="2026-05-28T06:31:00Z">
-              <w:r>
-                <w:delText>9,600.00</w:delText>
-              </w:r>
-            </w:del>
+            <w:r>
+              <w:t>2</w:t>
+            </w:r>
+            <w:r>
+              <w:t>2</w:t>
+            </w:r>
+            <w:r>
+              <w:t>,</w:t>
+            </w:r>
+            <w:r>
+              <w:t>00</w:t>
+            </w:r>
+            <w:r>
+              <w:t>0.00</w:t>
+            </w:r>
           </w:p>
         </w:tc>
         <w:tc>
@@ -2359,11 +2329,21 @@
             <w:pPr>
               <w:jc w:val="right"/>
             </w:pPr>
-            <w:del w:id="13" w:author="Henry Fung" w:date="2026-05-28T14:31:00Z" w16du:dateUtc="2026-05-28T06:31:00Z">
-              <w:r>
-                <w:delText>115,200.00</w:delText>
-              </w:r>
-            </w:del>
+            <w:r>
+              <w:t>6</w:t>
+            </w:r>
+            <w:r>
+              <w:t>6</w:t>
+            </w:r>
+            <w:r>
+              <w:t>,</w:t>
+            </w:r>
+            <w:r>
+              <w:t>00</w:t>
+            </w:r>
+            <w:r>
+              <w:t>0.00</w:t>
+            </w:r>
           </w:p>
         </w:tc>
       </w:tr>
@@ -2383,11 +2363,9 @@
             <w:vAlign w:val="center"/>
           </w:tcPr>
           <w:p>
-            <w:del w:id="14" w:author="Henry Fung" w:date="2026-05-28T14:31:00Z" w16du:dateUtc="2026-05-28T06:31:00Z">
-              <w:r>
-                <w:delText>MPF to Part-time Business Development Manager</w:delText>
-              </w:r>
-            </w:del>
+            <w:r>
+              <w:t>MPF to Full stack developer</w:t>
+            </w:r>
           </w:p>
         </w:tc>
         <w:tc>
@@ -2402,11 +2380,9 @@
             <w:vAlign w:val="center"/>
           </w:tcPr>
           <w:p>
-            <w:del w:id="15" w:author="Henry Fung" w:date="2026-05-28T14:31:00Z" w16du:dateUtc="2026-05-28T06:31:00Z">
-              <w:r>
-                <w:delText>1</w:delText>
-              </w:r>
-            </w:del>
+            <w:r>
+              <w:t>1</w:t>
+            </w:r>
           </w:p>
         </w:tc>
         <w:tc>
@@ -2421,11 +2397,9 @@
             <w:vAlign w:val="center"/>
           </w:tcPr>
           <w:p>
-            <w:del w:id="16" w:author="Henry Fung" w:date="2026-05-28T14:31:00Z" w16du:dateUtc="2026-05-28T06:31:00Z">
-              <w:r>
-                <w:delText>01/04/2025-31/03/2026</w:delText>
-              </w:r>
-            </w:del>
+            <w:r>
+              <w:t>01/04/2025-30/06/2025</w:t>
+            </w:r>
           </w:p>
         </w:tc>
         <w:tc>
@@ -2440,11 +2414,9 @@
             <w:vAlign w:val="center"/>
           </w:tcPr>
           <w:p>
-            <w:del w:id="17" w:author="Henry Fung" w:date="2026-05-28T14:31:00Z" w16du:dateUtc="2026-05-28T06:31:00Z">
-              <w:r>
-                <w:delText>12</w:delText>
-              </w:r>
-            </w:del>
+            <w:r>
+              <w:t>3</w:t>
+            </w:r>
           </w:p>
         </w:tc>
         <w:tc>
@@ -2462,11 +2434,21 @@
             <w:pPr>
               <w:jc w:val="right"/>
             </w:pPr>
-            <w:del w:id="18" w:author="Henry Fung" w:date="2026-05-28T14:31:00Z" w16du:dateUtc="2026-05-28T06:31:00Z">
-              <w:r>
-                <w:delText>480.00</w:delText>
-              </w:r>
-            </w:del>
+            <w:r>
+              <w:t>1,</w:t>
+            </w:r>
+            <w:r>
+              <w:t>10</w:t>
+            </w:r>
+            <w:r>
+              <w:t>0.</w:t>
+            </w:r>
+            <w:r>
+              <w:t>0</w:t>
+            </w:r>
+            <w:r>
+              <w:t>0</w:t>
+            </w:r>
           </w:p>
         </w:tc>
         <w:tc>
@@ -2484,11 +2466,21 @@
             <w:pPr>
               <w:jc w:val="right"/>
             </w:pPr>
-            <w:del w:id="19" w:author="Henry Fung" w:date="2026-05-28T14:31:00Z" w16du:dateUtc="2026-05-28T06:31:00Z">
-              <w:r>
-                <w:delText>5,760.00</w:delText>
-              </w:r>
-            </w:del>
+            <w:r>
+              <w:t>3,</w:t>
+            </w:r>
+            <w:r>
+              <w:t>300</w:t>
+            </w:r>
+            <w:r>
+              <w:t>.</w:t>
+            </w:r>
+            <w:r>
+              <w:t>0</w:t>
+            </w:r>
+            <w:r>
+              <w:t>0</w:t>
+            </w:r>
           </w:p>
         </w:tc>
       </w:tr>
@@ -2509,7 +2501,10 @@
           </w:tcPr>
           <w:p>
             <w:r>
-              <w:t>Full stack developer</w:t>
+              <w:t xml:space="preserve">Machine Learning </w:t>
+            </w:r>
+            <w:r>
+              <w:t>Researcher</w:t>
             </w:r>
           </w:p>
         </w:tc>
@@ -2543,7 +2538,7 @@
           </w:tcPr>
           <w:p>
             <w:r>
-              <w:t>01/04/2025-30/06/2025</w:t>
+              <w:t>01/09/2025-31/12/2025</w:t>
             </w:r>
           </w:p>
         </w:tc>
@@ -2560,7 +2555,7 @@
           </w:tcPr>
           <w:p>
             <w:r>
-              <w:t>3</w:t>
+              <w:t>4</w:t>
             </w:r>
           </w:p>
         </w:tc>
@@ -2580,33 +2575,7 @@
               <w:jc w:val="right"/>
             </w:pPr>
             <w:r>
-              <w:t>2</w:t>
-            </w:r>
-            <w:ins w:id="20" w:author="Henry Fung" w:date="2026-05-28T14:31:00Z" w16du:dateUtc="2026-05-28T06:31:00Z">
-              <w:r>
-                <w:t>2</w:t>
-              </w:r>
-            </w:ins>
-            <w:del w:id="21" w:author="Henry Fung" w:date="2026-05-28T14:31:00Z" w16du:dateUtc="2026-05-28T06:31:00Z">
-              <w:r>
-                <w:delText>1</w:delText>
-              </w:r>
-            </w:del>
-            <w:r>
-              <w:t>,</w:t>
-            </w:r>
-            <w:del w:id="22" w:author="Henry Fung" w:date="2026-05-28T14:31:00Z" w16du:dateUtc="2026-05-28T06:31:00Z">
-              <w:r>
-                <w:delText>73</w:delText>
-              </w:r>
-            </w:del>
-            <w:ins w:id="23" w:author="Henry Fung" w:date="2026-05-28T14:31:00Z" w16du:dateUtc="2026-05-28T06:31:00Z">
-              <w:r>
-                <w:t>00</w:t>
-              </w:r>
-            </w:ins>
-            <w:r>
-              <w:t>0.00</w:t>
+              <w:t>18,000.00</w:t>
             </w:r>
           </w:p>
         </w:tc>
@@ -2626,33 +2595,7 @@
               <w:jc w:val="right"/>
             </w:pPr>
             <w:r>
-              <w:t>6</w:t>
-            </w:r>
-            <w:ins w:id="24" w:author="Henry Fung" w:date="2026-05-28T14:31:00Z" w16du:dateUtc="2026-05-28T06:31:00Z">
-              <w:r>
-                <w:t>6</w:t>
-              </w:r>
-            </w:ins>
-            <w:del w:id="25" w:author="Henry Fung" w:date="2026-05-28T14:31:00Z" w16du:dateUtc="2026-05-28T06:31:00Z">
-              <w:r>
-                <w:delText>5</w:delText>
-              </w:r>
-            </w:del>
-            <w:r>
-              <w:t>,</w:t>
-            </w:r>
-            <w:del w:id="26" w:author="Henry Fung" w:date="2026-05-28T14:31:00Z" w16du:dateUtc="2026-05-28T06:31:00Z">
-              <w:r>
-                <w:delText>19</w:delText>
-              </w:r>
-            </w:del>
-            <w:ins w:id="27" w:author="Henry Fung" w:date="2026-05-28T14:31:00Z" w16du:dateUtc="2026-05-28T06:31:00Z">
-              <w:r>
-                <w:t>00</w:t>
-              </w:r>
-            </w:ins>
-            <w:r>
-              <w:t>0.00</w:t>
+              <w:t>72,000.00</w:t>
             </w:r>
           </w:p>
         </w:tc>
@@ -2674,7 +2617,13 @@
           </w:tcPr>
           <w:p>
             <w:r>
-              <w:t>MPF to Full stack developer</w:t>
+              <w:t xml:space="preserve">MPF to </w:t>
+            </w:r>
+            <w:r>
+              <w:t xml:space="preserve">Machine Learning </w:t>
+            </w:r>
+            <w:r>
+              <w:t>Researcher</w:t>
             </w:r>
           </w:p>
         </w:tc>
@@ -2708,7 +2657,7 @@
           </w:tcPr>
           <w:p>
             <w:r>
-              <w:t>01/04/2025-30/06/2025</w:t>
+              <w:t>01/09/2025-31/12/2025</w:t>
             </w:r>
           </w:p>
         </w:tc>
@@ -2725,7 +2674,7 @@
           </w:tcPr>
           <w:p>
             <w:r>
-              <w:t>3</w:t>
+              <w:t>4</w:t>
             </w:r>
           </w:p>
         </w:tc>
@@ -2745,41 +2694,7 @@
               <w:jc w:val="right"/>
             </w:pPr>
             <w:r>
-              <w:t>1,</w:t>
-            </w:r>
-            <w:ins w:id="28" w:author="Henry Fung" w:date="2026-05-28T14:31:00Z" w16du:dateUtc="2026-05-28T06:31:00Z">
-              <w:r>
-                <w:t>1</w:t>
-              </w:r>
-            </w:ins>
-            <w:ins w:id="29" w:author="Henry Fung" w:date="2026-05-28T14:32:00Z" w16du:dateUtc="2026-05-28T06:32:00Z">
-              <w:r>
-                <w:t>0</w:t>
-              </w:r>
-            </w:ins>
-            <w:r>
-              <w:t>0</w:t>
-            </w:r>
-            <w:del w:id="30" w:author="Henry Fung" w:date="2026-05-28T14:32:00Z" w16du:dateUtc="2026-05-28T06:32:00Z">
-              <w:r>
-                <w:delText>86</w:delText>
-              </w:r>
-            </w:del>
-            <w:r>
-              <w:t>.</w:t>
-            </w:r>
-            <w:del w:id="31" w:author="Henry Fung" w:date="2026-05-28T14:32:00Z" w16du:dateUtc="2026-05-28T06:32:00Z">
-              <w:r>
-                <w:delText>5</w:delText>
-              </w:r>
-            </w:del>
-            <w:ins w:id="32" w:author="Henry Fung" w:date="2026-05-28T14:32:00Z" w16du:dateUtc="2026-05-28T06:32:00Z">
-              <w:r>
-                <w:t>0</w:t>
-              </w:r>
-            </w:ins>
-            <w:r>
-              <w:t>0</w:t>
+              <w:t>900.00</w:t>
             </w:r>
           </w:p>
         </w:tc>
@@ -2799,33 +2714,7 @@
               <w:jc w:val="right"/>
             </w:pPr>
             <w:r>
-              <w:t>3,</w:t>
-            </w:r>
-            <w:ins w:id="33" w:author="Henry Fung" w:date="2026-05-28T14:32:00Z" w16du:dateUtc="2026-05-28T06:32:00Z">
-              <w:r>
-                <w:t>300</w:t>
-              </w:r>
-            </w:ins>
-            <w:del w:id="34" w:author="Henry Fung" w:date="2026-05-28T14:32:00Z" w16du:dateUtc="2026-05-28T06:32:00Z">
-              <w:r>
-                <w:delText>259</w:delText>
-              </w:r>
-            </w:del>
-            <w:r>
-              <w:t>.</w:t>
-            </w:r>
-            <w:ins w:id="35" w:author="Henry Fung" w:date="2026-05-28T14:32:00Z" w16du:dateUtc="2026-05-28T06:32:00Z">
-              <w:r>
-                <w:t>0</w:t>
-              </w:r>
-            </w:ins>
-            <w:del w:id="36" w:author="Henry Fung" w:date="2026-05-28T14:32:00Z" w16du:dateUtc="2026-05-28T06:32:00Z">
-              <w:r>
-                <w:delText>5</w:delText>
-              </w:r>
-            </w:del>
-            <w:r>
-              <w:t>0</w:t>
+              <w:t>3,600.00</w:t>
             </w:r>
           </w:p>
         </w:tc>
@@ -2846,13 +2735,14 @@
             <w:vAlign w:val="center"/>
           </w:tcPr>
           <w:p>
-            <w:ins w:id="37" w:author="Henry Fung" w:date="2026-05-28T14:32:00Z" w16du:dateUtc="2026-05-28T06:32:00Z">
-              <w:r>
-                <w:t xml:space="preserve">Machine Learning </w:t>
-              </w:r>
-            </w:ins>
-            <w:r>
-              <w:t>Researcher</w:t>
+            <w:r>
+              <w:t>Pa</w:t>
+            </w:r>
+            <w:r>
+              <w:t>rt-time Business Development</w:t>
+            </w:r>
+            <w:r>
+              <w:t xml:space="preserve"> Manager</w:t>
             </w:r>
           </w:p>
         </w:tc>
@@ -2886,7 +2776,7 @@
           </w:tcPr>
           <w:p>
             <w:r>
-              <w:t>01/09/2025-31/12/2025</w:t>
+              <w:t>01/04/2025-31/03/2026</w:t>
             </w:r>
           </w:p>
         </w:tc>
@@ -2903,7 +2793,7 @@
           </w:tcPr>
           <w:p>
             <w:r>
-              <w:t>4</w:t>
+              <w:t>12</w:t>
             </w:r>
           </w:p>
         </w:tc>
@@ -2923,7 +2813,7 @@
               <w:jc w:val="right"/>
             </w:pPr>
             <w:r>
-              <w:t>18,000.00</w:t>
+              <w:t>10,000.00</w:t>
             </w:r>
           </w:p>
         </w:tc>
@@ -2943,7 +2833,7 @@
               <w:jc w:val="right"/>
             </w:pPr>
             <w:r>
-              <w:t>72,000.00</w:t>
+              <w:t>120,000.00</w:t>
             </w:r>
           </w:p>
         </w:tc>
@@ -2965,16 +2855,11 @@
           </w:tcPr>
           <w:p>
             <w:r>
+              <w:t xml:space="preserve">MPF to Part-time </w:t>
+            </w:r>
+            <w:r>
               <w:lastRenderedPageBreak/>
-              <w:t xml:space="preserve">MPF to </w:t>
-            </w:r>
-            <w:ins w:id="38" w:author="Henry Fung" w:date="2026-05-28T14:32:00Z" w16du:dateUtc="2026-05-28T06:32:00Z">
-              <w:r>
-                <w:t xml:space="preserve">Machine Learning </w:t>
-              </w:r>
-            </w:ins>
-            <w:r>
-              <w:t>Researcher</w:t>
+              <w:t>Business Development Manager</w:t>
             </w:r>
           </w:p>
         </w:tc>
@@ -2991,6 +2876,7 @@
           </w:tcPr>
           <w:p>
             <w:r>
+              <w:lastRenderedPageBreak/>
               <w:t>1</w:t>
             </w:r>
           </w:p>
@@ -3008,7 +2894,11 @@
           </w:tcPr>
           <w:p>
             <w:r>
-              <w:t>01/09/2025-31/12/2025</w:t>
+              <w:t>01/04/2025-</w:t>
+            </w:r>
+            <w:r>
+              <w:lastRenderedPageBreak/>
+              <w:t>31/03/2026</w:t>
             </w:r>
           </w:p>
         </w:tc>
@@ -3025,7 +2915,8 @@
           </w:tcPr>
           <w:p>
             <w:r>
-              <w:t>4</w:t>
+              <w:lastRenderedPageBreak/>
+              <w:t>12</w:t>
             </w:r>
           </w:p>
         </w:tc>
@@ -3045,7 +2936,7 @@
               <w:jc w:val="right"/>
             </w:pPr>
             <w:r>
-              <w:t>900.00</w:t>
+              <w:t>500.00</w:t>
             </w:r>
           </w:p>
         </w:tc>
@@ -3065,367 +2956,8 @@
               <w:jc w:val="right"/>
             </w:pPr>
             <w:r>
-              <w:t>3,600.00</w:t>
-            </w:r>
-          </w:p>
-        </w:tc>
-      </w:tr>
-      <w:tr>
-        <w:trPr>
-          <w:jc w:val="center"/>
-          <w:ins w:id="39" w:author="Henry Fung" w:date="2026-05-28T14:31:00Z" w16du:dateUtc="2026-05-28T06:31:00Z"/>
-        </w:trPr>
-        <w:tc>
-          <w:tcPr>
-            <w:tcW w:w="2016" w:type="dxa"/>
-            <w:tcBorders>
-              <w:top w:val="single" w:sz="4" w:space="0" w:color="auto"/>
-              <w:left w:val="single" w:sz="4" w:space="0" w:color="auto"/>
-              <w:bottom w:val="single" w:sz="4" w:space="0" w:color="auto"/>
-              <w:right w:val="single" w:sz="4" w:space="0" w:color="auto"/>
-            </w:tcBorders>
-            <w:vAlign w:val="center"/>
-          </w:tcPr>
-          <w:p>
-            <w:pPr>
-              <w:rPr>
-                <w:ins w:id="40" w:author="Henry Fung" w:date="2026-05-28T14:31:00Z" w16du:dateUtc="2026-05-28T06:31:00Z"/>
-              </w:rPr>
-            </w:pPr>
-            <w:ins w:id="41" w:author="Henry Fung" w:date="2026-05-28T14:31:00Z" w16du:dateUtc="2026-05-28T06:31:00Z">
-              <w:r>
-                <w:t>Part-time Business Development Manager</w:t>
-              </w:r>
-            </w:ins>
-          </w:p>
-        </w:tc>
-        <w:tc>
-          <w:tcPr>
-            <w:tcW w:w="720" w:type="dxa"/>
-            <w:tcBorders>
-              <w:top w:val="single" w:sz="4" w:space="0" w:color="auto"/>
-              <w:left w:val="single" w:sz="4" w:space="0" w:color="auto"/>
-              <w:bottom w:val="single" w:sz="4" w:space="0" w:color="auto"/>
-              <w:right w:val="single" w:sz="4" w:space="0" w:color="auto"/>
-            </w:tcBorders>
-            <w:vAlign w:val="center"/>
-          </w:tcPr>
-          <w:p>
-            <w:pPr>
-              <w:rPr>
-                <w:ins w:id="42" w:author="Henry Fung" w:date="2026-05-28T14:31:00Z" w16du:dateUtc="2026-05-28T06:31:00Z"/>
-              </w:rPr>
-            </w:pPr>
-            <w:ins w:id="43" w:author="Henry Fung" w:date="2026-05-28T14:31:00Z" w16du:dateUtc="2026-05-28T06:31:00Z">
-              <w:r>
-                <w:t>1</w:t>
-              </w:r>
-            </w:ins>
-          </w:p>
-        </w:tc>
-        <w:tc>
-          <w:tcPr>
-            <w:tcW w:w="1728" w:type="dxa"/>
-            <w:tcBorders>
-              <w:top w:val="single" w:sz="4" w:space="0" w:color="auto"/>
-              <w:left w:val="single" w:sz="4" w:space="0" w:color="auto"/>
-              <w:bottom w:val="single" w:sz="4" w:space="0" w:color="auto"/>
-              <w:right w:val="single" w:sz="4" w:space="0" w:color="auto"/>
-            </w:tcBorders>
-            <w:vAlign w:val="center"/>
-          </w:tcPr>
-          <w:p>
-            <w:pPr>
-              <w:rPr>
-                <w:ins w:id="44" w:author="Henry Fung" w:date="2026-05-28T14:31:00Z" w16du:dateUtc="2026-05-28T06:31:00Z"/>
-              </w:rPr>
-            </w:pPr>
-            <w:ins w:id="45" w:author="Henry Fung" w:date="2026-05-28T14:31:00Z" w16du:dateUtc="2026-05-28T06:31:00Z">
-              <w:r>
-                <w:t>01/04/2025-31/03/2026</w:t>
-              </w:r>
-            </w:ins>
-          </w:p>
-        </w:tc>
-        <w:tc>
-          <w:tcPr>
-            <w:tcW w:w="1080" w:type="dxa"/>
-            <w:tcBorders>
-              <w:top w:val="single" w:sz="4" w:space="0" w:color="auto"/>
-              <w:left w:val="single" w:sz="4" w:space="0" w:color="auto"/>
-              <w:bottom w:val="single" w:sz="4" w:space="0" w:color="auto"/>
-              <w:right w:val="single" w:sz="4" w:space="0" w:color="auto"/>
-            </w:tcBorders>
-            <w:vAlign w:val="center"/>
-          </w:tcPr>
-          <w:p>
-            <w:pPr>
-              <w:rPr>
-                <w:ins w:id="46" w:author="Henry Fung" w:date="2026-05-28T14:31:00Z" w16du:dateUtc="2026-05-28T06:31:00Z"/>
-              </w:rPr>
-            </w:pPr>
-            <w:ins w:id="47" w:author="Henry Fung" w:date="2026-05-28T14:31:00Z" w16du:dateUtc="2026-05-28T06:31:00Z">
-              <w:r>
-                <w:t>12</w:t>
-              </w:r>
-            </w:ins>
-          </w:p>
-        </w:tc>
-        <w:tc>
-          <w:tcPr>
-            <w:tcW w:w="1872" w:type="dxa"/>
-            <w:tcBorders>
-              <w:top w:val="single" w:sz="4" w:space="0" w:color="auto"/>
-              <w:left w:val="single" w:sz="4" w:space="0" w:color="auto"/>
-              <w:bottom w:val="single" w:sz="4" w:space="0" w:color="auto"/>
-              <w:right w:val="single" w:sz="4" w:space="0" w:color="auto"/>
-            </w:tcBorders>
-            <w:vAlign w:val="center"/>
-          </w:tcPr>
-          <w:p>
-            <w:pPr>
-              <w:jc w:val="right"/>
-              <w:rPr>
-                <w:ins w:id="48" w:author="Henry Fung" w:date="2026-05-28T14:31:00Z" w16du:dateUtc="2026-05-28T06:31:00Z"/>
-              </w:rPr>
-            </w:pPr>
-            <w:ins w:id="49" w:author="Henry Fung" w:date="2026-05-28T14:32:00Z" w16du:dateUtc="2026-05-28T06:32:00Z">
-              <w:r>
-                <w:t>10</w:t>
-              </w:r>
-            </w:ins>
-            <w:ins w:id="50" w:author="Henry Fung" w:date="2026-05-28T14:31:00Z" w16du:dateUtc="2026-05-28T06:31:00Z">
-              <w:r>
-                <w:t>,</w:t>
-              </w:r>
-            </w:ins>
-            <w:ins w:id="51" w:author="Henry Fung" w:date="2026-05-28T14:32:00Z" w16du:dateUtc="2026-05-28T06:32:00Z">
-              <w:r>
-                <w:t>0</w:t>
-              </w:r>
-            </w:ins>
-            <w:ins w:id="52" w:author="Henry Fung" w:date="2026-05-28T14:31:00Z" w16du:dateUtc="2026-05-28T06:31:00Z">
-              <w:r>
-                <w:t>00.00</w:t>
-              </w:r>
-            </w:ins>
-          </w:p>
-        </w:tc>
-        <w:tc>
-          <w:tcPr>
-            <w:tcW w:w="1872" w:type="dxa"/>
-            <w:tcBorders>
-              <w:top w:val="single" w:sz="4" w:space="0" w:color="auto"/>
-              <w:left w:val="single" w:sz="4" w:space="0" w:color="auto"/>
-              <w:bottom w:val="single" w:sz="4" w:space="0" w:color="auto"/>
-              <w:right w:val="single" w:sz="4" w:space="0" w:color="auto"/>
-            </w:tcBorders>
-            <w:vAlign w:val="center"/>
-          </w:tcPr>
-          <w:p>
-            <w:pPr>
-              <w:jc w:val="right"/>
-              <w:rPr>
-                <w:ins w:id="53" w:author="Henry Fung" w:date="2026-05-28T14:31:00Z" w16du:dateUtc="2026-05-28T06:31:00Z"/>
-              </w:rPr>
-            </w:pPr>
-            <w:ins w:id="54" w:author="Henry Fung" w:date="2026-05-28T14:31:00Z" w16du:dateUtc="2026-05-28T06:31:00Z">
-              <w:r>
-                <w:t>1</w:t>
-              </w:r>
-            </w:ins>
-            <w:ins w:id="55" w:author="Henry Fung" w:date="2026-05-28T14:32:00Z" w16du:dateUtc="2026-05-28T06:32:00Z">
-              <w:r>
-                <w:t>20</w:t>
-              </w:r>
-            </w:ins>
-            <w:ins w:id="56" w:author="Henry Fung" w:date="2026-05-28T14:31:00Z" w16du:dateUtc="2026-05-28T06:31:00Z">
-              <w:r>
-                <w:t>,</w:t>
-              </w:r>
-            </w:ins>
-            <w:ins w:id="57" w:author="Henry Fung" w:date="2026-05-28T14:32:00Z" w16du:dateUtc="2026-05-28T06:32:00Z">
-              <w:r>
-                <w:t>0</w:t>
-              </w:r>
-            </w:ins>
-            <w:ins w:id="58" w:author="Henry Fung" w:date="2026-05-28T14:31:00Z" w16du:dateUtc="2026-05-28T06:31:00Z">
-              <w:r>
-                <w:t>00.00</w:t>
-              </w:r>
-            </w:ins>
-          </w:p>
-        </w:tc>
-      </w:tr>
-      <w:tr>
-        <w:trPr>
-          <w:jc w:val="center"/>
-          <w:ins w:id="59" w:author="Henry Fung" w:date="2026-05-28T14:31:00Z" w16du:dateUtc="2026-05-28T06:31:00Z"/>
-        </w:trPr>
-        <w:tc>
-          <w:tcPr>
-            <w:tcW w:w="2016" w:type="dxa"/>
-            <w:tcBorders>
-              <w:top w:val="single" w:sz="4" w:space="0" w:color="auto"/>
-              <w:left w:val="single" w:sz="4" w:space="0" w:color="auto"/>
-              <w:bottom w:val="single" w:sz="4" w:space="0" w:color="auto"/>
-              <w:right w:val="single" w:sz="4" w:space="0" w:color="auto"/>
-            </w:tcBorders>
-            <w:vAlign w:val="center"/>
-          </w:tcPr>
-          <w:p>
-            <w:pPr>
-              <w:rPr>
-                <w:ins w:id="60" w:author="Henry Fung" w:date="2026-05-28T14:31:00Z" w16du:dateUtc="2026-05-28T06:31:00Z"/>
-              </w:rPr>
-            </w:pPr>
-            <w:ins w:id="61" w:author="Henry Fung" w:date="2026-05-28T14:31:00Z" w16du:dateUtc="2026-05-28T06:31:00Z">
-              <w:r>
-                <w:t>MPF to Part-time Business Development Manager</w:t>
-              </w:r>
-            </w:ins>
-          </w:p>
-        </w:tc>
-        <w:tc>
-          <w:tcPr>
-            <w:tcW w:w="720" w:type="dxa"/>
-            <w:tcBorders>
-              <w:top w:val="single" w:sz="4" w:space="0" w:color="auto"/>
-              <w:left w:val="single" w:sz="4" w:space="0" w:color="auto"/>
-              <w:bottom w:val="single" w:sz="4" w:space="0" w:color="auto"/>
-              <w:right w:val="single" w:sz="4" w:space="0" w:color="auto"/>
-            </w:tcBorders>
-            <w:vAlign w:val="center"/>
-          </w:tcPr>
-          <w:p>
-            <w:pPr>
-              <w:rPr>
-                <w:ins w:id="62" w:author="Henry Fung" w:date="2026-05-28T14:31:00Z" w16du:dateUtc="2026-05-28T06:31:00Z"/>
-              </w:rPr>
-            </w:pPr>
-            <w:ins w:id="63" w:author="Henry Fung" w:date="2026-05-28T14:31:00Z" w16du:dateUtc="2026-05-28T06:31:00Z">
-              <w:r>
-                <w:t>1</w:t>
-              </w:r>
-            </w:ins>
-          </w:p>
-        </w:tc>
-        <w:tc>
-          <w:tcPr>
-            <w:tcW w:w="1728" w:type="dxa"/>
-            <w:tcBorders>
-              <w:top w:val="single" w:sz="4" w:space="0" w:color="auto"/>
-              <w:left w:val="single" w:sz="4" w:space="0" w:color="auto"/>
-              <w:bottom w:val="single" w:sz="4" w:space="0" w:color="auto"/>
-              <w:right w:val="single" w:sz="4" w:space="0" w:color="auto"/>
-            </w:tcBorders>
-            <w:vAlign w:val="center"/>
-          </w:tcPr>
-          <w:p>
-            <w:pPr>
-              <w:rPr>
-                <w:ins w:id="64" w:author="Henry Fung" w:date="2026-05-28T14:31:00Z" w16du:dateUtc="2026-05-28T06:31:00Z"/>
-              </w:rPr>
-            </w:pPr>
-            <w:ins w:id="65" w:author="Henry Fung" w:date="2026-05-28T14:31:00Z" w16du:dateUtc="2026-05-28T06:31:00Z">
-              <w:r>
-                <w:t>01/04/2025-31/03/2026</w:t>
-              </w:r>
-            </w:ins>
-          </w:p>
-        </w:tc>
-        <w:tc>
-          <w:tcPr>
-            <w:tcW w:w="1080" w:type="dxa"/>
-            <w:tcBorders>
-              <w:top w:val="single" w:sz="4" w:space="0" w:color="auto"/>
-              <w:left w:val="single" w:sz="4" w:space="0" w:color="auto"/>
-              <w:bottom w:val="single" w:sz="4" w:space="0" w:color="auto"/>
-              <w:right w:val="single" w:sz="4" w:space="0" w:color="auto"/>
-            </w:tcBorders>
-            <w:vAlign w:val="center"/>
-          </w:tcPr>
-          <w:p>
-            <w:pPr>
-              <w:rPr>
-                <w:ins w:id="66" w:author="Henry Fung" w:date="2026-05-28T14:31:00Z" w16du:dateUtc="2026-05-28T06:31:00Z"/>
-              </w:rPr>
-            </w:pPr>
-            <w:ins w:id="67" w:author="Henry Fung" w:date="2026-05-28T14:31:00Z" w16du:dateUtc="2026-05-28T06:31:00Z">
-              <w:r>
-                <w:t>12</w:t>
-              </w:r>
-            </w:ins>
-          </w:p>
-        </w:tc>
-        <w:tc>
-          <w:tcPr>
-            <w:tcW w:w="1872" w:type="dxa"/>
-            <w:tcBorders>
-              <w:top w:val="single" w:sz="4" w:space="0" w:color="auto"/>
-              <w:left w:val="single" w:sz="4" w:space="0" w:color="auto"/>
-              <w:bottom w:val="single" w:sz="4" w:space="0" w:color="auto"/>
-              <w:right w:val="single" w:sz="4" w:space="0" w:color="auto"/>
-            </w:tcBorders>
-            <w:vAlign w:val="center"/>
-          </w:tcPr>
-          <w:p>
-            <w:pPr>
-              <w:jc w:val="right"/>
-              <w:rPr>
-                <w:ins w:id="68" w:author="Henry Fung" w:date="2026-05-28T14:31:00Z" w16du:dateUtc="2026-05-28T06:31:00Z"/>
-              </w:rPr>
-            </w:pPr>
-            <w:ins w:id="69" w:author="Henry Fung" w:date="2026-05-28T14:32:00Z" w16du:dateUtc="2026-05-28T06:32:00Z">
-              <w:r>
-                <w:t>50</w:t>
-              </w:r>
-            </w:ins>
-            <w:ins w:id="70" w:author="Henry Fung" w:date="2026-05-28T14:31:00Z" w16du:dateUtc="2026-05-28T06:31:00Z">
-              <w:r>
-                <w:t>0.00</w:t>
-              </w:r>
-            </w:ins>
-          </w:p>
-        </w:tc>
-        <w:tc>
-          <w:tcPr>
-            <w:tcW w:w="1872" w:type="dxa"/>
-            <w:tcBorders>
-              <w:top w:val="single" w:sz="4" w:space="0" w:color="auto"/>
-              <w:left w:val="single" w:sz="4" w:space="0" w:color="auto"/>
-              <w:bottom w:val="single" w:sz="4" w:space="0" w:color="auto"/>
-              <w:right w:val="single" w:sz="4" w:space="0" w:color="auto"/>
-            </w:tcBorders>
-            <w:vAlign w:val="center"/>
-          </w:tcPr>
-          <w:p>
-            <w:pPr>
-              <w:jc w:val="right"/>
-              <w:rPr>
-                <w:ins w:id="71" w:author="Henry Fung" w:date="2026-05-28T14:31:00Z" w16du:dateUtc="2026-05-28T06:31:00Z"/>
-              </w:rPr>
-            </w:pPr>
-            <w:ins w:id="72" w:author="Henry Fung" w:date="2026-05-28T14:32:00Z" w16du:dateUtc="2026-05-28T06:32:00Z">
-              <w:r>
-                <w:t>6</w:t>
-              </w:r>
-            </w:ins>
-            <w:ins w:id="73" w:author="Henry Fung" w:date="2026-05-28T14:31:00Z" w16du:dateUtc="2026-05-28T06:31:00Z">
-              <w:r>
-                <w:t>,</w:t>
-              </w:r>
-            </w:ins>
-            <w:ins w:id="74" w:author="Henry Fung" w:date="2026-05-28T14:32:00Z" w16du:dateUtc="2026-05-28T06:32:00Z">
-              <w:r>
-                <w:t>00</w:t>
-              </w:r>
-            </w:ins>
-            <w:ins w:id="75" w:author="Henry Fung" w:date="2026-05-28T14:31:00Z" w16du:dateUtc="2026-05-28T06:31:00Z">
-              <w:r>
-                <w:t>0.00</w:t>
-              </w:r>
-            </w:ins>
+              <w:t>6,000.00</w:t>
+            </w:r>
           </w:p>
         </w:tc>
       </w:tr>
@@ -3519,29 +3051,15 @@
             <w:r>
               <w:t>6,</w:t>
             </w:r>
-            <w:ins w:id="76" w:author="Henry Fung" w:date="2026-05-28T14:34:00Z" w16du:dateUtc="2026-05-28T06:34:00Z">
-              <w:r>
-                <w:t>960</w:t>
-              </w:r>
-            </w:ins>
-            <w:del w:id="77" w:author="Henry Fung" w:date="2026-05-28T14:34:00Z" w16du:dateUtc="2026-05-28T06:34:00Z">
-              <w:r>
-                <w:delText>745</w:delText>
-              </w:r>
-            </w:del>
+            <w:r>
+              <w:t>960</w:t>
+            </w:r>
             <w:r>
               <w:t>.</w:t>
             </w:r>
-            <w:del w:id="78" w:author="Henry Fung" w:date="2026-05-28T14:34:00Z" w16du:dateUtc="2026-05-28T06:34:00Z">
-              <w:r>
-                <w:delText>6</w:delText>
-              </w:r>
-            </w:del>
-            <w:ins w:id="79" w:author="Henry Fung" w:date="2026-05-28T14:34:00Z" w16du:dateUtc="2026-05-28T06:34:00Z">
-              <w:r>
-                <w:t>0</w:t>
-              </w:r>
-            </w:ins>
+            <w:r>
+              <w:t>0</w:t>
+            </w:r>
             <w:r>
               <w:t>0</w:t>
             </w:r>
@@ -3565,50 +3083,21 @@
             <w:r>
               <w:t>2</w:t>
             </w:r>
-            <w:ins w:id="80" w:author="Henry Fung" w:date="2026-05-28T14:33:00Z" w16du:dateUtc="2026-05-28T06:33:00Z">
-              <w:r>
-                <w:t>7</w:t>
-              </w:r>
-            </w:ins>
-            <w:del w:id="81" w:author="Henry Fung" w:date="2026-05-28T14:33:00Z" w16du:dateUtc="2026-05-28T06:33:00Z">
-              <w:r>
-                <w:delText>6</w:delText>
-              </w:r>
-            </w:del>
-            <w:r>
-              <w:t>,</w:t>
-            </w:r>
-            <w:del w:id="82" w:author="Henry Fung" w:date="2026-05-28T14:33:00Z" w16du:dateUtc="2026-05-28T06:33:00Z">
-              <w:r>
-                <w:delText>9</w:delText>
-              </w:r>
-            </w:del>
-            <w:r>
-              <w:t>8</w:t>
-            </w:r>
-            <w:ins w:id="83" w:author="Henry Fung" w:date="2026-05-28T14:33:00Z" w16du:dateUtc="2026-05-28T06:33:00Z">
-              <w:r>
-                <w:t>40</w:t>
-              </w:r>
-            </w:ins>
-            <w:del w:id="84" w:author="Henry Fung" w:date="2026-05-28T14:33:00Z" w16du:dateUtc="2026-05-28T06:33:00Z">
-              <w:r>
-                <w:delText>2</w:delText>
-              </w:r>
-            </w:del>
+            <w:r>
+              <w:t>7</w:t>
+            </w:r>
+            <w:r>
+              <w:t>,8</w:t>
+            </w:r>
+            <w:r>
+              <w:t>40</w:t>
+            </w:r>
             <w:r>
               <w:t>.</w:t>
             </w:r>
-            <w:del w:id="85" w:author="Henry Fung" w:date="2026-05-28T14:33:00Z" w16du:dateUtc="2026-05-28T06:33:00Z">
-              <w:r>
-                <w:delText>4</w:delText>
-              </w:r>
-            </w:del>
-            <w:ins w:id="86" w:author="Henry Fung" w:date="2026-05-28T14:33:00Z" w16du:dateUtc="2026-05-28T06:33:00Z">
-              <w:r>
-                <w:t>0</w:t>
-              </w:r>
-            </w:ins>
+            <w:r>
+              <w:t>0</w:t>
+            </w:r>
             <w:r>
               <w:t>0</w:t>
             </w:r>
@@ -3705,29 +3194,15 @@
             <w:r>
               <w:t>3</w:t>
             </w:r>
-            <w:ins w:id="87" w:author="Henry Fung" w:date="2026-05-28T14:49:00Z" w16du:dateUtc="2026-05-28T06:49:00Z">
-              <w:r>
-                <w:t>48</w:t>
-              </w:r>
-            </w:ins>
-            <w:del w:id="88" w:author="Henry Fung" w:date="2026-05-28T14:49:00Z" w16du:dateUtc="2026-05-28T06:49:00Z">
-              <w:r>
-                <w:delText>37</w:delText>
-              </w:r>
-            </w:del>
+            <w:r>
+              <w:t>48</w:t>
+            </w:r>
             <w:r>
               <w:t>.</w:t>
             </w:r>
-            <w:ins w:id="89" w:author="Henry Fung" w:date="2026-05-28T14:49:00Z" w16du:dateUtc="2026-05-28T06:49:00Z">
-              <w:r>
-                <w:t>00</w:t>
-              </w:r>
-            </w:ins>
-            <w:del w:id="90" w:author="Henry Fung" w:date="2026-05-28T14:49:00Z" w16du:dateUtc="2026-05-28T06:49:00Z">
-              <w:r>
-                <w:delText>28</w:delText>
-              </w:r>
-            </w:del>
+            <w:r>
+              <w:t>00</w:t>
+            </w:r>
           </w:p>
         </w:tc>
         <w:tc>
@@ -3746,12 +3221,9 @@
               <w:jc w:val="right"/>
             </w:pPr>
             <w:r>
-              <w:t>1,</w:t>
-            </w:r>
-            <w:r>
-              <w:t>3</w:t>
-            </w:r>
-            <w:del w:id="91" w:author="Henry Fung" w:date="2026-05-28T14:49:00Z" w16du:dateUtc="2026-05-28T06:49:00Z">
+              <w:t>1,3</w:t>
+            </w:r>
+            <w:del w:id="0" w:author="Henry Fung" w:date="2026-05-28T14:49:00Z" w16du:dateUtc="2026-05-28T06:49:00Z">
               <w:r>
                 <w:delText>4</w:delText>
               </w:r>
@@ -3759,7 +3231,7 @@
             <w:r>
               <w:t>9</w:t>
             </w:r>
-            <w:ins w:id="92" w:author="Henry Fung" w:date="2026-05-28T14:49:00Z" w16du:dateUtc="2026-05-28T06:49:00Z">
+            <w:ins w:id="1" w:author="Henry Fung" w:date="2026-05-28T14:49:00Z" w16du:dateUtc="2026-05-28T06:49:00Z">
               <w:r>
                 <w:t>2</w:t>
               </w:r>
@@ -3767,16 +3239,9 @@
             <w:r>
               <w:t>.</w:t>
             </w:r>
-            <w:ins w:id="93" w:author="Henry Fung" w:date="2026-05-28T14:49:00Z" w16du:dateUtc="2026-05-28T06:49:00Z">
-              <w:r>
-                <w:t>00</w:t>
-              </w:r>
-            </w:ins>
-            <w:del w:id="94" w:author="Henry Fung" w:date="2026-05-28T14:49:00Z" w16du:dateUtc="2026-05-28T06:49:00Z">
-              <w:r>
-                <w:delText>12</w:delText>
-              </w:r>
-            </w:del>
+            <w:r>
+              <w:t>00</w:t>
+            </w:r>
           </w:p>
         </w:tc>
       </w:tr>
@@ -4023,7 +3488,7 @@
           </w:tcPr>
           <w:p>
             <w:pPr>
-              <w:pStyle w:val="ListParagraph"/>
+              <w:pStyle w:val="a7"/>
               <w:widowControl/>
               <w:overflowPunct w:val="0"/>
               <w:snapToGrid w:val="0"/>
@@ -4031,7 +3496,7 @@
               <w:ind w:leftChars="0" w:left="0"/>
               <w:jc w:val="left"/>
               <w:rPr>
-                <w:rFonts w:ascii="Times New Roman" w:eastAsia="標楷體" w:hAnsi="Times New Roman"/>
+                <w:rFonts w:ascii="Times New Roman" w:eastAsia="DFKai-SB" w:hAnsi="Times New Roman"/>
                 <w:sz w:val="22"/>
               </w:rPr>
             </w:pPr>
@@ -4050,7 +3515,7 @@
           </w:tcPr>
           <w:p>
             <w:pPr>
-              <w:pStyle w:val="ListParagraph"/>
+              <w:pStyle w:val="a7"/>
               <w:widowControl/>
               <w:overflowPunct w:val="0"/>
               <w:snapToGrid w:val="0"/>
@@ -4058,7 +3523,7 @@
               <w:ind w:leftChars="0" w:left="0"/>
               <w:jc w:val="left"/>
               <w:rPr>
-                <w:rFonts w:ascii="Times New Roman" w:eastAsia="標楷體" w:hAnsi="Times New Roman"/>
+                <w:rFonts w:ascii="Times New Roman" w:eastAsia="DFKai-SB" w:hAnsi="Times New Roman"/>
                 <w:sz w:val="22"/>
               </w:rPr>
             </w:pPr>
@@ -4077,7 +3542,7 @@
           </w:tcPr>
           <w:p>
             <w:pPr>
-              <w:pStyle w:val="ListParagraph"/>
+              <w:pStyle w:val="a7"/>
               <w:widowControl/>
               <w:overflowPunct w:val="0"/>
               <w:snapToGrid w:val="0"/>
@@ -4085,7 +3550,7 @@
               <w:ind w:leftChars="0" w:left="0"/>
               <w:jc w:val="left"/>
               <w:rPr>
-                <w:rFonts w:ascii="Times New Roman" w:eastAsia="標楷體" w:hAnsi="Times New Roman"/>
+                <w:rFonts w:ascii="Times New Roman" w:eastAsia="DFKai-SB" w:hAnsi="Times New Roman"/>
                 <w:sz w:val="22"/>
               </w:rPr>
             </w:pPr>
@@ -4104,7 +3569,7 @@
           </w:tcPr>
           <w:p>
             <w:pPr>
-              <w:pStyle w:val="ListParagraph"/>
+              <w:pStyle w:val="a7"/>
               <w:widowControl/>
               <w:overflowPunct w:val="0"/>
               <w:snapToGrid w:val="0"/>
@@ -4112,7 +3577,7 @@
               <w:ind w:leftChars="0" w:left="0"/>
               <w:jc w:val="left"/>
               <w:rPr>
-                <w:rFonts w:ascii="Times New Roman" w:eastAsia="標楷體" w:hAnsi="Times New Roman"/>
+                <w:rFonts w:ascii="Times New Roman" w:eastAsia="DFKai-SB" w:hAnsi="Times New Roman"/>
                 <w:sz w:val="22"/>
               </w:rPr>
             </w:pPr>
@@ -4153,49 +3618,28 @@
             <w:r>
               <w:t>30</w:t>
             </w:r>
-            <w:ins w:id="95" w:author="Henry Fung" w:date="2026-05-28T14:55:00Z" w16du:dateUtc="2026-05-28T06:55:00Z">
-              <w:r>
-                <w:t>9</w:t>
-              </w:r>
-            </w:ins>
-            <w:del w:id="96" w:author="Henry Fung" w:date="2026-05-28T14:55:00Z" w16du:dateUtc="2026-05-28T06:55:00Z">
-              <w:r>
-                <w:delText>2</w:delText>
-              </w:r>
-            </w:del>
+            <w:r>
+              <w:t>9</w:t>
+            </w:r>
             <w:r>
               <w:t>,</w:t>
             </w:r>
-            <w:ins w:id="97" w:author="Henry Fung" w:date="2026-05-28T14:55:00Z" w16du:dateUtc="2026-05-28T06:55:00Z">
-              <w:r>
-                <w:t>030</w:t>
-              </w:r>
-            </w:ins>
-            <w:del w:id="98" w:author="Henry Fung" w:date="2026-05-28T14:55:00Z" w16du:dateUtc="2026-05-28T06:55:00Z">
-              <w:r>
-                <w:delText>239</w:delText>
-              </w:r>
-            </w:del>
+            <w:r>
+              <w:t>030</w:t>
+            </w:r>
             <w:r>
               <w:t>.7</w:t>
             </w:r>
-            <w:ins w:id="99" w:author="Henry Fung" w:date="2026-05-28T14:55:00Z" w16du:dateUtc="2026-05-28T06:55:00Z">
-              <w:r>
-                <w:t>5</w:t>
-              </w:r>
-            </w:ins>
-            <w:del w:id="100" w:author="Henry Fung" w:date="2026-05-28T14:55:00Z" w16du:dateUtc="2026-05-28T06:55:00Z">
-              <w:r>
-                <w:delText>7</w:delText>
-              </w:r>
-            </w:del>
+            <w:r>
+              <w:t>5</w:t>
+            </w:r>
           </w:p>
         </w:tc>
       </w:tr>
     </w:tbl>
     <w:p>
       <w:pPr>
-        <w:pStyle w:val="ListParagraph"/>
+        <w:pStyle w:val="a7"/>
         <w:keepNext/>
         <w:widowControl/>
         <w:numPr>
@@ -4207,7 +3651,7 @@
         <w:spacing w:before="360" w:after="240"/>
         <w:ind w:leftChars="0" w:left="547" w:hanging="547"/>
         <w:rPr>
-          <w:rFonts w:ascii="Times New Roman" w:eastAsia="細明體" w:hAnsi="Times New Roman"/>
+          <w:rFonts w:ascii="Times New Roman" w:eastAsia="MingLiU" w:hAnsi="Times New Roman"/>
           <w:b/>
           <w:szCs w:val="24"/>
           <w:u w:val="single"/>
@@ -4263,7 +3707,7 @@
           </w:tcPr>
           <w:p>
             <w:pPr>
-              <w:pStyle w:val="ListParagraph"/>
+              <w:pStyle w:val="a7"/>
               <w:widowControl/>
               <w:overflowPunct w:val="0"/>
               <w:snapToGrid w:val="0"/>
@@ -4271,14 +3715,14 @@
               <w:ind w:leftChars="0" w:left="0"/>
               <w:jc w:val="center"/>
               <w:rPr>
-                <w:rFonts w:ascii="Times New Roman" w:eastAsia="標楷體" w:hAnsi="Times New Roman"/>
+                <w:rFonts w:ascii="Times New Roman" w:eastAsia="DFKai-SB" w:hAnsi="Times New Roman"/>
                 <w:b/>
                 <w:sz w:val="22"/>
               </w:rPr>
             </w:pPr>
             <w:r>
               <w:rPr>
-                <w:rFonts w:ascii="Times New Roman" w:eastAsia="標楷體" w:hAnsi="Times New Roman" w:hint="eastAsia"/>
+                <w:rFonts w:ascii="Times New Roman" w:eastAsia="DFKai-SB" w:hAnsi="Times New Roman" w:hint="eastAsia"/>
                 <w:b/>
                 <w:sz w:val="22"/>
               </w:rPr>
@@ -4286,7 +3730,7 @@
             </w:r>
             <w:r>
               <w:rPr>
-                <w:rFonts w:ascii="Times New Roman" w:eastAsia="標楷體" w:hAnsi="Times New Roman" w:hint="eastAsia"/>
+                <w:rFonts w:ascii="Times New Roman" w:eastAsia="DFKai-SB" w:hAnsi="Times New Roman" w:hint="eastAsia"/>
                 <w:b/>
                 <w:sz w:val="22"/>
               </w:rPr>
@@ -4294,7 +3738,7 @@
             </w:r>
             <w:r>
               <w:rPr>
-                <w:rFonts w:ascii="Times New Roman" w:eastAsia="標楷體" w:hAnsi="Times New Roman" w:hint="eastAsia"/>
+                <w:rFonts w:ascii="Times New Roman" w:eastAsia="DFKai-SB" w:hAnsi="Times New Roman" w:hint="eastAsia"/>
                 <w:b/>
                 <w:sz w:val="22"/>
               </w:rPr>
@@ -4302,7 +3746,7 @@
             </w:r>
             <w:r>
               <w:rPr>
-                <w:rFonts w:ascii="Times New Roman" w:eastAsia="標楷體" w:hAnsi="Times New Roman"/>
+                <w:rFonts w:ascii="Times New Roman" w:eastAsia="DFKai-SB" w:hAnsi="Times New Roman"/>
                 <w:b/>
                 <w:sz w:val="22"/>
               </w:rPr>
@@ -4310,7 +3754,7 @@
             </w:r>
             <w:r>
               <w:rPr>
-                <w:rFonts w:ascii="Times New Roman" w:eastAsia="標楷體" w:hAnsi="Times New Roman" w:hint="eastAsia"/>
+                <w:rFonts w:ascii="Times New Roman" w:eastAsia="DFKai-SB" w:hAnsi="Times New Roman" w:hint="eastAsia"/>
                 <w:b/>
                 <w:i/>
                 <w:sz w:val="22"/>
@@ -4319,7 +3763,7 @@
             </w:r>
             <w:r>
               <w:rPr>
-                <w:rFonts w:ascii="Times New Roman" w:eastAsia="標楷體" w:hAnsi="Times New Roman"/>
+                <w:rFonts w:ascii="Times New Roman" w:eastAsia="DFKai-SB" w:hAnsi="Times New Roman"/>
                 <w:b/>
                 <w:i/>
                 <w:sz w:val="22"/>
@@ -4328,7 +3772,7 @@
             </w:r>
             <w:r>
               <w:rPr>
-                <w:rFonts w:ascii="Times New Roman" w:eastAsia="標楷體" w:hAnsi="Times New Roman" w:hint="eastAsia"/>
+                <w:rFonts w:ascii="Times New Roman" w:eastAsia="DFKai-SB" w:hAnsi="Times New Roman" w:hint="eastAsia"/>
                 <w:b/>
                 <w:i/>
                 <w:sz w:val="22"/>
@@ -4337,7 +3781,7 @@
             </w:r>
             <w:r>
               <w:rPr>
-                <w:rFonts w:ascii="Times New Roman" w:eastAsia="標楷體" w:hAnsi="Times New Roman"/>
+                <w:rFonts w:ascii="Times New Roman" w:eastAsia="DFKai-SB" w:hAnsi="Times New Roman"/>
                 <w:b/>
                 <w:i/>
                 <w:sz w:val="22"/>
@@ -4347,7 +3791,7 @@
             </w:r>
             <w:r>
               <w:rPr>
-                <w:rFonts w:ascii="Times New Roman" w:eastAsia="標楷體" w:hAnsi="Times New Roman" w:hint="eastAsia"/>
+                <w:rFonts w:ascii="Times New Roman" w:eastAsia="DFKai-SB" w:hAnsi="Times New Roman" w:hint="eastAsia"/>
                 <w:b/>
                 <w:i/>
                 <w:sz w:val="22"/>
@@ -4356,7 +3800,7 @@
             </w:r>
             <w:r>
               <w:rPr>
-                <w:rFonts w:ascii="Times New Roman" w:eastAsia="標楷體" w:hAnsi="Times New Roman"/>
+                <w:rFonts w:ascii="Times New Roman" w:eastAsia="DFKai-SB" w:hAnsi="Times New Roman"/>
                 <w:b/>
                 <w:i/>
                 <w:sz w:val="22"/>
@@ -4366,7 +3810,7 @@
             </w:r>
             <w:r>
               <w:rPr>
-                <w:rFonts w:ascii="Times New Roman" w:eastAsia="標楷體" w:hAnsi="Times New Roman" w:hint="eastAsia"/>
+                <w:rFonts w:ascii="Times New Roman" w:eastAsia="DFKai-SB" w:hAnsi="Times New Roman" w:hint="eastAsia"/>
                 <w:b/>
                 <w:i/>
                 <w:sz w:val="22"/>
@@ -4375,7 +3819,7 @@
             </w:r>
             <w:r>
               <w:rPr>
-                <w:rFonts w:ascii="Times New Roman" w:eastAsia="標楷體" w:hAnsi="Times New Roman"/>
+                <w:rFonts w:ascii="Times New Roman" w:eastAsia="DFKai-SB" w:hAnsi="Times New Roman"/>
                 <w:b/>
                 <w:i/>
                 <w:sz w:val="22"/>
@@ -4384,7 +3828,7 @@
             </w:r>
             <w:r>
               <w:rPr>
-                <w:rFonts w:ascii="Times New Roman" w:eastAsia="標楷體" w:hAnsi="Times New Roman" w:hint="eastAsia"/>
+                <w:rFonts w:ascii="Times New Roman" w:eastAsia="DFKai-SB" w:hAnsi="Times New Roman" w:hint="eastAsia"/>
                 <w:b/>
                 <w:i/>
                 <w:sz w:val="22"/>
@@ -4393,7 +3837,7 @@
             </w:r>
             <w:r>
               <w:rPr>
-                <w:rFonts w:ascii="Times New Roman" w:eastAsia="標楷體" w:hAnsi="Times New Roman"/>
+                <w:rFonts w:ascii="Times New Roman" w:eastAsia="DFKai-SB" w:hAnsi="Times New Roman"/>
                 <w:b/>
                 <w:i/>
                 <w:sz w:val="22"/>
@@ -4403,7 +3847,7 @@
             </w:r>
             <w:r>
               <w:rPr>
-                <w:rFonts w:ascii="Times New Roman" w:eastAsia="標楷體" w:hAnsi="Times New Roman" w:hint="eastAsia"/>
+                <w:rFonts w:ascii="Times New Roman" w:eastAsia="DFKai-SB" w:hAnsi="Times New Roman" w:hint="eastAsia"/>
                 <w:b/>
                 <w:i/>
                 <w:sz w:val="22"/>
@@ -4412,7 +3856,7 @@
             </w:r>
             <w:r>
               <w:rPr>
-                <w:rFonts w:ascii="Times New Roman" w:eastAsia="標楷體" w:hAnsi="Times New Roman"/>
+                <w:rFonts w:ascii="Times New Roman" w:eastAsia="DFKai-SB" w:hAnsi="Times New Roman"/>
                 <w:b/>
                 <w:i/>
                 <w:sz w:val="22"/>
@@ -4435,7 +3879,7 @@
           </w:tcPr>
           <w:p>
             <w:pPr>
-              <w:pStyle w:val="ListParagraph"/>
+              <w:pStyle w:val="a7"/>
               <w:widowControl/>
               <w:overflowPunct w:val="0"/>
               <w:snapToGrid w:val="0"/>
@@ -4443,14 +3887,14 @@
               <w:ind w:leftChars="0" w:left="0"/>
               <w:jc w:val="center"/>
               <w:rPr>
-                <w:rFonts w:ascii="Times New Roman" w:eastAsia="標楷體" w:hAnsi="Times New Roman"/>
+                <w:rFonts w:ascii="Times New Roman" w:eastAsia="DFKai-SB" w:hAnsi="Times New Roman"/>
                 <w:b/>
                 <w:sz w:val="22"/>
               </w:rPr>
             </w:pPr>
             <w:r>
               <w:rPr>
-                <w:rFonts w:ascii="Times New Roman" w:eastAsia="標楷體" w:hAnsi="Times New Roman" w:hint="eastAsia"/>
+                <w:rFonts w:ascii="Times New Roman" w:eastAsia="DFKai-SB" w:hAnsi="Times New Roman" w:hint="eastAsia"/>
                 <w:b/>
                 <w:sz w:val="22"/>
               </w:rPr>
@@ -4458,7 +3902,7 @@
             </w:r>
             <w:r>
               <w:rPr>
-                <w:rFonts w:ascii="Times New Roman" w:eastAsia="標楷體" w:hAnsi="Times New Roman"/>
+                <w:rFonts w:ascii="Times New Roman" w:eastAsia="DFKai-SB" w:hAnsi="Times New Roman"/>
                 <w:b/>
                 <w:sz w:val="22"/>
               </w:rPr>
@@ -4467,7 +3911,7 @@
           </w:p>
           <w:p>
             <w:pPr>
-              <w:pStyle w:val="ListParagraph"/>
+              <w:pStyle w:val="a7"/>
               <w:widowControl/>
               <w:overflowPunct w:val="0"/>
               <w:snapToGrid w:val="0"/>
@@ -4475,14 +3919,14 @@
               <w:ind w:leftChars="0" w:left="0"/>
               <w:jc w:val="center"/>
               <w:rPr>
-                <w:rFonts w:ascii="Times New Roman" w:eastAsia="標楷體" w:hAnsi="Times New Roman"/>
+                <w:rFonts w:ascii="Times New Roman" w:eastAsia="DFKai-SB" w:hAnsi="Times New Roman"/>
                 <w:b/>
                 <w:sz w:val="22"/>
               </w:rPr>
             </w:pPr>
             <w:r>
               <w:rPr>
-                <w:rFonts w:ascii="Times New Roman" w:eastAsia="標楷體" w:hAnsi="Times New Roman" w:hint="eastAsia"/>
+                <w:rFonts w:ascii="Times New Roman" w:eastAsia="DFKai-SB" w:hAnsi="Times New Roman" w:hint="eastAsia"/>
                 <w:b/>
                 <w:sz w:val="22"/>
               </w:rPr>
@@ -4504,7 +3948,7 @@
           </w:tcPr>
           <w:p>
             <w:pPr>
-              <w:pStyle w:val="ListParagraph"/>
+              <w:pStyle w:val="a7"/>
               <w:widowControl/>
               <w:overflowPunct w:val="0"/>
               <w:snapToGrid w:val="0"/>
@@ -4512,14 +3956,14 @@
               <w:ind w:leftChars="0" w:left="0"/>
               <w:jc w:val="center"/>
               <w:rPr>
-                <w:rFonts w:ascii="Times New Roman" w:eastAsia="標楷體" w:hAnsi="Times New Roman"/>
+                <w:rFonts w:ascii="Times New Roman" w:eastAsia="DFKai-SB" w:hAnsi="Times New Roman"/>
                 <w:b/>
                 <w:sz w:val="22"/>
               </w:rPr>
             </w:pPr>
             <w:r>
               <w:rPr>
-                <w:rFonts w:ascii="Times New Roman" w:eastAsia="標楷體" w:hAnsi="Times New Roman" w:hint="eastAsia"/>
+                <w:rFonts w:ascii="Times New Roman" w:eastAsia="DFKai-SB" w:hAnsi="Times New Roman" w:hint="eastAsia"/>
                 <w:b/>
                 <w:sz w:val="22"/>
               </w:rPr>
@@ -4527,7 +3971,7 @@
             </w:r>
             <w:r>
               <w:rPr>
-                <w:rFonts w:ascii="Times New Roman" w:eastAsia="標楷體" w:hAnsi="Times New Roman" w:hint="eastAsia"/>
+                <w:rFonts w:ascii="Times New Roman" w:eastAsia="DFKai-SB" w:hAnsi="Times New Roman" w:hint="eastAsia"/>
                 <w:b/>
                 <w:sz w:val="22"/>
               </w:rPr>
@@ -4535,7 +3979,7 @@
             </w:r>
             <w:r>
               <w:rPr>
-                <w:rFonts w:ascii="Times New Roman" w:eastAsia="標楷體" w:hAnsi="Times New Roman" w:hint="eastAsia"/>
+                <w:rFonts w:ascii="Times New Roman" w:eastAsia="DFKai-SB" w:hAnsi="Times New Roman" w:hint="eastAsia"/>
                 <w:b/>
                 <w:sz w:val="22"/>
               </w:rPr>
@@ -4543,7 +3987,7 @@
             </w:r>
             <w:r>
               <w:rPr>
-                <w:rFonts w:ascii="Times New Roman" w:eastAsia="標楷體" w:hAnsi="Times New Roman" w:hint="eastAsia"/>
+                <w:rFonts w:ascii="Times New Roman" w:eastAsia="DFKai-SB" w:hAnsi="Times New Roman" w:hint="eastAsia"/>
                 <w:b/>
                 <w:sz w:val="22"/>
               </w:rPr>
@@ -4551,7 +3995,7 @@
             </w:r>
             <w:r>
               <w:rPr>
-                <w:rFonts w:ascii="Times New Roman" w:eastAsia="標楷體" w:hAnsi="Times New Roman" w:hint="eastAsia"/>
+                <w:rFonts w:ascii="Times New Roman" w:eastAsia="DFKai-SB" w:hAnsi="Times New Roman" w:hint="eastAsia"/>
                 <w:b/>
                 <w:sz w:val="22"/>
               </w:rPr>
@@ -4559,7 +4003,7 @@
             </w:r>
             <w:r>
               <w:rPr>
-                <w:rFonts w:ascii="Times New Roman" w:eastAsia="標楷體" w:hAnsi="Times New Roman" w:hint="eastAsia"/>
+                <w:rFonts w:ascii="Times New Roman" w:eastAsia="DFKai-SB" w:hAnsi="Times New Roman" w:hint="eastAsia"/>
                 <w:b/>
                 <w:sz w:val="22"/>
               </w:rPr>
@@ -4567,7 +4011,7 @@
             </w:r>
             <w:r>
               <w:rPr>
-                <w:rFonts w:ascii="Times New Roman" w:eastAsia="標楷體" w:hAnsi="Times New Roman" w:hint="eastAsia"/>
+                <w:rFonts w:ascii="Times New Roman" w:eastAsia="DFKai-SB" w:hAnsi="Times New Roman" w:hint="eastAsia"/>
                 <w:b/>
                 <w:sz w:val="22"/>
               </w:rPr>
@@ -4575,7 +4019,7 @@
             </w:r>
             <w:r>
               <w:rPr>
-                <w:rFonts w:ascii="Times New Roman" w:eastAsia="標楷體" w:hAnsi="Times New Roman" w:hint="eastAsia"/>
+                <w:rFonts w:ascii="Times New Roman" w:eastAsia="DFKai-SB" w:hAnsi="Times New Roman" w:hint="eastAsia"/>
                 <w:b/>
                 <w:sz w:val="22"/>
               </w:rPr>
@@ -4583,7 +4027,7 @@
             </w:r>
             <w:r>
               <w:rPr>
-                <w:rFonts w:ascii="Times New Roman" w:eastAsia="標楷體" w:hAnsi="Times New Roman"/>
+                <w:rFonts w:ascii="Times New Roman" w:eastAsia="DFKai-SB" w:hAnsi="Times New Roman"/>
                 <w:b/>
                 <w:sz w:val="22"/>
               </w:rPr>
@@ -4591,7 +4035,7 @@
             </w:r>
             <w:r>
               <w:rPr>
-                <w:rFonts w:ascii="Times New Roman" w:eastAsia="標楷體" w:hAnsi="Times New Roman" w:hint="eastAsia"/>
+                <w:rFonts w:ascii="Times New Roman" w:eastAsia="DFKai-SB" w:hAnsi="Times New Roman" w:hint="eastAsia"/>
                 <w:b/>
                 <w:sz w:val="22"/>
               </w:rPr>
@@ -4613,7 +4057,7 @@
           </w:tcPr>
           <w:p>
             <w:pPr>
-              <w:pStyle w:val="ListParagraph"/>
+              <w:pStyle w:val="a7"/>
               <w:widowControl/>
               <w:overflowPunct w:val="0"/>
               <w:snapToGrid w:val="0"/>
@@ -4621,14 +4065,14 @@
               <w:ind w:leftChars="0" w:left="0"/>
               <w:jc w:val="center"/>
               <w:rPr>
-                <w:rFonts w:ascii="Times New Roman" w:eastAsia="標楷體" w:hAnsi="Times New Roman"/>
+                <w:rFonts w:ascii="Times New Roman" w:eastAsia="DFKai-SB" w:hAnsi="Times New Roman"/>
                 <w:b/>
                 <w:sz w:val="22"/>
               </w:rPr>
             </w:pPr>
             <w:r>
               <w:rPr>
-                <w:rFonts w:ascii="Times New Roman" w:eastAsia="標楷體" w:hAnsi="Times New Roman" w:hint="eastAsia"/>
+                <w:rFonts w:ascii="Times New Roman" w:eastAsia="DFKai-SB" w:hAnsi="Times New Roman" w:hint="eastAsia"/>
                 <w:b/>
                 <w:sz w:val="22"/>
               </w:rPr>
@@ -4636,7 +4080,7 @@
             </w:r>
             <w:r>
               <w:rPr>
-                <w:rFonts w:ascii="Times New Roman" w:eastAsia="標楷體" w:hAnsi="Times New Roman" w:hint="eastAsia"/>
+                <w:rFonts w:ascii="Times New Roman" w:eastAsia="DFKai-SB" w:hAnsi="Times New Roman" w:hint="eastAsia"/>
                 <w:b/>
                 <w:sz w:val="22"/>
               </w:rPr>
@@ -4644,7 +4088,7 @@
             </w:r>
             <w:r>
               <w:rPr>
-                <w:rFonts w:ascii="Times New Roman" w:eastAsia="標楷體" w:hAnsi="Times New Roman" w:hint="eastAsia"/>
+                <w:rFonts w:ascii="Times New Roman" w:eastAsia="DFKai-SB" w:hAnsi="Times New Roman" w:hint="eastAsia"/>
                 <w:b/>
                 <w:sz w:val="22"/>
               </w:rPr>
@@ -4652,7 +4096,7 @@
             </w:r>
             <w:r>
               <w:rPr>
-                <w:rFonts w:ascii="Times New Roman" w:eastAsia="標楷體" w:hAnsi="Times New Roman"/>
+                <w:rFonts w:ascii="Times New Roman" w:eastAsia="DFKai-SB" w:hAnsi="Times New Roman"/>
                 <w:b/>
                 <w:sz w:val="22"/>
               </w:rPr>
@@ -4660,7 +4104,7 @@
             </w:r>
             <w:r>
               <w:rPr>
-                <w:rFonts w:ascii="Times New Roman" w:eastAsia="標楷體" w:hAnsi="Times New Roman"/>
+                <w:rFonts w:ascii="Times New Roman" w:eastAsia="DFKai-SB" w:hAnsi="Times New Roman"/>
                 <w:b/>
                 <w:sz w:val="22"/>
               </w:rPr>
@@ -4682,7 +4126,7 @@
           </w:tcPr>
           <w:p>
             <w:pPr>
-              <w:pStyle w:val="ListParagraph"/>
+              <w:pStyle w:val="a7"/>
               <w:widowControl/>
               <w:overflowPunct w:val="0"/>
               <w:snapToGrid w:val="0"/>
@@ -4690,14 +4134,14 @@
               <w:ind w:leftChars="0" w:left="0"/>
               <w:jc w:val="center"/>
               <w:rPr>
-                <w:rFonts w:ascii="Times New Roman" w:eastAsia="標楷體" w:hAnsi="Times New Roman"/>
+                <w:rFonts w:ascii="Times New Roman" w:eastAsia="DFKai-SB" w:hAnsi="Times New Roman"/>
                 <w:b/>
                 <w:sz w:val="22"/>
               </w:rPr>
             </w:pPr>
             <w:r>
               <w:rPr>
-                <w:rFonts w:ascii="Times New Roman" w:eastAsia="標楷體" w:hAnsi="Times New Roman"/>
+                <w:rFonts w:ascii="Times New Roman" w:eastAsia="DFKai-SB" w:hAnsi="Times New Roman"/>
                 <w:b/>
                 <w:sz w:val="22"/>
               </w:rPr>
@@ -4705,7 +4149,7 @@
             </w:r>
             <w:r>
               <w:rPr>
-                <w:rFonts w:ascii="Times New Roman" w:eastAsia="標楷體" w:hAnsi="Times New Roman" w:hint="eastAsia"/>
+                <w:rFonts w:ascii="Times New Roman" w:eastAsia="DFKai-SB" w:hAnsi="Times New Roman" w:hint="eastAsia"/>
                 <w:b/>
                 <w:sz w:val="22"/>
               </w:rPr>
@@ -4713,7 +4157,7 @@
             </w:r>
             <w:r>
               <w:rPr>
-                <w:rFonts w:ascii="Times New Roman" w:eastAsia="標楷體" w:hAnsi="Times New Roman"/>
+                <w:rFonts w:ascii="Times New Roman" w:eastAsia="DFKai-SB" w:hAnsi="Times New Roman"/>
                 <w:b/>
                 <w:sz w:val="22"/>
               </w:rPr>
@@ -4721,7 +4165,7 @@
             </w:r>
             <w:r>
               <w:rPr>
-                <w:rFonts w:ascii="Times New Roman" w:eastAsia="標楷體" w:hAnsi="Times New Roman"/>
+                <w:rFonts w:ascii="Times New Roman" w:eastAsia="DFKai-SB" w:hAnsi="Times New Roman"/>
                 <w:b/>
                 <w:sz w:val="22"/>
               </w:rPr>
@@ -4746,13 +4190,7 @@
             </w:tcBorders>
             <w:vAlign w:val="center"/>
           </w:tcPr>
-          <w:p>
-            <w:del w:id="101" w:author="Henry Fung" w:date="2026-05-28T14:57:00Z" w16du:dateUtc="2026-05-28T06:57:00Z">
-              <w:r>
-                <w:delText>Multi-purpose GPU server (New Purchase)</w:delText>
-              </w:r>
-            </w:del>
-          </w:p>
+          <w:p/>
         </w:tc>
         <w:tc>
           <w:tcPr>
@@ -4766,7 +4204,7 @@
             <w:vAlign w:val="center"/>
           </w:tcPr>
           <w:p>
-            <w:del w:id="102" w:author="Henry Fung" w:date="2026-05-28T14:57:00Z" w16du:dateUtc="2026-05-28T06:57:00Z">
+            <w:del w:id="2" w:author="Henry Fung" w:date="2026-05-28T14:57:00Z" w16du:dateUtc="2026-05-28T06:57:00Z">
               <w:r>
                 <w:delText>1</w:delText>
               </w:r>
@@ -4784,13 +4222,7 @@
             </w:tcBorders>
             <w:vAlign w:val="center"/>
           </w:tcPr>
-          <w:p>
-            <w:del w:id="103" w:author="Henry Fung" w:date="2026-05-28T14:57:00Z" w16du:dateUtc="2026-05-28T06:57:00Z">
-              <w:r>
-                <w:delText>13/03/2026</w:delText>
-              </w:r>
-            </w:del>
-          </w:p>
+          <w:p/>
         </w:tc>
         <w:tc>
           <w:tcPr>
@@ -4807,11 +4239,6 @@
             <w:pPr>
               <w:jc w:val="right"/>
             </w:pPr>
-            <w:del w:id="104" w:author="Henry Fung" w:date="2026-05-28T14:57:00Z" w16du:dateUtc="2026-05-28T06:57:00Z">
-              <w:r>
-                <w:delText>52,094.00</w:delText>
-              </w:r>
-            </w:del>
           </w:p>
         </w:tc>
         <w:tc>
@@ -4829,11 +4256,6 @@
             <w:pPr>
               <w:jc w:val="right"/>
             </w:pPr>
-            <w:del w:id="105" w:author="Henry Fung" w:date="2026-05-28T14:57:00Z" w16du:dateUtc="2026-05-28T06:57:00Z">
-              <w:r>
-                <w:delText>52,094.00</w:delText>
-              </w:r>
-            </w:del>
           </w:p>
         </w:tc>
       </w:tr>
@@ -4855,11 +4277,7 @@
           </w:tcPr>
           <w:p>
             <w:r>
-              <w:lastRenderedPageBreak/>
-              <w:t>Laptop</w:t>
-            </w:r>
-            <w:r>
-              <w:t xml:space="preserve"> for Marketing (New Purchase)</w:t>
+              <w:t>Laptop for Marketing (New Purchase)</w:t>
             </w:r>
           </w:p>
         </w:tc>
@@ -5039,7 +4457,6 @@
         <w:trPr>
           <w:cantSplit/>
           <w:jc w:val="center"/>
-          <w:ins w:id="106" w:author="Henry Fung" w:date="2026-05-28T14:56:00Z" w16du:dateUtc="2026-05-28T06:56:00Z"/>
         </w:trPr>
         <w:tc>
           <w:tcPr>
@@ -5053,19 +4470,9 @@
             <w:vAlign w:val="center"/>
           </w:tcPr>
           <w:p>
-            <w:pPr>
-              <w:rPr>
-                <w:ins w:id="107" w:author="Henry Fung" w:date="2026-05-28T14:56:00Z" w16du:dateUtc="2026-05-28T06:56:00Z"/>
-              </w:rPr>
-            </w:pPr>
-            <w:ins w:id="108" w:author="Henry Fung" w:date="2026-05-28T14:57:00Z" w16du:dateUtc="2026-05-28T06:57:00Z">
-              <w:r>
-                <w:t>Computation and Rendering Server</w:t>
-              </w:r>
-              <w:r>
-                <w:t xml:space="preserve"> (New Purchase)</w:t>
-              </w:r>
-            </w:ins>
+            <w:r>
+              <w:t>Computation and Rendering Server (New Purchase)</w:t>
+            </w:r>
           </w:p>
         </w:tc>
         <w:tc>
@@ -5080,16 +4487,9 @@
             <w:vAlign w:val="center"/>
           </w:tcPr>
           <w:p>
-            <w:pPr>
-              <w:rPr>
-                <w:ins w:id="109" w:author="Henry Fung" w:date="2026-05-28T14:56:00Z" w16du:dateUtc="2026-05-28T06:56:00Z"/>
-              </w:rPr>
-            </w:pPr>
-            <w:ins w:id="110" w:author="Henry Fung" w:date="2026-05-28T14:57:00Z" w16du:dateUtc="2026-05-28T06:57:00Z">
-              <w:r>
-                <w:t>1</w:t>
-              </w:r>
-            </w:ins>
+            <w:r>
+              <w:t>1</w:t>
+            </w:r>
           </w:p>
         </w:tc>
         <w:tc>
@@ -5104,16 +4504,9 @@
             <w:vAlign w:val="center"/>
           </w:tcPr>
           <w:p>
-            <w:pPr>
-              <w:rPr>
-                <w:ins w:id="111" w:author="Henry Fung" w:date="2026-05-28T14:56:00Z" w16du:dateUtc="2026-05-28T06:56:00Z"/>
-              </w:rPr>
-            </w:pPr>
-            <w:ins w:id="112" w:author="Henry Fung" w:date="2026-05-28T14:57:00Z" w16du:dateUtc="2026-05-28T06:57:00Z">
-              <w:r>
-                <w:t>13/03/2026</w:t>
-              </w:r>
-            </w:ins>
+            <w:r>
+              <w:t>13/03/2026</w:t>
+            </w:r>
           </w:p>
         </w:tc>
         <w:tc>
@@ -5130,15 +4523,10 @@
           <w:p>
             <w:pPr>
               <w:jc w:val="right"/>
-              <w:rPr>
-                <w:ins w:id="113" w:author="Henry Fung" w:date="2026-05-28T14:56:00Z" w16du:dateUtc="2026-05-28T06:56:00Z"/>
-              </w:rPr>
             </w:pPr>
-            <w:ins w:id="114" w:author="Henry Fung" w:date="2026-05-28T14:57:00Z" w16du:dateUtc="2026-05-28T06:57:00Z">
-              <w:r>
-                <w:t>52,094.00</w:t>
-              </w:r>
-            </w:ins>
+            <w:r>
+              <w:t>52,094.00</w:t>
+            </w:r>
           </w:p>
         </w:tc>
         <w:tc>
@@ -5155,15 +4543,10 @@
           <w:p>
             <w:pPr>
               <w:jc w:val="right"/>
-              <w:rPr>
-                <w:ins w:id="115" w:author="Henry Fung" w:date="2026-05-28T14:56:00Z" w16du:dateUtc="2026-05-28T06:56:00Z"/>
-              </w:rPr>
             </w:pPr>
-            <w:ins w:id="116" w:author="Henry Fung" w:date="2026-05-28T14:57:00Z" w16du:dateUtc="2026-05-28T06:57:00Z">
-              <w:r>
-                <w:t>52,094.00</w:t>
-              </w:r>
-            </w:ins>
+            <w:r>
+              <w:t>52,094.00</w:t>
+            </w:r>
           </w:p>
         </w:tc>
       </w:tr>
@@ -5185,13 +4568,13 @@
           </w:tcPr>
           <w:p>
             <w:pPr>
-              <w:pStyle w:val="ListParagraph"/>
+              <w:pStyle w:val="a7"/>
               <w:snapToGrid w:val="0"/>
               <w:spacing w:before="40" w:after="40"/>
               <w:ind w:leftChars="0" w:left="0"/>
               <w:jc w:val="left"/>
               <w:rPr>
-                <w:rFonts w:ascii="Times New Roman" w:eastAsia="標楷體" w:hAnsi="Times New Roman"/>
+                <w:rFonts w:ascii="Times New Roman" w:eastAsia="DFKai-SB" w:hAnsi="Times New Roman"/>
                 <w:b/>
                 <w:i/>
                 <w:sz w:val="22"/>
@@ -5212,13 +4595,13 @@
           </w:tcPr>
           <w:p>
             <w:pPr>
-              <w:pStyle w:val="ListParagraph"/>
+              <w:pStyle w:val="a7"/>
               <w:snapToGrid w:val="0"/>
               <w:spacing w:before="40" w:after="40"/>
               <w:ind w:leftChars="0" w:left="0"/>
               <w:jc w:val="left"/>
               <w:rPr>
-                <w:rFonts w:ascii="Times New Roman" w:eastAsia="標楷體" w:hAnsi="Times New Roman"/>
+                <w:rFonts w:ascii="Times New Roman" w:eastAsia="DFKai-SB" w:hAnsi="Times New Roman"/>
                 <w:b/>
                 <w:i/>
                 <w:sz w:val="22"/>
@@ -5239,13 +4622,13 @@
           </w:tcPr>
           <w:p>
             <w:pPr>
-              <w:pStyle w:val="ListParagraph"/>
+              <w:pStyle w:val="a7"/>
               <w:snapToGrid w:val="0"/>
               <w:spacing w:before="40" w:after="40"/>
               <w:ind w:leftChars="0" w:left="0"/>
               <w:jc w:val="left"/>
               <w:rPr>
-                <w:rFonts w:ascii="Times New Roman" w:eastAsia="標楷體" w:hAnsi="Times New Roman"/>
+                <w:rFonts w:ascii="Times New Roman" w:eastAsia="DFKai-SB" w:hAnsi="Times New Roman"/>
                 <w:b/>
                 <w:i/>
                 <w:sz w:val="22"/>
@@ -5294,7 +4677,7 @@
     </w:tbl>
     <w:p>
       <w:pPr>
-        <w:pStyle w:val="ListParagraph"/>
+        <w:pStyle w:val="a7"/>
         <w:keepNext/>
         <w:widowControl/>
         <w:numPr>
@@ -5306,7 +4689,7 @@
         <w:spacing w:before="360" w:after="240"/>
         <w:ind w:leftChars="0" w:left="547" w:hanging="547"/>
         <w:rPr>
-          <w:rFonts w:ascii="Times New Roman" w:eastAsia="細明體" w:hAnsi="Times New Roman"/>
+          <w:rFonts w:ascii="Times New Roman" w:eastAsia="MingLiU" w:hAnsi="Times New Roman"/>
           <w:b/>
           <w:szCs w:val="24"/>
           <w:u w:val="single"/>
@@ -5319,6 +4702,7 @@
           <w:szCs w:val="24"/>
           <w:u w:val="single"/>
         </w:rPr>
+        <w:lastRenderedPageBreak/>
         <w:t>Other Direct Costs</w:t>
       </w:r>
     </w:p>
@@ -5362,7 +4746,7 @@
           </w:tcPr>
           <w:p>
             <w:pPr>
-              <w:pStyle w:val="ListParagraph"/>
+              <w:pStyle w:val="a7"/>
               <w:widowControl/>
               <w:overflowPunct w:val="0"/>
               <w:snapToGrid w:val="0"/>
@@ -5370,14 +4754,14 @@
               <w:ind w:leftChars="0" w:left="0"/>
               <w:jc w:val="center"/>
               <w:rPr>
-                <w:rFonts w:ascii="Times New Roman" w:eastAsia="標楷體" w:hAnsi="Times New Roman"/>
+                <w:rFonts w:ascii="Times New Roman" w:eastAsia="DFKai-SB" w:hAnsi="Times New Roman"/>
                 <w:b/>
                 <w:sz w:val="22"/>
               </w:rPr>
             </w:pPr>
             <w:r>
               <w:rPr>
-                <w:rFonts w:ascii="Times New Roman" w:eastAsia="標楷體" w:hAnsi="Times New Roman" w:hint="eastAsia"/>
+                <w:rFonts w:ascii="Times New Roman" w:eastAsia="DFKai-SB" w:hAnsi="Times New Roman" w:hint="eastAsia"/>
                 <w:b/>
                 <w:sz w:val="22"/>
               </w:rPr>
@@ -5399,7 +4783,7 @@
           </w:tcPr>
           <w:p>
             <w:pPr>
-              <w:pStyle w:val="ListParagraph"/>
+              <w:pStyle w:val="a7"/>
               <w:widowControl/>
               <w:overflowPunct w:val="0"/>
               <w:snapToGrid w:val="0"/>
@@ -5407,14 +4791,14 @@
               <w:ind w:leftChars="0" w:left="0"/>
               <w:jc w:val="center"/>
               <w:rPr>
-                <w:rFonts w:ascii="Times New Roman" w:eastAsia="標楷體" w:hAnsi="Times New Roman"/>
+                <w:rFonts w:ascii="Times New Roman" w:eastAsia="DFKai-SB" w:hAnsi="Times New Roman"/>
                 <w:b/>
                 <w:sz w:val="22"/>
               </w:rPr>
             </w:pPr>
             <w:r>
               <w:rPr>
-                <w:rFonts w:ascii="Times New Roman" w:eastAsia="標楷體" w:hAnsi="Times New Roman" w:hint="eastAsia"/>
+                <w:rFonts w:ascii="Times New Roman" w:eastAsia="DFKai-SB" w:hAnsi="Times New Roman" w:hint="eastAsia"/>
                 <w:b/>
                 <w:sz w:val="22"/>
               </w:rPr>
@@ -5422,7 +4806,7 @@
             </w:r>
             <w:r>
               <w:rPr>
-                <w:rFonts w:ascii="Times New Roman" w:eastAsia="標楷體" w:hAnsi="Times New Roman"/>
+                <w:rFonts w:ascii="Times New Roman" w:eastAsia="DFKai-SB" w:hAnsi="Times New Roman"/>
                 <w:b/>
                 <w:sz w:val="22"/>
               </w:rPr>
@@ -5430,7 +4814,7 @@
             </w:r>
             <w:r>
               <w:rPr>
-                <w:rFonts w:ascii="Times New Roman" w:eastAsia="標楷體" w:hAnsi="Times New Roman"/>
+                <w:rFonts w:ascii="Times New Roman" w:eastAsia="DFKai-SB" w:hAnsi="Times New Roman"/>
                 <w:b/>
                 <w:sz w:val="22"/>
               </w:rPr>
@@ -5438,7 +4822,7 @@
             </w:r>
             <w:r>
               <w:rPr>
-                <w:rFonts w:ascii="Times New Roman" w:eastAsia="標楷體" w:hAnsi="Times New Roman"/>
+                <w:rFonts w:ascii="Times New Roman" w:eastAsia="DFKai-SB" w:hAnsi="Times New Roman"/>
                 <w:b/>
                 <w:sz w:val="22"/>
               </w:rPr>
@@ -5446,7 +4830,7 @@
             </w:r>
             <w:r>
               <w:rPr>
-                <w:rFonts w:ascii="Times New Roman" w:eastAsia="標楷體" w:hAnsi="Times New Roman"/>
+                <w:rFonts w:ascii="Times New Roman" w:eastAsia="DFKai-SB" w:hAnsi="Times New Roman"/>
                 <w:b/>
                 <w:sz w:val="22"/>
               </w:rPr>
@@ -5454,7 +4838,7 @@
             </w:r>
             <w:r>
               <w:rPr>
-                <w:rFonts w:ascii="Times New Roman" w:eastAsia="標楷體" w:hAnsi="Times New Roman" w:hint="eastAsia"/>
+                <w:rFonts w:ascii="Times New Roman" w:eastAsia="DFKai-SB" w:hAnsi="Times New Roman" w:hint="eastAsia"/>
                 <w:b/>
                 <w:sz w:val="22"/>
               </w:rPr>
@@ -5476,7 +4860,7 @@
           </w:tcPr>
           <w:p>
             <w:pPr>
-              <w:pStyle w:val="ListParagraph"/>
+              <w:pStyle w:val="a7"/>
               <w:widowControl/>
               <w:overflowPunct w:val="0"/>
               <w:snapToGrid w:val="0"/>
@@ -5484,14 +4868,14 @@
               <w:ind w:leftChars="0" w:left="0"/>
               <w:jc w:val="center"/>
               <w:rPr>
-                <w:rFonts w:ascii="Times New Roman" w:eastAsia="標楷體" w:hAnsi="Times New Roman"/>
+                <w:rFonts w:ascii="Times New Roman" w:eastAsia="DFKai-SB" w:hAnsi="Times New Roman"/>
                 <w:b/>
                 <w:sz w:val="22"/>
               </w:rPr>
             </w:pPr>
             <w:r>
               <w:rPr>
-                <w:rFonts w:ascii="Times New Roman" w:eastAsia="標楷體" w:hAnsi="Times New Roman" w:hint="eastAsia"/>
+                <w:rFonts w:ascii="Times New Roman" w:eastAsia="DFKai-SB" w:hAnsi="Times New Roman" w:hint="eastAsia"/>
                 <w:b/>
                 <w:sz w:val="22"/>
               </w:rPr>
@@ -5499,7 +4883,7 @@
             </w:r>
             <w:r>
               <w:rPr>
-                <w:rFonts w:ascii="Times New Roman" w:eastAsia="標楷體" w:hAnsi="Times New Roman" w:hint="eastAsia"/>
+                <w:rFonts w:ascii="Times New Roman" w:eastAsia="DFKai-SB" w:hAnsi="Times New Roman" w:hint="eastAsia"/>
                 <w:b/>
                 <w:sz w:val="22"/>
               </w:rPr>
@@ -5507,7 +4891,7 @@
             </w:r>
             <w:r>
               <w:rPr>
-                <w:rFonts w:ascii="Times New Roman" w:eastAsia="標楷體" w:hAnsi="Times New Roman" w:hint="eastAsia"/>
+                <w:rFonts w:ascii="Times New Roman" w:eastAsia="DFKai-SB" w:hAnsi="Times New Roman" w:hint="eastAsia"/>
                 <w:b/>
                 <w:sz w:val="22"/>
               </w:rPr>
@@ -5515,7 +4899,7 @@
             </w:r>
             <w:r>
               <w:rPr>
-                <w:rFonts w:ascii="Times New Roman" w:eastAsia="標楷體" w:hAnsi="Times New Roman"/>
+                <w:rFonts w:ascii="Times New Roman" w:eastAsia="DFKai-SB" w:hAnsi="Times New Roman"/>
                 <w:b/>
                 <w:sz w:val="22"/>
               </w:rPr>
@@ -5523,7 +4907,7 @@
             </w:r>
             <w:r>
               <w:rPr>
-                <w:rFonts w:ascii="Times New Roman" w:eastAsia="標楷體" w:hAnsi="Times New Roman"/>
+                <w:rFonts w:ascii="Times New Roman" w:eastAsia="DFKai-SB" w:hAnsi="Times New Roman"/>
                 <w:b/>
                 <w:sz w:val="22"/>
               </w:rPr>
@@ -5545,7 +4929,7 @@
           </w:tcPr>
           <w:p>
             <w:pPr>
-              <w:pStyle w:val="ListParagraph"/>
+              <w:pStyle w:val="a7"/>
               <w:widowControl/>
               <w:overflowPunct w:val="0"/>
               <w:snapToGrid w:val="0"/>
@@ -5553,14 +4937,14 @@
               <w:ind w:leftChars="0" w:left="0"/>
               <w:jc w:val="center"/>
               <w:rPr>
-                <w:rFonts w:ascii="Times New Roman" w:eastAsia="標楷體" w:hAnsi="Times New Roman"/>
+                <w:rFonts w:ascii="Times New Roman" w:eastAsia="DFKai-SB" w:hAnsi="Times New Roman"/>
                 <w:b/>
                 <w:sz w:val="22"/>
               </w:rPr>
             </w:pPr>
             <w:r>
               <w:rPr>
-                <w:rFonts w:ascii="Times New Roman" w:eastAsia="標楷體" w:hAnsi="Times New Roman"/>
+                <w:rFonts w:ascii="Times New Roman" w:eastAsia="DFKai-SB" w:hAnsi="Times New Roman"/>
                 <w:b/>
                 <w:sz w:val="22"/>
               </w:rPr>
@@ -5568,7 +4952,7 @@
             </w:r>
             <w:r>
               <w:rPr>
-                <w:rFonts w:ascii="Times New Roman" w:eastAsia="標楷體" w:hAnsi="Times New Roman" w:hint="eastAsia"/>
+                <w:rFonts w:ascii="Times New Roman" w:eastAsia="DFKai-SB" w:hAnsi="Times New Roman" w:hint="eastAsia"/>
                 <w:b/>
                 <w:sz w:val="22"/>
               </w:rPr>
@@ -5576,7 +4960,7 @@
             </w:r>
             <w:r>
               <w:rPr>
-                <w:rFonts w:ascii="Times New Roman" w:eastAsia="標楷體" w:hAnsi="Times New Roman"/>
+                <w:rFonts w:ascii="Times New Roman" w:eastAsia="DFKai-SB" w:hAnsi="Times New Roman"/>
                 <w:b/>
                 <w:sz w:val="22"/>
               </w:rPr>
@@ -5584,7 +4968,7 @@
             </w:r>
             <w:r>
               <w:rPr>
-                <w:rFonts w:ascii="Times New Roman" w:eastAsia="標楷體" w:hAnsi="Times New Roman"/>
+                <w:rFonts w:ascii="Times New Roman" w:eastAsia="DFKai-SB" w:hAnsi="Times New Roman"/>
                 <w:b/>
                 <w:sz w:val="22"/>
               </w:rPr>
@@ -5707,16 +5091,9 @@
             <w:vAlign w:val="center"/>
           </w:tcPr>
           <w:p>
-            <w:ins w:id="117" w:author="Henry Fung" w:date="2026-05-28T14:59:00Z" w16du:dateUtc="2026-05-28T06:59:00Z">
-              <w:r>
-                <w:t>6 orders</w:t>
-              </w:r>
-            </w:ins>
-            <w:del w:id="118" w:author="Henry Fung" w:date="2026-05-28T14:59:00Z" w16du:dateUtc="2026-05-28T06:59:00Z">
-              <w:r>
-                <w:delText>1</w:delText>
-              </w:r>
-            </w:del>
+            <w:r>
+              <w:t>6 orders</w:t>
+            </w:r>
           </w:p>
         </w:tc>
         <w:tc>
@@ -5734,55 +5111,27 @@
             <w:pPr>
               <w:jc w:val="right"/>
             </w:pPr>
-            <w:del w:id="119" w:author="Henry Fung" w:date="2026-05-28T14:59:00Z" w16du:dateUtc="2026-05-28T06:59:00Z">
-              <w:r>
-                <w:delText>25</w:delText>
-              </w:r>
-            </w:del>
-            <w:ins w:id="120" w:author="Henry Fung" w:date="2026-05-28T14:59:00Z" w16du:dateUtc="2026-05-28T06:59:00Z">
-              <w:r>
-                <w:t>4</w:t>
-              </w:r>
-            </w:ins>
+            <w:r>
+              <w:t>4</w:t>
+            </w:r>
             <w:r>
               <w:t>,</w:t>
             </w:r>
-            <w:del w:id="121" w:author="Henry Fung" w:date="2026-05-28T14:59:00Z" w16du:dateUtc="2026-05-28T06:59:00Z">
-              <w:r>
-                <w:delText>9</w:delText>
-              </w:r>
-            </w:del>
-            <w:ins w:id="122" w:author="Henry Fung" w:date="2026-05-28T14:59:00Z" w16du:dateUtc="2026-05-28T06:59:00Z">
-              <w:r>
-                <w:t>3</w:t>
-              </w:r>
-            </w:ins>
+            <w:r>
+              <w:t>3</w:t>
+            </w:r>
             <w:r>
               <w:t>2</w:t>
             </w:r>
-            <w:ins w:id="123" w:author="Henry Fung" w:date="2026-05-28T15:00:00Z" w16du:dateUtc="2026-05-28T07:00:00Z">
-              <w:r>
-                <w:t>0</w:t>
-              </w:r>
-            </w:ins>
-            <w:del w:id="124" w:author="Henry Fung" w:date="2026-05-28T15:00:00Z" w16du:dateUtc="2026-05-28T07:00:00Z">
-              <w:r>
-                <w:delText>2</w:delText>
-              </w:r>
-            </w:del>
+            <w:r>
+              <w:t>0</w:t>
+            </w:r>
             <w:r>
               <w:t>.</w:t>
             </w:r>
-            <w:ins w:id="125" w:author="Henry Fung" w:date="2026-05-28T15:00:00Z" w16du:dateUtc="2026-05-28T07:00:00Z">
-              <w:r>
-                <w:t>37</w:t>
-              </w:r>
-            </w:ins>
-            <w:del w:id="126" w:author="Henry Fung" w:date="2026-05-28T15:00:00Z" w16du:dateUtc="2026-05-28T07:00:00Z">
-              <w:r>
-                <w:delText>19</w:delText>
-              </w:r>
-            </w:del>
+            <w:r>
+              <w:t>37</w:t>
+            </w:r>
           </w:p>
         </w:tc>
         <w:tc>
@@ -5840,16 +5189,9 @@
             <w:vAlign w:val="center"/>
           </w:tcPr>
           <w:p>
-            <w:ins w:id="127" w:author="Henry Fung" w:date="2026-05-28T14:59:00Z" w16du:dateUtc="2026-05-28T06:59:00Z">
-              <w:r>
-                <w:t>2</w:t>
-              </w:r>
-            </w:ins>
-            <w:del w:id="128" w:author="Henry Fung" w:date="2026-05-28T14:59:00Z" w16du:dateUtc="2026-05-28T06:59:00Z">
-              <w:r>
-                <w:delText>1</w:delText>
-              </w:r>
-            </w:del>
+            <w:r>
+              <w:t>2</w:t>
+            </w:r>
           </w:p>
         </w:tc>
         <w:tc>
@@ -5867,29 +5209,15 @@
             <w:pPr>
               <w:jc w:val="right"/>
             </w:pPr>
-            <w:del w:id="129" w:author="Henry Fung" w:date="2026-05-28T14:59:00Z" w16du:dateUtc="2026-05-28T06:59:00Z">
-              <w:r>
-                <w:delText>26</w:delText>
-              </w:r>
-            </w:del>
-            <w:ins w:id="130" w:author="Henry Fung" w:date="2026-05-28T14:59:00Z" w16du:dateUtc="2026-05-28T06:59:00Z">
-              <w:r>
-                <w:t>18</w:t>
-              </w:r>
-            </w:ins>
+            <w:r>
+              <w:t>18</w:t>
+            </w:r>
             <w:r>
               <w:t>,</w:t>
             </w:r>
-            <w:ins w:id="131" w:author="Henry Fung" w:date="2026-05-28T14:59:00Z" w16du:dateUtc="2026-05-28T06:59:00Z">
-              <w:r>
-                <w:t>425</w:t>
-              </w:r>
-            </w:ins>
-            <w:del w:id="132" w:author="Henry Fung" w:date="2026-05-28T14:59:00Z" w16du:dateUtc="2026-05-28T06:59:00Z">
-              <w:r>
-                <w:delText>000</w:delText>
-              </w:r>
-            </w:del>
+            <w:r>
+              <w:t>425</w:t>
+            </w:r>
             <w:r>
               <w:t>.00</w:t>
             </w:r>
@@ -5910,137 +5238,18 @@
             <w:pPr>
               <w:jc w:val="right"/>
             </w:pPr>
-            <w:ins w:id="133" w:author="Henry Fung" w:date="2026-05-28T14:58:00Z" w16du:dateUtc="2026-05-28T06:58:00Z">
-              <w:r>
-                <w:t>3</w:t>
-              </w:r>
-            </w:ins>
-            <w:del w:id="134" w:author="Henry Fung" w:date="2026-05-28T14:58:00Z" w16du:dateUtc="2026-05-28T06:58:00Z">
-              <w:r>
-                <w:delText>2</w:delText>
-              </w:r>
-            </w:del>
+            <w:r>
+              <w:t>3</w:t>
+            </w:r>
             <w:r>
               <w:t>6,</w:t>
             </w:r>
-            <w:del w:id="135" w:author="Henry Fung" w:date="2026-05-28T14:58:00Z" w16du:dateUtc="2026-05-28T06:58:00Z">
-              <w:r>
-                <w:delText>00</w:delText>
-              </w:r>
-            </w:del>
-            <w:ins w:id="136" w:author="Henry Fung" w:date="2026-05-28T14:58:00Z" w16du:dateUtc="2026-05-28T06:58:00Z">
-              <w:r>
-                <w:t>85</w:t>
-              </w:r>
-            </w:ins>
+            <w:r>
+              <w:t>85</w:t>
+            </w:r>
             <w:r>
               <w:t>0.00</w:t>
             </w:r>
-          </w:p>
-        </w:tc>
-      </w:tr>
-      <w:tr>
-        <w:trPr>
-          <w:cantSplit/>
-          <w:jc w:val="center"/>
-          <w:del w:id="137" w:author="Henry Fung" w:date="2026-05-28T14:58:00Z" w16du:dateUtc="2026-05-28T06:58:00Z"/>
-        </w:trPr>
-        <w:tc>
-          <w:tcPr>
-            <w:tcW w:w="4392" w:type="dxa"/>
-            <w:tcBorders>
-              <w:top w:val="single" w:sz="4" w:space="0" w:color="auto"/>
-              <w:left w:val="single" w:sz="4" w:space="0" w:color="auto"/>
-              <w:bottom w:val="single" w:sz="4" w:space="0" w:color="auto"/>
-              <w:right w:val="single" w:sz="4" w:space="0" w:color="auto"/>
-            </w:tcBorders>
-            <w:vAlign w:val="center"/>
-          </w:tcPr>
-          <w:p>
-            <w:pPr>
-              <w:rPr>
-                <w:del w:id="138" w:author="Henry Fung" w:date="2026-05-28T14:58:00Z" w16du:dateUtc="2026-05-28T06:58:00Z"/>
-              </w:rPr>
-            </w:pPr>
-            <w:del w:id="139" w:author="Henry Fung" w:date="2026-05-28T14:58:00Z" w16du:dateUtc="2026-05-28T06:58:00Z">
-              <w:r>
-                <w:delText>Exhibitions</w:delText>
-              </w:r>
-            </w:del>
-          </w:p>
-        </w:tc>
-        <w:tc>
-          <w:tcPr>
-            <w:tcW w:w="1152" w:type="dxa"/>
-            <w:tcBorders>
-              <w:top w:val="single" w:sz="4" w:space="0" w:color="auto"/>
-              <w:left w:val="single" w:sz="4" w:space="0" w:color="auto"/>
-              <w:bottom w:val="single" w:sz="4" w:space="0" w:color="auto"/>
-              <w:right w:val="single" w:sz="4" w:space="0" w:color="auto"/>
-            </w:tcBorders>
-            <w:vAlign w:val="center"/>
-          </w:tcPr>
-          <w:p>
-            <w:pPr>
-              <w:rPr>
-                <w:del w:id="140" w:author="Henry Fung" w:date="2026-05-28T14:58:00Z" w16du:dateUtc="2026-05-28T06:58:00Z"/>
-              </w:rPr>
-            </w:pPr>
-            <w:del w:id="141" w:author="Henry Fung" w:date="2026-05-28T14:58:00Z" w16du:dateUtc="2026-05-28T06:58:00Z">
-              <w:r>
-                <w:delText>1</w:delText>
-              </w:r>
-            </w:del>
-          </w:p>
-        </w:tc>
-        <w:tc>
-          <w:tcPr>
-            <w:tcW w:w="1872" w:type="dxa"/>
-            <w:tcBorders>
-              <w:top w:val="single" w:sz="4" w:space="0" w:color="auto"/>
-              <w:left w:val="single" w:sz="4" w:space="0" w:color="auto"/>
-              <w:bottom w:val="single" w:sz="4" w:space="0" w:color="auto"/>
-              <w:right w:val="single" w:sz="4" w:space="0" w:color="auto"/>
-            </w:tcBorders>
-            <w:vAlign w:val="center"/>
-          </w:tcPr>
-          <w:p>
-            <w:pPr>
-              <w:jc w:val="right"/>
-              <w:rPr>
-                <w:del w:id="142" w:author="Henry Fung" w:date="2026-05-28T14:58:00Z" w16du:dateUtc="2026-05-28T06:58:00Z"/>
-              </w:rPr>
-            </w:pPr>
-            <w:del w:id="143" w:author="Henry Fung" w:date="2026-05-28T14:58:00Z" w16du:dateUtc="2026-05-28T06:58:00Z">
-              <w:r>
-                <w:delText>10,850.00</w:delText>
-              </w:r>
-            </w:del>
-          </w:p>
-        </w:tc>
-        <w:tc>
-          <w:tcPr>
-            <w:tcW w:w="1872" w:type="dxa"/>
-            <w:tcBorders>
-              <w:top w:val="single" w:sz="4" w:space="0" w:color="auto"/>
-              <w:left w:val="single" w:sz="4" w:space="0" w:color="auto"/>
-              <w:bottom w:val="single" w:sz="4" w:space="0" w:color="auto"/>
-              <w:right w:val="single" w:sz="4" w:space="0" w:color="auto"/>
-            </w:tcBorders>
-            <w:vAlign w:val="center"/>
-          </w:tcPr>
-          <w:p>
-            <w:pPr>
-              <w:jc w:val="right"/>
-              <w:rPr>
-                <w:del w:id="144" w:author="Henry Fung" w:date="2026-05-28T14:58:00Z" w16du:dateUtc="2026-05-28T06:58:00Z"/>
-              </w:rPr>
-            </w:pPr>
-            <w:del w:id="145" w:author="Henry Fung" w:date="2026-05-28T14:58:00Z" w16du:dateUtc="2026-05-28T06:58:00Z">
-              <w:r>
-                <w:delText>10,850.00</w:delText>
-              </w:r>
-            </w:del>
           </w:p>
         </w:tc>
       </w:tr>
@@ -6062,7 +5271,7 @@
           </w:tcPr>
           <w:p>
             <w:pPr>
-              <w:pStyle w:val="ListParagraph"/>
+              <w:pStyle w:val="a7"/>
               <w:widowControl/>
               <w:overflowPunct w:val="0"/>
               <w:snapToGrid w:val="0"/>
@@ -6070,7 +5279,7 @@
               <w:ind w:leftChars="0" w:left="0"/>
               <w:jc w:val="left"/>
               <w:rPr>
-                <w:rFonts w:ascii="Times New Roman" w:eastAsia="標楷體" w:hAnsi="Times New Roman"/>
+                <w:rFonts w:ascii="Times New Roman" w:eastAsia="DFKai-SB" w:hAnsi="Times New Roman"/>
                 <w:b/>
                 <w:i/>
                 <w:sz w:val="22"/>
@@ -6091,7 +5300,7 @@
           </w:tcPr>
           <w:p>
             <w:pPr>
-              <w:pStyle w:val="ListParagraph"/>
+              <w:pStyle w:val="a7"/>
               <w:widowControl/>
               <w:overflowPunct w:val="0"/>
               <w:snapToGrid w:val="0"/>
@@ -6099,7 +5308,7 @@
               <w:ind w:leftChars="0" w:left="0"/>
               <w:jc w:val="left"/>
               <w:rPr>
-                <w:rFonts w:ascii="Times New Roman" w:eastAsia="標楷體" w:hAnsi="Times New Roman"/>
+                <w:rFonts w:ascii="Times New Roman" w:eastAsia="DFKai-SB" w:hAnsi="Times New Roman"/>
                 <w:b/>
                 <w:i/>
                 <w:sz w:val="22"/>
@@ -6158,12 +5367,10 @@
           <w:szCs w:val="24"/>
         </w:rPr>
         <w:sectPr>
-          <w:headerReference w:type="even" r:id="rId11"/>
-          <w:headerReference w:type="default" r:id="rId12"/>
-          <w:footerReference w:type="even" r:id="rId13"/>
-          <w:footerReference w:type="default" r:id="rId14"/>
-          <w:headerReference w:type="first" r:id="rId15"/>
-          <w:footerReference w:type="first" r:id="rId16"/>
+          <w:headerReference w:type="default" r:id="rId11"/>
+          <w:footerReference w:type="default" r:id="rId12"/>
+          <w:headerReference w:type="first" r:id="rId13"/>
+          <w:footerReference w:type="first" r:id="rId14"/>
           <w:pgSz w:w="11907" w:h="16840" w:code="9"/>
           <w:pgMar w:top="1440" w:right="1440" w:bottom="1440" w:left="1440" w:header="720" w:footer="720" w:gutter="0"/>
           <w:cols w:space="720"/>
@@ -6244,7 +5451,7 @@
       </w:r>
       <w:r>
         <w:rPr>
-          <w:rFonts w:ascii="Times New Roman" w:eastAsia="SimSun" w:hAnsi="Times New Roman" w:hint="eastAsia"/>
+          <w:rFonts w:ascii="Times New Roman" w:eastAsia="宋体" w:hAnsi="Times New Roman" w:hint="eastAsia"/>
           <w:i/>
           <w:szCs w:val="24"/>
           <w:lang w:eastAsia="zh-CN"/>
@@ -6355,7 +5562,7 @@
         <w:spacing w:after="240"/>
         <w:ind w:left="540" w:hanging="515"/>
         <w:rPr>
-          <w:rFonts w:ascii="Times New Roman" w:eastAsia="細明體" w:hAnsi="Times New Roman"/>
+          <w:rFonts w:ascii="Times New Roman" w:eastAsia="MingLiU" w:hAnsi="Times New Roman"/>
           <w:b/>
           <w:szCs w:val="24"/>
         </w:rPr>
@@ -6401,7 +5608,7 @@
         <w:spacing w:after="240"/>
         <w:ind w:left="540" w:hanging="515"/>
         <w:rPr>
-          <w:rFonts w:ascii="Times New Roman" w:eastAsia="細明體" w:hAnsi="Times New Roman"/>
+          <w:rFonts w:ascii="Times New Roman" w:eastAsia="MingLiU" w:hAnsi="Times New Roman"/>
           <w:b/>
           <w:szCs w:val="24"/>
         </w:rPr>
@@ -6580,56 +5787,56 @@
         <w:spacing w:after="240"/>
         <w:ind w:left="540" w:hanging="515"/>
         <w:rPr>
-          <w:rFonts w:ascii="Times New Roman" w:eastAsia="細明體" w:hAnsi="Times New Roman"/>
+          <w:rFonts w:ascii="Times New Roman" w:eastAsia="MingLiU" w:hAnsi="Times New Roman"/>
           <w:b/>
           <w:szCs w:val="24"/>
         </w:rPr>
       </w:pPr>
       <w:r>
         <w:rPr>
-          <w:rFonts w:ascii="Times New Roman" w:eastAsia="細明體" w:hAnsi="Times New Roman" w:hint="eastAsia"/>
+          <w:rFonts w:ascii="Times New Roman" w:eastAsia="MingLiU" w:hAnsi="Times New Roman" w:hint="eastAsia"/>
           <w:szCs w:val="24"/>
         </w:rPr>
         <w:t>are in line</w:t>
       </w:r>
       <w:r>
         <w:rPr>
-          <w:rFonts w:ascii="Times New Roman" w:eastAsia="細明體" w:hAnsi="Times New Roman" w:hint="eastAsia"/>
+          <w:rFonts w:ascii="Times New Roman" w:eastAsia="MingLiU" w:hAnsi="Times New Roman" w:hint="eastAsia"/>
           <w:szCs w:val="24"/>
         </w:rPr>
         <w:t xml:space="preserve"> with the</w:t>
       </w:r>
       <w:r>
         <w:rPr>
-          <w:rFonts w:ascii="Times New Roman" w:eastAsia="細明體" w:hAnsi="Times New Roman" w:hint="eastAsia"/>
+          <w:rFonts w:ascii="Times New Roman" w:eastAsia="MingLiU" w:hAnsi="Times New Roman" w:hint="eastAsia"/>
           <w:szCs w:val="24"/>
         </w:rPr>
         <w:t xml:space="preserve"> statement</w:t>
       </w:r>
       <w:r>
         <w:rPr>
-          <w:rFonts w:ascii="Times New Roman" w:eastAsia="細明體" w:hAnsi="Times New Roman" w:hint="eastAsia"/>
+          <w:rFonts w:ascii="Times New Roman" w:eastAsia="MingLiU" w:hAnsi="Times New Roman" w:hint="eastAsia"/>
           <w:szCs w:val="24"/>
         </w:rPr>
         <w:t xml:space="preserve"> of expenditure submitted by the </w:t>
       </w:r>
       <w:r>
         <w:rPr>
-          <w:rFonts w:ascii="Times New Roman" w:eastAsia="細明體" w:hAnsi="Times New Roman" w:hint="eastAsia"/>
+          <w:rFonts w:ascii="Times New Roman" w:eastAsia="MingLiU" w:hAnsi="Times New Roman" w:hint="eastAsia"/>
           <w:szCs w:val="24"/>
         </w:rPr>
         <w:t>start-up</w:t>
       </w:r>
       <w:r>
         <w:rPr>
-          <w:rFonts w:ascii="Times New Roman" w:eastAsia="細明體" w:hAnsi="Times New Roman" w:hint="eastAsia"/>
+          <w:rFonts w:ascii="Times New Roman" w:eastAsia="MingLiU" w:hAnsi="Times New Roman" w:hint="eastAsia"/>
           <w:szCs w:val="24"/>
         </w:rPr>
         <w:t xml:space="preserve"> named in Section</w:t>
       </w:r>
       <w:r>
         <w:rPr>
-          <w:rFonts w:ascii="Times New Roman" w:eastAsia="細明體" w:hAnsi="Times New Roman"/>
+          <w:rFonts w:ascii="Times New Roman" w:eastAsia="MingLiU" w:hAnsi="Times New Roman"/>
           <w:szCs w:val="24"/>
           <w:lang w:val="en-US"/>
         </w:rPr>
@@ -6637,7 +5844,7 @@
       </w:r>
       <w:r>
         <w:rPr>
-          <w:rFonts w:ascii="Times New Roman" w:eastAsia="細明體" w:hAnsi="Times New Roman" w:hint="eastAsia"/>
+          <w:rFonts w:ascii="Times New Roman" w:eastAsia="MingLiU" w:hAnsi="Times New Roman" w:hint="eastAsia"/>
           <w:szCs w:val="24"/>
         </w:rPr>
         <w:t>A.</w:t>
@@ -6855,13 +6062,13 @@
               <w:snapToGrid w:val="0"/>
               <w:jc w:val="left"/>
               <w:rPr>
-                <w:rFonts w:ascii="Times New Roman" w:eastAsia="細明體" w:hAnsi="Times New Roman"/>
+                <w:rFonts w:ascii="Times New Roman" w:eastAsia="MingLiU" w:hAnsi="Times New Roman"/>
                 <w:szCs w:val="26"/>
               </w:rPr>
             </w:pPr>
             <w:r>
               <w:rPr>
-                <w:rFonts w:ascii="Times New Roman" w:eastAsia="細明體" w:hAnsi="Times New Roman"/>
+                <w:rFonts w:ascii="Times New Roman" w:eastAsia="MingLiU" w:hAnsi="Times New Roman"/>
                 <w:szCs w:val="26"/>
               </w:rPr>
               <w:t>Authorised Signature with Company Chop</w:t>
@@ -6880,12 +6087,12 @@
               <w:snapToGrid w:val="0"/>
               <w:spacing w:before="240"/>
               <w:rPr>
-                <w:rFonts w:eastAsia="細明體"/>
+                <w:rFonts w:eastAsia="MingLiU"/>
               </w:rPr>
             </w:pPr>
             <w:r>
               <w:rPr>
-                <w:rFonts w:eastAsia="細明體"/>
+                <w:rFonts w:eastAsia="MingLiU"/>
               </w:rPr>
               <w:t>:</w:t>
             </w:r>
@@ -6907,7 +6114,7 @@
               <w:spacing w:before="240"/>
               <w:jc w:val="center"/>
               <w:rPr>
-                <w:rFonts w:eastAsia="細明體"/>
+                <w:rFonts w:eastAsia="MingLiU"/>
               </w:rPr>
             </w:pPr>
           </w:p>
@@ -6927,7 +6134,7 @@
               <w:snapToGrid w:val="0"/>
               <w:spacing w:before="240"/>
               <w:rPr>
-                <w:rFonts w:eastAsia="細明體"/>
+                <w:rFonts w:eastAsia="MingLiU"/>
               </w:rPr>
             </w:pPr>
           </w:p>
@@ -6949,7 +6156,7 @@
               <w:overflowPunct w:val="0"/>
               <w:snapToGrid w:val="0"/>
               <w:rPr>
-                <w:rFonts w:ascii="Times New Roman" w:eastAsia="細明體" w:hAnsi="Times New Roman"/>
+                <w:rFonts w:ascii="Times New Roman" w:eastAsia="MingLiU" w:hAnsi="Times New Roman"/>
               </w:rPr>
             </w:pPr>
             <w:r>
@@ -6979,20 +6186,20 @@
               <w:spacing w:before="240"/>
               <w:jc w:val="left"/>
               <w:rPr>
-                <w:rFonts w:ascii="Times New Roman" w:eastAsia="細明體" w:hAnsi="Times New Roman"/>
+                <w:rFonts w:ascii="Times New Roman" w:eastAsia="MingLiU" w:hAnsi="Times New Roman"/>
                 <w:szCs w:val="26"/>
               </w:rPr>
             </w:pPr>
             <w:r>
               <w:rPr>
-                <w:rFonts w:ascii="Times New Roman" w:eastAsia="細明體" w:hAnsi="Times New Roman"/>
+                <w:rFonts w:ascii="Times New Roman" w:eastAsia="MingLiU" w:hAnsi="Times New Roman"/>
                 <w:szCs w:val="26"/>
               </w:rPr>
               <w:t>Name of</w:t>
             </w:r>
             <w:r>
               <w:rPr>
-                <w:rFonts w:ascii="Times New Roman" w:eastAsia="細明體" w:hAnsi="Times New Roman"/>
+                <w:rFonts w:ascii="Times New Roman" w:eastAsia="MingLiU" w:hAnsi="Times New Roman"/>
                 <w:szCs w:val="26"/>
               </w:rPr>
               <w:br/>
@@ -7012,12 +6219,12 @@
               <w:snapToGrid w:val="0"/>
               <w:spacing w:before="240"/>
               <w:rPr>
-                <w:rFonts w:eastAsia="細明體"/>
+                <w:rFonts w:eastAsia="MingLiU"/>
               </w:rPr>
             </w:pPr>
             <w:r>
               <w:rPr>
-                <w:rFonts w:eastAsia="細明體"/>
+                <w:rFonts w:eastAsia="MingLiU"/>
               </w:rPr>
               <w:t>:</w:t>
             </w:r>
@@ -7053,7 +6260,7 @@
               <w:snapToGrid w:val="0"/>
               <w:spacing w:before="240"/>
               <w:rPr>
-                <w:rFonts w:eastAsia="細明體"/>
+                <w:rFonts w:eastAsia="MingLiU"/>
               </w:rPr>
             </w:pPr>
           </w:p>
@@ -7078,7 +6285,7 @@
               <w:spacing w:before="240"/>
               <w:jc w:val="center"/>
               <w:rPr>
-                <w:rFonts w:eastAsia="細明體"/>
+                <w:rFonts w:eastAsia="MingLiU"/>
               </w:rPr>
             </w:pPr>
           </w:p>
@@ -7101,13 +6308,13 @@
               <w:spacing w:before="240"/>
               <w:jc w:val="left"/>
               <w:rPr>
-                <w:rFonts w:ascii="Times New Roman" w:eastAsia="細明體" w:hAnsi="Times New Roman"/>
+                <w:rFonts w:ascii="Times New Roman" w:eastAsia="MingLiU" w:hAnsi="Times New Roman"/>
                 <w:szCs w:val="26"/>
               </w:rPr>
             </w:pPr>
             <w:r>
               <w:rPr>
-                <w:rFonts w:ascii="Times New Roman" w:eastAsia="細明體" w:hAnsi="Times New Roman"/>
+                <w:rFonts w:ascii="Times New Roman" w:eastAsia="MingLiU" w:hAnsi="Times New Roman"/>
                 <w:szCs w:val="26"/>
               </w:rPr>
               <w:t>Name of Company</w:t>
@@ -7126,12 +6333,12 @@
               <w:snapToGrid w:val="0"/>
               <w:spacing w:before="240"/>
               <w:rPr>
-                <w:rFonts w:eastAsia="細明體"/>
+                <w:rFonts w:eastAsia="MingLiU"/>
               </w:rPr>
             </w:pPr>
             <w:r>
               <w:rPr>
-                <w:rFonts w:eastAsia="細明體"/>
+                <w:rFonts w:eastAsia="MingLiU"/>
               </w:rPr>
               <w:t>:</w:t>
             </w:r>
@@ -7148,10 +6355,7 @@
           </w:tcPr>
           <w:p>
             <w:r>
-              <w:t>TadReamk</w:t>
-            </w:r>
-            <w:r>
-              <w:t xml:space="preserve"> Limited</w:t>
+              <w:t>TadReamk Limited</w:t>
             </w:r>
           </w:p>
         </w:tc>
@@ -7170,7 +6374,7 @@
               <w:snapToGrid w:val="0"/>
               <w:spacing w:before="240"/>
               <w:rPr>
-                <w:rFonts w:eastAsia="細明體"/>
+                <w:rFonts w:eastAsia="MingLiU"/>
               </w:rPr>
             </w:pPr>
           </w:p>
@@ -7195,7 +6399,7 @@
               <w:spacing w:before="240"/>
               <w:jc w:val="center"/>
               <w:rPr>
-                <w:rFonts w:eastAsia="細明體"/>
+                <w:rFonts w:eastAsia="MingLiU"/>
               </w:rPr>
             </w:pPr>
           </w:p>
@@ -7218,27 +6422,27 @@
               <w:spacing w:before="240"/>
               <w:jc w:val="left"/>
               <w:rPr>
-                <w:rFonts w:ascii="Times New Roman" w:eastAsia="細明體" w:hAnsi="Times New Roman"/>
+                <w:rFonts w:ascii="Times New Roman" w:eastAsia="MingLiU" w:hAnsi="Times New Roman"/>
                 <w:szCs w:val="26"/>
               </w:rPr>
             </w:pPr>
-            <w:commentRangeStart w:id="146"/>
-            <w:r>
-              <w:rPr>
-                <w:rFonts w:ascii="Times New Roman" w:eastAsia="細明體" w:hAnsi="Times New Roman"/>
+            <w:commentRangeStart w:id="3"/>
+            <w:r>
+              <w:rPr>
+                <w:rFonts w:ascii="Times New Roman" w:eastAsia="MingLiU" w:hAnsi="Times New Roman"/>
                 <w:szCs w:val="26"/>
               </w:rPr>
               <w:t>Date (dd/mm/yy)</w:t>
             </w:r>
-            <w:commentRangeEnd w:id="146"/>
-            <w:r>
-              <w:rPr>
-                <w:rStyle w:val="CommentReference"/>
-                <w:rFonts w:ascii="Times New Roman" w:eastAsia="細明體" w:hAnsi="Times New Roman"/>
+            <w:commentRangeEnd w:id="3"/>
+            <w:r>
+              <w:rPr>
+                <w:rStyle w:val="af1"/>
+                <w:rFonts w:ascii="Times New Roman" w:eastAsia="MingLiU" w:hAnsi="Times New Roman"/>
                 <w:sz w:val="24"/>
                 <w:szCs w:val="26"/>
               </w:rPr>
-              <w:commentReference w:id="146"/>
+              <w:commentReference w:id="3"/>
             </w:r>
           </w:p>
         </w:tc>
@@ -7254,12 +6458,12 @@
               <w:snapToGrid w:val="0"/>
               <w:spacing w:before="240"/>
               <w:rPr>
-                <w:rFonts w:eastAsia="細明體"/>
+                <w:rFonts w:eastAsia="MingLiU"/>
               </w:rPr>
             </w:pPr>
             <w:r>
               <w:rPr>
-                <w:rFonts w:eastAsia="細明體"/>
+                <w:rFonts w:eastAsia="MingLiU"/>
               </w:rPr>
               <w:t>:</w:t>
             </w:r>
@@ -7282,7 +6486,7 @@
               <w:spacing w:before="240"/>
               <w:jc w:val="center"/>
               <w:rPr>
-                <w:rFonts w:eastAsia="細明體"/>
+                <w:rFonts w:eastAsia="MingLiU"/>
               </w:rPr>
             </w:pPr>
           </w:p>
@@ -7302,7 +6506,7 @@
               <w:snapToGrid w:val="0"/>
               <w:spacing w:before="240"/>
               <w:rPr>
-                <w:rFonts w:eastAsia="細明體"/>
+                <w:rFonts w:eastAsia="MingLiU"/>
               </w:rPr>
             </w:pPr>
           </w:p>
@@ -7327,7 +6531,7 @@
               <w:spacing w:before="240"/>
               <w:jc w:val="center"/>
               <w:rPr>
-                <w:rFonts w:eastAsia="細明體"/>
+                <w:rFonts w:eastAsia="MingLiU"/>
               </w:rPr>
             </w:pPr>
           </w:p>
@@ -7345,7 +6549,7 @@
         <w:snapToGrid w:val="0"/>
         <w:spacing w:after="240"/>
         <w:rPr>
-          <w:rFonts w:ascii="Times New Roman" w:eastAsia="SimSun" w:hAnsi="Times New Roman"/>
+          <w:rFonts w:ascii="Times New Roman" w:eastAsia="宋体" w:hAnsi="Times New Roman"/>
           <w:i/>
           <w:szCs w:val="24"/>
           <w:lang w:eastAsia="zh-CN"/>
@@ -7409,7 +6613,7 @@
       </w:r>
       <w:r>
         <w:rPr>
-          <w:rFonts w:ascii="Times New Roman" w:eastAsia="SimSun" w:hAnsi="Times New Roman" w:hint="eastAsia"/>
+          <w:rFonts w:ascii="Times New Roman" w:eastAsia="宋体" w:hAnsi="Times New Roman" w:hint="eastAsia"/>
           <w:i/>
           <w:szCs w:val="24"/>
           <w:lang w:eastAsia="zh-CN"/>
@@ -7442,7 +6646,7 @@
       </w:r>
       <w:r>
         <w:rPr>
-          <w:rFonts w:ascii="Times New Roman" w:eastAsia="SimSun" w:hAnsi="Times New Roman" w:hint="eastAsia"/>
+          <w:rFonts w:ascii="Times New Roman" w:eastAsia="宋体" w:hAnsi="Times New Roman" w:hint="eastAsia"/>
           <w:i/>
           <w:szCs w:val="24"/>
           <w:lang w:eastAsia="zh-CN"/>
@@ -7465,13 +6669,13 @@
         <w:snapToGrid w:val="0"/>
         <w:spacing w:after="240"/>
         <w:rPr>
-          <w:rFonts w:ascii="Times New Roman" w:eastAsia="細明體" w:hAnsi="Times New Roman"/>
-          <w:szCs w:val="24"/>
-        </w:rPr>
-      </w:pPr>
-      <w:r>
-        <w:rPr>
-          <w:rFonts w:ascii="Times New Roman" w:eastAsia="細明體" w:hAnsi="Times New Roman"/>
+          <w:rFonts w:ascii="Times New Roman" w:eastAsia="MingLiU" w:hAnsi="Times New Roman"/>
+          <w:szCs w:val="24"/>
+        </w:rPr>
+      </w:pPr>
+      <w:r>
+        <w:rPr>
+          <w:rFonts w:ascii="Times New Roman" w:eastAsia="MingLiU" w:hAnsi="Times New Roman"/>
           <w:i/>
           <w:szCs w:val="24"/>
         </w:rPr>
@@ -7479,77 +6683,77 @@
       </w:r>
       <w:r>
         <w:rPr>
-          <w:rFonts w:ascii="Times New Roman" w:eastAsia="細明體" w:hAnsi="Times New Roman"/>
+          <w:rFonts w:ascii="Times New Roman" w:eastAsia="MingLiU" w:hAnsi="Times New Roman"/>
           <w:szCs w:val="24"/>
         </w:rPr>
         <w:t xml:space="preserve"> confirm</w:t>
       </w:r>
       <w:r>
         <w:rPr>
-          <w:rFonts w:ascii="Times New Roman" w:eastAsia="細明體" w:hAnsi="Times New Roman" w:hint="eastAsia"/>
+          <w:rFonts w:ascii="Times New Roman" w:eastAsia="MingLiU" w:hAnsi="Times New Roman" w:hint="eastAsia"/>
           <w:szCs w:val="24"/>
         </w:rPr>
         <w:t>, to the best of my/our knowledge,</w:t>
       </w:r>
       <w:r>
         <w:rPr>
-          <w:rFonts w:ascii="Times New Roman" w:eastAsia="細明體" w:hAnsi="Times New Roman"/>
+          <w:rFonts w:ascii="Times New Roman" w:eastAsia="MingLiU" w:hAnsi="Times New Roman"/>
           <w:szCs w:val="24"/>
         </w:rPr>
         <w:t xml:space="preserve"> that </w:t>
       </w:r>
       <w:r>
         <w:rPr>
-          <w:rFonts w:ascii="Times New Roman" w:eastAsia="細明體" w:hAnsi="Times New Roman" w:hint="eastAsia"/>
+          <w:rFonts w:ascii="Times New Roman" w:eastAsia="MingLiU" w:hAnsi="Times New Roman" w:hint="eastAsia"/>
           <w:szCs w:val="24"/>
         </w:rPr>
         <w:t>all entries in Section A</w:t>
       </w:r>
       <w:r>
         <w:rPr>
-          <w:rFonts w:ascii="Times New Roman" w:eastAsia="細明體" w:hAnsi="Times New Roman" w:hint="eastAsia"/>
+          <w:rFonts w:ascii="Times New Roman" w:eastAsia="MingLiU" w:hAnsi="Times New Roman" w:hint="eastAsia"/>
           <w:szCs w:val="24"/>
         </w:rPr>
         <w:t xml:space="preserve"> </w:t>
       </w:r>
       <w:r>
         <w:rPr>
-          <w:rFonts w:ascii="Times New Roman" w:eastAsia="細明體" w:hAnsi="Times New Roman" w:hint="eastAsia"/>
+          <w:rFonts w:ascii="Times New Roman" w:eastAsia="MingLiU" w:hAnsi="Times New Roman" w:hint="eastAsia"/>
           <w:szCs w:val="24"/>
         </w:rPr>
         <w:t xml:space="preserve">completed by the </w:t>
       </w:r>
       <w:r>
         <w:rPr>
-          <w:rFonts w:ascii="Times New Roman" w:eastAsia="細明體" w:hAnsi="Times New Roman" w:hint="eastAsia"/>
+          <w:rFonts w:ascii="Times New Roman" w:eastAsia="MingLiU" w:hAnsi="Times New Roman" w:hint="eastAsia"/>
           <w:szCs w:val="24"/>
         </w:rPr>
         <w:t>start-up</w:t>
       </w:r>
       <w:r>
         <w:rPr>
-          <w:rFonts w:ascii="Times New Roman" w:eastAsia="細明體" w:hAnsi="Times New Roman" w:hint="eastAsia"/>
+          <w:rFonts w:ascii="Times New Roman" w:eastAsia="MingLiU" w:hAnsi="Times New Roman" w:hint="eastAsia"/>
           <w:szCs w:val="24"/>
         </w:rPr>
         <w:t xml:space="preserve"> </w:t>
       </w:r>
       <w:r>
         <w:rPr>
-          <w:rFonts w:ascii="Times New Roman" w:eastAsia="細明體" w:hAnsi="Times New Roman" w:hint="eastAsia"/>
+          <w:rFonts w:ascii="Times New Roman" w:eastAsia="MingLiU" w:hAnsi="Times New Roman" w:hint="eastAsia"/>
           <w:szCs w:val="24"/>
         </w:rPr>
         <w:t xml:space="preserve">are </w:t>
       </w:r>
       <w:r>
         <w:rPr>
-          <w:rFonts w:ascii="Times New Roman" w:eastAsia="細明體" w:hAnsi="Times New Roman" w:hint="eastAsia"/>
+          <w:rFonts w:ascii="Times New Roman" w:eastAsia="MingLiU" w:hAnsi="Times New Roman" w:hint="eastAsia"/>
           <w:szCs w:val="24"/>
         </w:rPr>
         <w:t>in line</w:t>
       </w:r>
       <w:r>
         <w:rPr>
-          <w:rFonts w:ascii="Times New Roman" w:eastAsia="細明體" w:hAnsi="Times New Roman" w:hint="eastAsia"/>
+          <w:rFonts w:ascii="Times New Roman" w:eastAsia="MingLiU" w:hAnsi="Times New Roman" w:hint="eastAsia"/>
           <w:szCs w:val="24"/>
         </w:rPr>
         <w:t xml:space="preserve"> with the application form, </w:t>
@@ -7577,119 +6781,119 @@
       </w:r>
       <w:r>
         <w:rPr>
-          <w:rFonts w:ascii="Times New Roman" w:eastAsia="細明體" w:hAnsi="Times New Roman" w:hint="eastAsia"/>
+          <w:rFonts w:ascii="Times New Roman" w:eastAsia="MingLiU" w:hAnsi="Times New Roman" w:hint="eastAsia"/>
           <w:szCs w:val="24"/>
         </w:rPr>
         <w:t xml:space="preserve"> </w:t>
       </w:r>
       <w:r>
         <w:rPr>
-          <w:rFonts w:ascii="Times New Roman" w:eastAsia="細明體" w:hAnsi="Times New Roman" w:hint="eastAsia"/>
+          <w:rFonts w:ascii="Times New Roman" w:eastAsia="MingLiU" w:hAnsi="Times New Roman" w:hint="eastAsia"/>
           <w:szCs w:val="24"/>
         </w:rPr>
         <w:t>and</w:t>
       </w:r>
       <w:r>
         <w:rPr>
-          <w:rFonts w:ascii="Times New Roman" w:eastAsia="細明體" w:hAnsi="Times New Roman"/>
+          <w:rFonts w:ascii="Times New Roman" w:eastAsia="MingLiU" w:hAnsi="Times New Roman"/>
           <w:szCs w:val="24"/>
         </w:rPr>
         <w:t xml:space="preserve"> </w:t>
       </w:r>
       <w:r>
         <w:rPr>
-          <w:rFonts w:ascii="Times New Roman" w:eastAsia="細明體" w:hAnsi="Times New Roman" w:hint="eastAsia"/>
+          <w:rFonts w:ascii="Times New Roman" w:eastAsia="MingLiU" w:hAnsi="Times New Roman" w:hint="eastAsia"/>
           <w:szCs w:val="24"/>
         </w:rPr>
         <w:t xml:space="preserve">that they </w:t>
       </w:r>
       <w:r>
         <w:rPr>
-          <w:rFonts w:ascii="Times New Roman" w:eastAsia="細明體" w:hAnsi="Times New Roman" w:hint="eastAsia"/>
+          <w:rFonts w:ascii="Times New Roman" w:eastAsia="MingLiU" w:hAnsi="Times New Roman" w:hint="eastAsia"/>
           <w:szCs w:val="24"/>
         </w:rPr>
         <w:t>have been</w:t>
       </w:r>
       <w:r>
         <w:rPr>
-          <w:rFonts w:ascii="Times New Roman" w:eastAsia="細明體" w:hAnsi="Times New Roman" w:hint="eastAsia"/>
+          <w:rFonts w:ascii="Times New Roman" w:eastAsia="MingLiU" w:hAnsi="Times New Roman" w:hint="eastAsia"/>
           <w:szCs w:val="24"/>
         </w:rPr>
         <w:t xml:space="preserve"> reflected in the </w:t>
       </w:r>
       <w:r>
         <w:rPr>
-          <w:rFonts w:ascii="Times New Roman" w:eastAsia="細明體" w:hAnsi="Times New Roman" w:hint="eastAsia"/>
+          <w:rFonts w:ascii="Times New Roman" w:eastAsia="MingLiU" w:hAnsi="Times New Roman" w:hint="eastAsia"/>
           <w:szCs w:val="24"/>
         </w:rPr>
         <w:t>statement</w:t>
       </w:r>
       <w:r>
         <w:rPr>
-          <w:rFonts w:ascii="Times New Roman" w:eastAsia="細明體" w:hAnsi="Times New Roman" w:hint="eastAsia"/>
+          <w:rFonts w:ascii="Times New Roman" w:eastAsia="MingLiU" w:hAnsi="Times New Roman" w:hint="eastAsia"/>
           <w:szCs w:val="24"/>
         </w:rPr>
         <w:t xml:space="preserve"> of expenditure </w:t>
       </w:r>
       <w:r>
         <w:rPr>
-          <w:rFonts w:ascii="Times New Roman" w:eastAsia="細明體" w:hAnsi="Times New Roman" w:hint="eastAsia"/>
+          <w:rFonts w:ascii="Times New Roman" w:eastAsia="MingLiU" w:hAnsi="Times New Roman" w:hint="eastAsia"/>
           <w:szCs w:val="24"/>
         </w:rPr>
         <w:t xml:space="preserve">and </w:t>
       </w:r>
       <w:r>
         <w:rPr>
-          <w:rFonts w:ascii="Times New Roman" w:eastAsia="細明體" w:hAnsi="Times New Roman"/>
+          <w:rFonts w:ascii="Times New Roman" w:eastAsia="MingLiU" w:hAnsi="Times New Roman"/>
           <w:szCs w:val="24"/>
         </w:rPr>
         <w:t>the</w:t>
       </w:r>
       <w:r>
         <w:rPr>
-          <w:rFonts w:ascii="Times New Roman" w:eastAsia="細明體" w:hAnsi="Times New Roman" w:hint="eastAsia"/>
+          <w:rFonts w:ascii="Times New Roman" w:eastAsia="MingLiU" w:hAnsi="Times New Roman" w:hint="eastAsia"/>
           <w:szCs w:val="24"/>
         </w:rPr>
         <w:t xml:space="preserve"> auditors</w:t>
       </w:r>
       <w:r>
         <w:rPr>
-          <w:rFonts w:ascii="Times New Roman" w:eastAsia="細明體" w:hAnsi="Times New Roman"/>
+          <w:rFonts w:ascii="Times New Roman" w:eastAsia="MingLiU" w:hAnsi="Times New Roman"/>
           <w:szCs w:val="24"/>
         </w:rPr>
         <w:t>’</w:t>
       </w:r>
       <w:r>
         <w:rPr>
-          <w:rFonts w:ascii="Times New Roman" w:eastAsia="細明體" w:hAnsi="Times New Roman" w:hint="eastAsia"/>
+          <w:rFonts w:ascii="Times New Roman" w:eastAsia="MingLiU" w:hAnsi="Times New Roman" w:hint="eastAsia"/>
           <w:szCs w:val="24"/>
         </w:rPr>
         <w:t xml:space="preserve"> report </w:t>
       </w:r>
       <w:r>
         <w:rPr>
-          <w:rFonts w:ascii="Times New Roman" w:eastAsia="細明體" w:hAnsi="Times New Roman" w:hint="eastAsia"/>
+          <w:rFonts w:ascii="Times New Roman" w:eastAsia="MingLiU" w:hAnsi="Times New Roman" w:hint="eastAsia"/>
           <w:szCs w:val="24"/>
         </w:rPr>
         <w:t>submitted by th</w:t>
       </w:r>
       <w:r>
         <w:rPr>
-          <w:rFonts w:ascii="Times New Roman" w:eastAsia="細明體" w:hAnsi="Times New Roman" w:hint="eastAsia"/>
+          <w:rFonts w:ascii="Times New Roman" w:eastAsia="MingLiU" w:hAnsi="Times New Roman" w:hint="eastAsia"/>
           <w:szCs w:val="24"/>
         </w:rPr>
         <w:t xml:space="preserve">is </w:t>
       </w:r>
       <w:r>
         <w:rPr>
-          <w:rFonts w:ascii="Times New Roman" w:eastAsia="細明體" w:hAnsi="Times New Roman" w:hint="eastAsia"/>
+          <w:rFonts w:ascii="Times New Roman" w:eastAsia="MingLiU" w:hAnsi="Times New Roman" w:hint="eastAsia"/>
           <w:szCs w:val="24"/>
         </w:rPr>
         <w:t>start-up</w:t>
       </w:r>
       <w:r>
         <w:rPr>
-          <w:rFonts w:ascii="Times New Roman" w:eastAsia="細明體" w:hAnsi="Times New Roman" w:hint="eastAsia"/>
+          <w:rFonts w:ascii="Times New Roman" w:eastAsia="MingLiU" w:hAnsi="Times New Roman" w:hint="eastAsia"/>
           <w:szCs w:val="24"/>
         </w:rPr>
         <w:t>.</w:t>
@@ -7702,62 +6906,62 @@
         <w:snapToGrid w:val="0"/>
         <w:spacing w:after="960"/>
         <w:rPr>
-          <w:rFonts w:ascii="Times New Roman" w:eastAsia="細明體" w:hAnsi="Times New Roman"/>
-          <w:szCs w:val="24"/>
-        </w:rPr>
-      </w:pPr>
-      <w:r>
-        <w:rPr>
-          <w:rFonts w:ascii="Times New Roman" w:eastAsia="細明體" w:hAnsi="Times New Roman" w:hint="eastAsia"/>
+          <w:rFonts w:ascii="Times New Roman" w:eastAsia="MingLiU" w:hAnsi="Times New Roman"/>
+          <w:szCs w:val="24"/>
+        </w:rPr>
+      </w:pPr>
+      <w:r>
+        <w:rPr>
+          <w:rFonts w:ascii="Times New Roman" w:eastAsia="MingLiU" w:hAnsi="Times New Roman" w:hint="eastAsia"/>
           <w:szCs w:val="24"/>
         </w:rPr>
         <w:t>The</w:t>
       </w:r>
       <w:r>
         <w:rPr>
-          <w:rFonts w:ascii="Times New Roman" w:eastAsia="細明體" w:hAnsi="Times New Roman" w:hint="eastAsia"/>
+          <w:rFonts w:ascii="Times New Roman" w:eastAsia="MingLiU" w:hAnsi="Times New Roman" w:hint="eastAsia"/>
           <w:szCs w:val="24"/>
         </w:rPr>
         <w:t xml:space="preserve"> </w:t>
       </w:r>
       <w:r>
         <w:rPr>
-          <w:rFonts w:ascii="Times New Roman" w:eastAsia="細明體" w:hAnsi="Times New Roman" w:hint="eastAsia"/>
+          <w:rFonts w:ascii="Times New Roman" w:eastAsia="MingLiU" w:hAnsi="Times New Roman" w:hint="eastAsia"/>
           <w:szCs w:val="24"/>
         </w:rPr>
         <w:t>statement</w:t>
       </w:r>
       <w:r>
         <w:rPr>
-          <w:rFonts w:ascii="Times New Roman" w:eastAsia="細明體" w:hAnsi="Times New Roman" w:hint="eastAsia"/>
+          <w:rFonts w:ascii="Times New Roman" w:eastAsia="MingLiU" w:hAnsi="Times New Roman" w:hint="eastAsia"/>
           <w:szCs w:val="24"/>
         </w:rPr>
         <w:t xml:space="preserve"> of expenditure and the auditors</w:t>
       </w:r>
       <w:r>
         <w:rPr>
-          <w:rFonts w:ascii="Times New Roman" w:eastAsia="細明體" w:hAnsi="Times New Roman"/>
+          <w:rFonts w:ascii="Times New Roman" w:eastAsia="MingLiU" w:hAnsi="Times New Roman"/>
           <w:szCs w:val="24"/>
         </w:rPr>
         <w:t>’</w:t>
       </w:r>
       <w:r>
         <w:rPr>
-          <w:rFonts w:ascii="Times New Roman" w:eastAsia="細明體" w:hAnsi="Times New Roman" w:hint="eastAsia"/>
+          <w:rFonts w:ascii="Times New Roman" w:eastAsia="MingLiU" w:hAnsi="Times New Roman" w:hint="eastAsia"/>
           <w:szCs w:val="24"/>
         </w:rPr>
         <w:t xml:space="preserve"> report submitted by the </w:t>
       </w:r>
       <w:r>
         <w:rPr>
-          <w:rFonts w:ascii="Times New Roman" w:eastAsia="細明體" w:hAnsi="Times New Roman" w:hint="eastAsia"/>
+          <w:rFonts w:ascii="Times New Roman" w:eastAsia="MingLiU" w:hAnsi="Times New Roman" w:hint="eastAsia"/>
           <w:szCs w:val="24"/>
         </w:rPr>
         <w:t xml:space="preserve">concerned </w:t>
       </w:r>
       <w:r>
         <w:rPr>
-          <w:rFonts w:ascii="Times New Roman" w:eastAsia="細明體" w:hAnsi="Times New Roman" w:hint="eastAsia"/>
+          <w:rFonts w:ascii="Times New Roman" w:eastAsia="MingLiU" w:hAnsi="Times New Roman" w:hint="eastAsia"/>
           <w:szCs w:val="24"/>
         </w:rPr>
         <w:t>start-up are attached to this request form.</w:t>
@@ -7796,13 +7000,13 @@
               <w:snapToGrid w:val="0"/>
               <w:spacing w:before="240"/>
               <w:rPr>
-                <w:rFonts w:ascii="Times New Roman" w:eastAsia="細明體" w:hAnsi="Times New Roman"/>
+                <w:rFonts w:ascii="Times New Roman" w:eastAsia="MingLiU" w:hAnsi="Times New Roman"/>
                 <w:szCs w:val="24"/>
               </w:rPr>
             </w:pPr>
             <w:r>
               <w:rPr>
-                <w:rFonts w:ascii="Times New Roman" w:eastAsia="細明體" w:hAnsi="Times New Roman"/>
+                <w:rFonts w:ascii="Times New Roman" w:eastAsia="MingLiU" w:hAnsi="Times New Roman"/>
                 <w:szCs w:val="24"/>
               </w:rPr>
               <w:t>Signature</w:t>
@@ -7822,13 +7026,13 @@
               <w:spacing w:before="240"/>
               <w:jc w:val="center"/>
               <w:rPr>
-                <w:rFonts w:ascii="Times New Roman" w:eastAsia="細明體" w:hAnsi="Times New Roman"/>
+                <w:rFonts w:ascii="Times New Roman" w:eastAsia="MingLiU" w:hAnsi="Times New Roman"/>
                 <w:szCs w:val="24"/>
               </w:rPr>
             </w:pPr>
             <w:r>
               <w:rPr>
-                <w:rFonts w:ascii="Times New Roman" w:eastAsia="細明體" w:hAnsi="Times New Roman"/>
+                <w:rFonts w:ascii="Times New Roman" w:eastAsia="MingLiU" w:hAnsi="Times New Roman"/>
                 <w:szCs w:val="24"/>
               </w:rPr>
               <w:t>:</w:t>
@@ -7851,7 +7055,7 @@
               <w:spacing w:before="240"/>
               <w:ind w:rightChars="283" w:right="679"/>
               <w:rPr>
-                <w:rFonts w:ascii="Times New Roman" w:eastAsia="細明體" w:hAnsi="Times New Roman"/>
+                <w:rFonts w:ascii="Times New Roman" w:eastAsia="MingLiU" w:hAnsi="Times New Roman"/>
                 <w:szCs w:val="24"/>
               </w:rPr>
             </w:pPr>
@@ -7875,20 +7079,20 @@
               <w:snapToGrid w:val="0"/>
               <w:spacing w:before="240"/>
               <w:rPr>
-                <w:rFonts w:ascii="Times New Roman" w:eastAsia="細明體" w:hAnsi="Times New Roman"/>
+                <w:rFonts w:ascii="Times New Roman" w:eastAsia="MingLiU" w:hAnsi="Times New Roman"/>
                 <w:szCs w:val="24"/>
               </w:rPr>
             </w:pPr>
             <w:r>
               <w:rPr>
-                <w:rFonts w:ascii="Times New Roman" w:eastAsia="細明體" w:hAnsi="Times New Roman"/>
+                <w:rFonts w:ascii="Times New Roman" w:eastAsia="MingLiU" w:hAnsi="Times New Roman"/>
                 <w:szCs w:val="24"/>
               </w:rPr>
               <w:t>Nam</w:t>
             </w:r>
             <w:r>
               <w:rPr>
-                <w:rFonts w:ascii="Times New Roman" w:eastAsia="細明體" w:hAnsi="Times New Roman" w:hint="eastAsia"/>
+                <w:rFonts w:ascii="Times New Roman" w:eastAsia="MingLiU" w:hAnsi="Times New Roman" w:hint="eastAsia"/>
                 <w:szCs w:val="24"/>
               </w:rPr>
               <w:t>e</w:t>
@@ -7908,13 +7112,13 @@
               <w:spacing w:before="240"/>
               <w:jc w:val="center"/>
               <w:rPr>
-                <w:rFonts w:ascii="Times New Roman" w:eastAsia="細明體" w:hAnsi="Times New Roman"/>
+                <w:rFonts w:ascii="Times New Roman" w:eastAsia="MingLiU" w:hAnsi="Times New Roman"/>
                 <w:szCs w:val="24"/>
               </w:rPr>
             </w:pPr>
             <w:r>
               <w:rPr>
-                <w:rFonts w:ascii="Times New Roman" w:eastAsia="細明體" w:hAnsi="Times New Roman"/>
+                <w:rFonts w:ascii="Times New Roman" w:eastAsia="MingLiU" w:hAnsi="Times New Roman"/>
                 <w:szCs w:val="24"/>
               </w:rPr>
               <w:t>:</w:t>
@@ -7938,7 +7142,7 @@
               <w:spacing w:before="240"/>
               <w:ind w:rightChars="283" w:right="679"/>
               <w:rPr>
-                <w:rFonts w:ascii="Times New Roman" w:eastAsia="細明體" w:hAnsi="Times New Roman"/>
+                <w:rFonts w:ascii="Times New Roman" w:eastAsia="MingLiU" w:hAnsi="Times New Roman"/>
                 <w:szCs w:val="24"/>
               </w:rPr>
             </w:pPr>
@@ -7962,13 +7166,13 @@
               <w:snapToGrid w:val="0"/>
               <w:spacing w:before="240"/>
               <w:rPr>
-                <w:rFonts w:ascii="Times New Roman" w:eastAsia="細明體" w:hAnsi="Times New Roman"/>
+                <w:rFonts w:ascii="Times New Roman" w:eastAsia="MingLiU" w:hAnsi="Times New Roman"/>
                 <w:szCs w:val="24"/>
               </w:rPr>
             </w:pPr>
             <w:r>
               <w:rPr>
-                <w:rFonts w:ascii="Times New Roman" w:eastAsia="細明體" w:hAnsi="Times New Roman" w:hint="eastAsia"/>
+                <w:rFonts w:ascii="Times New Roman" w:eastAsia="MingLiU" w:hAnsi="Times New Roman" w:hint="eastAsia"/>
                 <w:szCs w:val="24"/>
               </w:rPr>
               <w:t>Post title</w:t>
@@ -7988,13 +7192,13 @@
               <w:spacing w:before="240"/>
               <w:jc w:val="center"/>
               <w:rPr>
-                <w:rFonts w:ascii="Times New Roman" w:eastAsia="細明體" w:hAnsi="Times New Roman"/>
+                <w:rFonts w:ascii="Times New Roman" w:eastAsia="MingLiU" w:hAnsi="Times New Roman"/>
                 <w:szCs w:val="24"/>
               </w:rPr>
             </w:pPr>
             <w:r>
               <w:rPr>
-                <w:rFonts w:ascii="Times New Roman" w:eastAsia="細明體" w:hAnsi="Times New Roman" w:hint="eastAsia"/>
+                <w:rFonts w:ascii="Times New Roman" w:eastAsia="MingLiU" w:hAnsi="Times New Roman" w:hint="eastAsia"/>
                 <w:szCs w:val="24"/>
               </w:rPr>
               <w:t>:</w:t>
@@ -8018,7 +7222,7 @@
               <w:spacing w:before="240"/>
               <w:ind w:rightChars="283" w:right="679"/>
               <w:rPr>
-                <w:rFonts w:ascii="Times New Roman" w:eastAsia="細明體" w:hAnsi="Times New Roman"/>
+                <w:rFonts w:ascii="Times New Roman" w:eastAsia="MingLiU" w:hAnsi="Times New Roman"/>
                 <w:szCs w:val="24"/>
               </w:rPr>
             </w:pPr>
@@ -8042,13 +7246,13 @@
               <w:snapToGrid w:val="0"/>
               <w:spacing w:before="240"/>
               <w:rPr>
-                <w:rFonts w:ascii="Times New Roman" w:eastAsia="細明體" w:hAnsi="Times New Roman"/>
+                <w:rFonts w:ascii="Times New Roman" w:eastAsia="MingLiU" w:hAnsi="Times New Roman"/>
                 <w:szCs w:val="24"/>
               </w:rPr>
             </w:pPr>
             <w:r>
               <w:rPr>
-                <w:rFonts w:ascii="Times New Roman" w:eastAsia="細明體" w:hAnsi="Times New Roman"/>
+                <w:rFonts w:ascii="Times New Roman" w:eastAsia="MingLiU" w:hAnsi="Times New Roman"/>
                 <w:szCs w:val="24"/>
               </w:rPr>
               <w:t>Tel. No</w:t>
@@ -8068,13 +7272,13 @@
               <w:spacing w:before="240"/>
               <w:jc w:val="center"/>
               <w:rPr>
-                <w:rFonts w:ascii="Times New Roman" w:eastAsia="細明體" w:hAnsi="Times New Roman"/>
+                <w:rFonts w:ascii="Times New Roman" w:eastAsia="MingLiU" w:hAnsi="Times New Roman"/>
                 <w:szCs w:val="24"/>
               </w:rPr>
             </w:pPr>
             <w:r>
               <w:rPr>
-                <w:rFonts w:ascii="Times New Roman" w:eastAsia="細明體" w:hAnsi="Times New Roman"/>
+                <w:rFonts w:ascii="Times New Roman" w:eastAsia="MingLiU" w:hAnsi="Times New Roman"/>
                 <w:szCs w:val="24"/>
               </w:rPr>
               <w:t>:</w:t>
@@ -8098,7 +7302,7 @@
               <w:spacing w:before="240"/>
               <w:ind w:rightChars="283" w:right="679"/>
               <w:rPr>
-                <w:rFonts w:ascii="Times New Roman" w:eastAsia="細明體" w:hAnsi="Times New Roman"/>
+                <w:rFonts w:ascii="Times New Roman" w:eastAsia="MingLiU" w:hAnsi="Times New Roman"/>
                 <w:szCs w:val="24"/>
               </w:rPr>
             </w:pPr>
@@ -8122,13 +7326,13 @@
               <w:snapToGrid w:val="0"/>
               <w:spacing w:before="240"/>
               <w:rPr>
-                <w:rFonts w:ascii="Times New Roman" w:eastAsia="細明體" w:hAnsi="Times New Roman"/>
+                <w:rFonts w:ascii="Times New Roman" w:eastAsia="MingLiU" w:hAnsi="Times New Roman"/>
                 <w:szCs w:val="24"/>
               </w:rPr>
             </w:pPr>
             <w:r>
               <w:rPr>
-                <w:rFonts w:ascii="Times New Roman" w:eastAsia="細明體" w:hAnsi="Times New Roman"/>
+                <w:rFonts w:ascii="Times New Roman" w:eastAsia="MingLiU" w:hAnsi="Times New Roman"/>
                 <w:szCs w:val="24"/>
               </w:rPr>
               <w:t>E-mail</w:t>
@@ -8148,13 +7352,13 @@
               <w:spacing w:before="240"/>
               <w:jc w:val="center"/>
               <w:rPr>
-                <w:rFonts w:ascii="Times New Roman" w:eastAsia="細明體" w:hAnsi="Times New Roman"/>
+                <w:rFonts w:ascii="Times New Roman" w:eastAsia="MingLiU" w:hAnsi="Times New Roman"/>
                 <w:szCs w:val="24"/>
               </w:rPr>
             </w:pPr>
             <w:r>
               <w:rPr>
-                <w:rFonts w:ascii="Times New Roman" w:eastAsia="細明體" w:hAnsi="Times New Roman"/>
+                <w:rFonts w:ascii="Times New Roman" w:eastAsia="MingLiU" w:hAnsi="Times New Roman"/>
                 <w:szCs w:val="24"/>
               </w:rPr>
               <w:t>:</w:t>
@@ -8178,7 +7382,7 @@
               <w:spacing w:before="240"/>
               <w:ind w:rightChars="283" w:right="679"/>
               <w:rPr>
-                <w:rFonts w:ascii="Times New Roman" w:eastAsia="細明體" w:hAnsi="Times New Roman"/>
+                <w:rFonts w:ascii="Times New Roman" w:eastAsia="MingLiU" w:hAnsi="Times New Roman"/>
                 <w:szCs w:val="24"/>
               </w:rPr>
             </w:pPr>
@@ -8202,13 +7406,13 @@
               <w:snapToGrid w:val="0"/>
               <w:spacing w:before="240"/>
               <w:rPr>
-                <w:rFonts w:ascii="Times New Roman" w:eastAsia="細明體" w:hAnsi="Times New Roman"/>
+                <w:rFonts w:ascii="Times New Roman" w:eastAsia="MingLiU" w:hAnsi="Times New Roman"/>
                 <w:szCs w:val="24"/>
               </w:rPr>
             </w:pPr>
             <w:r>
               <w:rPr>
-                <w:rFonts w:ascii="Times New Roman" w:eastAsia="細明體" w:hAnsi="Times New Roman"/>
+                <w:rFonts w:ascii="Times New Roman" w:eastAsia="MingLiU" w:hAnsi="Times New Roman"/>
                 <w:szCs w:val="24"/>
               </w:rPr>
               <w:t>Date</w:t>
@@ -8228,13 +7432,13 @@
               <w:spacing w:before="240"/>
               <w:jc w:val="center"/>
               <w:rPr>
-                <w:rFonts w:ascii="Times New Roman" w:eastAsia="細明體" w:hAnsi="Times New Roman"/>
+                <w:rFonts w:ascii="Times New Roman" w:eastAsia="MingLiU" w:hAnsi="Times New Roman"/>
                 <w:szCs w:val="24"/>
               </w:rPr>
             </w:pPr>
             <w:r>
               <w:rPr>
-                <w:rFonts w:ascii="Times New Roman" w:eastAsia="細明體" w:hAnsi="Times New Roman"/>
+                <w:rFonts w:ascii="Times New Roman" w:eastAsia="MingLiU" w:hAnsi="Times New Roman"/>
                 <w:szCs w:val="24"/>
               </w:rPr>
               <w:t>:</w:t>
@@ -8258,7 +7462,7 @@
               <w:spacing w:before="240"/>
               <w:ind w:rightChars="283" w:right="679"/>
               <w:rPr>
-                <w:rFonts w:ascii="Times New Roman" w:eastAsia="細明體" w:hAnsi="Times New Roman"/>
+                <w:rFonts w:ascii="Times New Roman" w:eastAsia="MingLiU" w:hAnsi="Times New Roman"/>
                 <w:szCs w:val="24"/>
               </w:rPr>
             </w:pPr>
@@ -8274,7 +7478,7 @@
         <w:snapToGrid w:val="0"/>
         <w:spacing w:before="480" w:after="240"/>
         <w:rPr>
-          <w:rFonts w:ascii="Times New Roman" w:eastAsia="SimSun" w:hAnsi="Times New Roman"/>
+          <w:rFonts w:ascii="Times New Roman" w:eastAsia="宋体" w:hAnsi="Times New Roman"/>
           <w:b/>
           <w:szCs w:val="24"/>
           <w:lang w:eastAsia="zh-CN"/>
@@ -8326,7 +7530,7 @@
       </w:r>
       <w:r>
         <w:rPr>
-          <w:rFonts w:ascii="Times New Roman" w:eastAsia="SimSun" w:hAnsi="Times New Roman" w:hint="eastAsia"/>
+          <w:rFonts w:ascii="Times New Roman" w:eastAsia="宋体" w:hAnsi="Times New Roman" w:hint="eastAsia"/>
           <w:i/>
           <w:szCs w:val="24"/>
           <w:lang w:eastAsia="zh-CN"/>
@@ -8349,7 +7553,7 @@
         <w:snapToGrid w:val="0"/>
         <w:spacing w:after="960"/>
         <w:rPr>
-          <w:rFonts w:ascii="Times New Roman" w:eastAsia="SimSun" w:hAnsi="Times New Roman"/>
+          <w:rFonts w:ascii="Times New Roman" w:eastAsia="宋体" w:hAnsi="Times New Roman"/>
           <w:lang w:eastAsia="zh-CN"/>
         </w:rPr>
       </w:pPr>
@@ -8452,27 +7656,27 @@
               <w:snapToGrid w:val="0"/>
               <w:spacing w:before="240" w:line="0" w:lineRule="atLeast"/>
               <w:rPr>
-                <w:rFonts w:ascii="Times New Roman" w:eastAsia="細明體" w:hAnsi="Times New Roman"/>
+                <w:rFonts w:ascii="Times New Roman" w:eastAsia="MingLiU" w:hAnsi="Times New Roman"/>
                 <w:szCs w:val="24"/>
               </w:rPr>
             </w:pPr>
             <w:r>
               <w:rPr>
-                <w:rFonts w:ascii="Times New Roman" w:eastAsia="細明體" w:hAnsi="Times New Roman"/>
+                <w:rFonts w:ascii="Times New Roman" w:eastAsia="MingLiU" w:hAnsi="Times New Roman"/>
                 <w:szCs w:val="24"/>
               </w:rPr>
               <w:t>Authorised signature(s)</w:t>
             </w:r>
             <w:r>
               <w:rPr>
-                <w:rFonts w:ascii="Times New Roman" w:eastAsia="細明體" w:hAnsi="Times New Roman"/>
+                <w:rFonts w:ascii="Times New Roman" w:eastAsia="MingLiU" w:hAnsi="Times New Roman"/>
                 <w:szCs w:val="24"/>
               </w:rPr>
               <w:br/>
             </w:r>
             <w:r>
               <w:rPr>
-                <w:rFonts w:ascii="Times New Roman" w:eastAsia="細明體" w:hAnsi="Times New Roman"/>
+                <w:rFonts w:ascii="Times New Roman" w:eastAsia="MingLiU" w:hAnsi="Times New Roman"/>
                 <w:szCs w:val="24"/>
               </w:rPr>
               <w:t>with institution chop</w:t>
@@ -8491,13 +7695,13 @@
               <w:spacing w:before="240" w:line="240" w:lineRule="atLeast"/>
               <w:jc w:val="center"/>
               <w:rPr>
-                <w:rFonts w:ascii="Times New Roman" w:eastAsia="細明體" w:hAnsi="Times New Roman"/>
+                <w:rFonts w:ascii="Times New Roman" w:eastAsia="MingLiU" w:hAnsi="Times New Roman"/>
                 <w:szCs w:val="24"/>
               </w:rPr>
             </w:pPr>
             <w:r>
               <w:rPr>
-                <w:rFonts w:ascii="Times New Roman" w:eastAsia="細明體" w:hAnsi="Times New Roman"/>
+                <w:rFonts w:ascii="Times New Roman" w:eastAsia="MingLiU" w:hAnsi="Times New Roman"/>
                 <w:szCs w:val="24"/>
               </w:rPr>
               <w:t>:</w:t>
@@ -8518,7 +7722,7 @@
               <w:snapToGrid w:val="0"/>
               <w:spacing w:before="240" w:line="240" w:lineRule="atLeast"/>
               <w:rPr>
-                <w:rFonts w:ascii="Times New Roman" w:eastAsia="細明體" w:hAnsi="Times New Roman"/>
+                <w:rFonts w:ascii="Times New Roman" w:eastAsia="MingLiU" w:hAnsi="Times New Roman"/>
                 <w:b/>
                 <w:szCs w:val="24"/>
               </w:rPr>
@@ -8541,20 +7745,20 @@
               <w:snapToGrid w:val="0"/>
               <w:spacing w:before="240" w:line="0" w:lineRule="atLeast"/>
               <w:rPr>
-                <w:rFonts w:ascii="Times New Roman" w:eastAsia="細明體" w:hAnsi="Times New Roman"/>
+                <w:rFonts w:ascii="Times New Roman" w:eastAsia="MingLiU" w:hAnsi="Times New Roman"/>
                 <w:szCs w:val="24"/>
               </w:rPr>
             </w:pPr>
             <w:r>
               <w:rPr>
-                <w:rFonts w:ascii="Times New Roman" w:eastAsia="細明體" w:hAnsi="Times New Roman"/>
+                <w:rFonts w:ascii="Times New Roman" w:eastAsia="MingLiU" w:hAnsi="Times New Roman"/>
                 <w:szCs w:val="24"/>
               </w:rPr>
               <w:t>Name</w:t>
             </w:r>
             <w:r>
               <w:rPr>
-                <w:rFonts w:ascii="Times New Roman" w:eastAsia="細明體" w:hAnsi="Times New Roman" w:hint="eastAsia"/>
+                <w:rFonts w:ascii="Times New Roman" w:eastAsia="MingLiU" w:hAnsi="Times New Roman" w:hint="eastAsia"/>
                 <w:szCs w:val="24"/>
               </w:rPr>
               <w:t>(s)</w:t>
@@ -8573,13 +7777,13 @@
               <w:spacing w:before="240" w:line="240" w:lineRule="atLeast"/>
               <w:jc w:val="center"/>
               <w:rPr>
-                <w:rFonts w:ascii="Times New Roman" w:eastAsia="細明體" w:hAnsi="Times New Roman"/>
+                <w:rFonts w:ascii="Times New Roman" w:eastAsia="MingLiU" w:hAnsi="Times New Roman"/>
                 <w:szCs w:val="24"/>
               </w:rPr>
             </w:pPr>
             <w:r>
               <w:rPr>
-                <w:rFonts w:ascii="Times New Roman" w:eastAsia="細明體" w:hAnsi="Times New Roman"/>
+                <w:rFonts w:ascii="Times New Roman" w:eastAsia="MingLiU" w:hAnsi="Times New Roman"/>
                 <w:szCs w:val="24"/>
               </w:rPr>
               <w:t>:</w:t>
@@ -8601,7 +7805,7 @@
               <w:snapToGrid w:val="0"/>
               <w:spacing w:before="240" w:line="240" w:lineRule="atLeast"/>
               <w:rPr>
-                <w:rFonts w:ascii="Times New Roman" w:eastAsia="細明體" w:hAnsi="Times New Roman"/>
+                <w:rFonts w:ascii="Times New Roman" w:eastAsia="MingLiU" w:hAnsi="Times New Roman"/>
                 <w:b/>
                 <w:szCs w:val="24"/>
               </w:rPr>
@@ -8624,13 +7828,13 @@
               <w:snapToGrid w:val="0"/>
               <w:spacing w:before="240" w:line="0" w:lineRule="atLeast"/>
               <w:rPr>
-                <w:rFonts w:ascii="Times New Roman" w:eastAsia="細明體" w:hAnsi="Times New Roman"/>
+                <w:rFonts w:ascii="Times New Roman" w:eastAsia="MingLiU" w:hAnsi="Times New Roman"/>
                 <w:szCs w:val="24"/>
               </w:rPr>
             </w:pPr>
             <w:r>
               <w:rPr>
-                <w:rFonts w:ascii="Times New Roman" w:eastAsia="細明體" w:hAnsi="Times New Roman" w:hint="eastAsia"/>
+                <w:rFonts w:ascii="Times New Roman" w:eastAsia="MingLiU" w:hAnsi="Times New Roman" w:hint="eastAsia"/>
                 <w:szCs w:val="24"/>
               </w:rPr>
               <w:t>Post Title(s)</w:t>
@@ -8649,13 +7853,13 @@
               <w:spacing w:before="240" w:line="240" w:lineRule="atLeast"/>
               <w:jc w:val="center"/>
               <w:rPr>
-                <w:rFonts w:ascii="Times New Roman" w:eastAsia="細明體" w:hAnsi="Times New Roman"/>
+                <w:rFonts w:ascii="Times New Roman" w:eastAsia="MingLiU" w:hAnsi="Times New Roman"/>
                 <w:szCs w:val="24"/>
               </w:rPr>
             </w:pPr>
             <w:r>
               <w:rPr>
-                <w:rFonts w:ascii="Times New Roman" w:eastAsia="細明體" w:hAnsi="Times New Roman" w:hint="eastAsia"/>
+                <w:rFonts w:ascii="Times New Roman" w:eastAsia="MingLiU" w:hAnsi="Times New Roman" w:hint="eastAsia"/>
                 <w:szCs w:val="24"/>
               </w:rPr>
               <w:t>:</w:t>
@@ -8677,7 +7881,7 @@
               <w:snapToGrid w:val="0"/>
               <w:spacing w:before="240" w:line="240" w:lineRule="atLeast"/>
               <w:rPr>
-                <w:rFonts w:ascii="Times New Roman" w:eastAsia="細明體" w:hAnsi="Times New Roman"/>
+                <w:rFonts w:ascii="Times New Roman" w:eastAsia="MingLiU" w:hAnsi="Times New Roman"/>
                 <w:b/>
                 <w:szCs w:val="24"/>
               </w:rPr>
@@ -8700,20 +7904,20 @@
               <w:snapToGrid w:val="0"/>
               <w:spacing w:before="240" w:line="0" w:lineRule="atLeast"/>
               <w:rPr>
-                <w:rFonts w:ascii="Times New Roman" w:eastAsia="細明體" w:hAnsi="Times New Roman"/>
+                <w:rFonts w:ascii="Times New Roman" w:eastAsia="MingLiU" w:hAnsi="Times New Roman"/>
                 <w:szCs w:val="24"/>
               </w:rPr>
             </w:pPr>
             <w:r>
               <w:rPr>
-                <w:rFonts w:ascii="Times New Roman" w:eastAsia="細明體" w:hAnsi="Times New Roman"/>
+                <w:rFonts w:ascii="Times New Roman" w:eastAsia="MingLiU" w:hAnsi="Times New Roman"/>
                 <w:szCs w:val="24"/>
               </w:rPr>
               <w:t xml:space="preserve">Name of </w:t>
             </w:r>
             <w:r>
               <w:rPr>
-                <w:rFonts w:ascii="Times New Roman" w:eastAsia="SimSun" w:hAnsi="Times New Roman" w:hint="eastAsia"/>
+                <w:rFonts w:ascii="Times New Roman" w:eastAsia="宋体" w:hAnsi="Times New Roman" w:hint="eastAsia"/>
                 <w:szCs w:val="24"/>
                 <w:lang w:eastAsia="zh-CN"/>
               </w:rPr>
@@ -8721,7 +7925,7 @@
             </w:r>
             <w:r>
               <w:rPr>
-                <w:rFonts w:ascii="Times New Roman" w:eastAsia="細明體" w:hAnsi="Times New Roman"/>
+                <w:rFonts w:ascii="Times New Roman" w:eastAsia="MingLiU" w:hAnsi="Times New Roman"/>
                 <w:szCs w:val="24"/>
               </w:rPr>
               <w:t>niversity</w:t>
@@ -8740,13 +7944,13 @@
               <w:spacing w:before="240" w:line="240" w:lineRule="atLeast"/>
               <w:jc w:val="center"/>
               <w:rPr>
-                <w:rFonts w:ascii="Times New Roman" w:eastAsia="細明體" w:hAnsi="Times New Roman"/>
+                <w:rFonts w:ascii="Times New Roman" w:eastAsia="MingLiU" w:hAnsi="Times New Roman"/>
                 <w:szCs w:val="24"/>
               </w:rPr>
             </w:pPr>
             <w:r>
               <w:rPr>
-                <w:rFonts w:ascii="Times New Roman" w:eastAsia="細明體" w:hAnsi="Times New Roman"/>
+                <w:rFonts w:ascii="Times New Roman" w:eastAsia="MingLiU" w:hAnsi="Times New Roman"/>
                 <w:szCs w:val="24"/>
               </w:rPr>
               <w:t>:</w:t>
@@ -8768,7 +7972,7 @@
               <w:snapToGrid w:val="0"/>
               <w:spacing w:before="240" w:line="240" w:lineRule="atLeast"/>
               <w:rPr>
-                <w:rFonts w:ascii="Times New Roman" w:eastAsia="細明體" w:hAnsi="Times New Roman"/>
+                <w:rFonts w:ascii="Times New Roman" w:eastAsia="MingLiU" w:hAnsi="Times New Roman"/>
                 <w:b/>
                 <w:szCs w:val="24"/>
               </w:rPr>
@@ -8791,13 +7995,13 @@
               <w:snapToGrid w:val="0"/>
               <w:spacing w:before="240" w:line="0" w:lineRule="atLeast"/>
               <w:rPr>
-                <w:rFonts w:ascii="Times New Roman" w:eastAsia="細明體" w:hAnsi="Times New Roman"/>
+                <w:rFonts w:ascii="Times New Roman" w:eastAsia="MingLiU" w:hAnsi="Times New Roman"/>
                 <w:szCs w:val="24"/>
               </w:rPr>
             </w:pPr>
             <w:r>
               <w:rPr>
-                <w:rFonts w:ascii="Times New Roman" w:eastAsia="細明體" w:hAnsi="Times New Roman"/>
+                <w:rFonts w:ascii="Times New Roman" w:eastAsia="MingLiU" w:hAnsi="Times New Roman"/>
                 <w:szCs w:val="24"/>
               </w:rPr>
               <w:t>Tel. No.</w:t>
@@ -8816,13 +8020,13 @@
               <w:spacing w:before="240" w:line="240" w:lineRule="atLeast"/>
               <w:jc w:val="center"/>
               <w:rPr>
-                <w:rFonts w:ascii="Times New Roman" w:eastAsia="細明體" w:hAnsi="Times New Roman"/>
+                <w:rFonts w:ascii="Times New Roman" w:eastAsia="MingLiU" w:hAnsi="Times New Roman"/>
                 <w:szCs w:val="24"/>
               </w:rPr>
             </w:pPr>
             <w:r>
               <w:rPr>
-                <w:rFonts w:ascii="Times New Roman" w:eastAsia="細明體" w:hAnsi="Times New Roman"/>
+                <w:rFonts w:ascii="Times New Roman" w:eastAsia="MingLiU" w:hAnsi="Times New Roman"/>
                 <w:szCs w:val="24"/>
               </w:rPr>
               <w:t>:</w:t>
@@ -8843,7 +8047,7 @@
               <w:snapToGrid w:val="0"/>
               <w:spacing w:before="240" w:line="240" w:lineRule="atLeast"/>
               <w:rPr>
-                <w:rFonts w:ascii="Times New Roman" w:eastAsia="細明體" w:hAnsi="Times New Roman"/>
+                <w:rFonts w:ascii="Times New Roman" w:eastAsia="MingLiU" w:hAnsi="Times New Roman"/>
                 <w:b/>
                 <w:szCs w:val="24"/>
               </w:rPr>
@@ -8866,13 +8070,13 @@
               <w:snapToGrid w:val="0"/>
               <w:spacing w:before="240" w:line="0" w:lineRule="atLeast"/>
               <w:rPr>
-                <w:rFonts w:ascii="Times New Roman" w:eastAsia="細明體" w:hAnsi="Times New Roman"/>
+                <w:rFonts w:ascii="Times New Roman" w:eastAsia="MingLiU" w:hAnsi="Times New Roman"/>
                 <w:szCs w:val="24"/>
               </w:rPr>
             </w:pPr>
             <w:r>
               <w:rPr>
-                <w:rFonts w:ascii="Times New Roman" w:eastAsia="細明體" w:hAnsi="Times New Roman"/>
+                <w:rFonts w:ascii="Times New Roman" w:eastAsia="MingLiU" w:hAnsi="Times New Roman"/>
                 <w:szCs w:val="24"/>
               </w:rPr>
               <w:t>E-mail</w:t>
@@ -8891,14 +8095,14 @@
               <w:spacing w:before="240" w:line="240" w:lineRule="atLeast"/>
               <w:jc w:val="center"/>
               <w:rPr>
-                <w:rFonts w:ascii="Times New Roman" w:eastAsia="細明體" w:hAnsi="Times New Roman"/>
+                <w:rFonts w:ascii="Times New Roman" w:eastAsia="MingLiU" w:hAnsi="Times New Roman"/>
                 <w:szCs w:val="24"/>
                 <w:lang w:eastAsia="zh-HK"/>
               </w:rPr>
             </w:pPr>
             <w:r>
               <w:rPr>
-                <w:rFonts w:ascii="Times New Roman" w:eastAsia="細明體" w:hAnsi="Times New Roman"/>
+                <w:rFonts w:ascii="Times New Roman" w:eastAsia="MingLiU" w:hAnsi="Times New Roman"/>
                 <w:szCs w:val="24"/>
                 <w:lang w:eastAsia="zh-HK"/>
               </w:rPr>
@@ -8921,7 +8125,7 @@
               <w:snapToGrid w:val="0"/>
               <w:spacing w:before="240" w:line="240" w:lineRule="atLeast"/>
               <w:rPr>
-                <w:rFonts w:ascii="Times New Roman" w:eastAsia="細明體" w:hAnsi="Times New Roman"/>
+                <w:rFonts w:ascii="Times New Roman" w:eastAsia="MingLiU" w:hAnsi="Times New Roman"/>
                 <w:b/>
                 <w:szCs w:val="24"/>
               </w:rPr>
@@ -8944,13 +8148,13 @@
               <w:snapToGrid w:val="0"/>
               <w:spacing w:before="240" w:line="0" w:lineRule="atLeast"/>
               <w:rPr>
-                <w:rFonts w:ascii="Times New Roman" w:eastAsia="細明體" w:hAnsi="Times New Roman"/>
+                <w:rFonts w:ascii="Times New Roman" w:eastAsia="MingLiU" w:hAnsi="Times New Roman"/>
                 <w:szCs w:val="24"/>
               </w:rPr>
             </w:pPr>
             <w:r>
               <w:rPr>
-                <w:rFonts w:ascii="Times New Roman" w:eastAsia="細明體" w:hAnsi="Times New Roman"/>
+                <w:rFonts w:ascii="Times New Roman" w:eastAsia="MingLiU" w:hAnsi="Times New Roman"/>
                 <w:szCs w:val="24"/>
               </w:rPr>
               <w:t>Date</w:t>
@@ -8969,13 +8173,13 @@
               <w:spacing w:before="240" w:line="240" w:lineRule="atLeast"/>
               <w:jc w:val="center"/>
               <w:rPr>
-                <w:rFonts w:ascii="Times New Roman" w:eastAsia="細明體" w:hAnsi="Times New Roman"/>
+                <w:rFonts w:ascii="Times New Roman" w:eastAsia="MingLiU" w:hAnsi="Times New Roman"/>
                 <w:szCs w:val="24"/>
               </w:rPr>
             </w:pPr>
             <w:r>
               <w:rPr>
-                <w:rFonts w:ascii="Times New Roman" w:eastAsia="細明體" w:hAnsi="Times New Roman"/>
+                <w:rFonts w:ascii="Times New Roman" w:eastAsia="MingLiU" w:hAnsi="Times New Roman"/>
                 <w:szCs w:val="24"/>
               </w:rPr>
               <w:t>:</w:t>
@@ -8997,7 +8201,7 @@
               <w:snapToGrid w:val="0"/>
               <w:spacing w:before="240" w:line="240" w:lineRule="atLeast"/>
               <w:rPr>
-                <w:rFonts w:ascii="Times New Roman" w:eastAsia="細明體" w:hAnsi="Times New Roman"/>
+                <w:rFonts w:ascii="Times New Roman" w:eastAsia="MingLiU" w:hAnsi="Times New Roman"/>
                 <w:b/>
                 <w:szCs w:val="24"/>
               </w:rPr>
@@ -9012,14 +8216,14 @@
         <w:snapToGrid w:val="0"/>
         <w:spacing w:afterLines="30" w:after="108" w:line="240" w:lineRule="atLeast"/>
         <w:rPr>
-          <w:rFonts w:ascii="Times New Roman" w:eastAsia="細明體" w:hAnsi="Times New Roman"/>
+          <w:rFonts w:ascii="Times New Roman" w:eastAsia="MingLiU" w:hAnsi="Times New Roman"/>
           <w:szCs w:val="24"/>
           <w:u w:val="single"/>
         </w:rPr>
       </w:pPr>
     </w:p>
     <w:sectPr>
-      <w:footerReference w:type="default" r:id="rId21"/>
+      <w:footerReference w:type="default" r:id="rId19"/>
       <w:type w:val="continuous"/>
       <w:pgSz w:w="11907" w:h="16840" w:code="9"/>
       <w:pgMar w:top="1440" w:right="1440" w:bottom="1440" w:left="1440" w:header="720" w:footer="720" w:gutter="0"/>
@@ -9034,14 +8238,14 @@
 
 <file path=word/comments.xml><?xml version="1.0" encoding="utf-8"?>
 <w:comments xmlns:wpc="http://schemas.microsoft.com/office/word/2010/wordprocessingCanvas" xmlns:cx="http://schemas.microsoft.com/office/drawing/2014/chartex" xmlns:cx1="http://schemas.microsoft.com/office/drawing/2015/9/8/chartex" xmlns:cx2="http://schemas.microsoft.com/office/drawing/2015/10/21/chartex" xmlns:cx3="http://schemas.microsoft.com/office/drawing/2016/5/9/chartex" xmlns:cx4="http://schemas.microsoft.com/office/drawing/2016/5/10/chartex" xmlns:cx5="http://schemas.microsoft.com/office/drawing/2016/5/11/chartex" xmlns:cx6="http://schemas.microsoft.com/office/drawing/2016/5/12/chartex" xmlns:cx7="http://schemas.microsoft.com/office/drawing/2016/5/13/chartex" xmlns:cx8="http://schemas.microsoft.com/office/drawing/2016/5/14/chartex" xmlns:mc="http://schemas.openxmlformats.org/markup-compatibility/2006" xmlns:aink="http://schemas.microsoft.com/office/drawing/2016/ink" xmlns:am3d="http://schemas.microsoft.com/office/drawing/2017/model3d" xmlns:o="urn:schemas-microsoft-com:office:office" xmlns:oel="http://schemas.microsoft.com/office/2019/extlst" xmlns:r="http://schemas.openxmlformats.org/officeDocument/2006/relationships" xmlns:m="http://schemas.openxmlformats.org/officeDocument/2006/math" xmlns:v="urn:schemas-microsoft-com:vml" xmlns:wp14="http://schemas.microsoft.com/office/word/2010/wordprocessingDrawing" xmlns:wp="http://schemas.openxmlformats.org/drawingml/2006/wordprocessingDrawing" xmlns:w10="urn:schemas-microsoft-com:office:word" xmlns:w="http://schemas.openxmlformats.org/wordprocessingml/2006/main" xmlns:w14="http://schemas.microsoft.com/office/word/2010/wordml" xmlns:w15="http://schemas.microsoft.com/office/word/2012/wordml" xmlns:w16cex="http://schemas.microsoft.com/office/word/2018/wordml/cex" xmlns:w16cid="http://schemas.microsoft.com/office/word/2016/wordml/cid" xmlns:w16="http://schemas.microsoft.com/office/word/2018/wordml" xmlns:w16du="http://schemas.microsoft.com/office/word/2023/wordml/word16du" xmlns:w16sdtdh="http://schemas.microsoft.com/office/word/2020/wordml/sdtdatahash" xmlns:w16sdtfl="http://schemas.microsoft.com/office/word/2024/wordml/sdtformatlock" xmlns:w16se="http://schemas.microsoft.com/office/word/2015/wordml/symex" xmlns:wpg="http://schemas.microsoft.com/office/word/2010/wordprocessingGroup" xmlns:wpi="http://schemas.microsoft.com/office/word/2010/wordprocessingInk" xmlns:wne="http://schemas.microsoft.com/office/word/2006/wordml" xmlns:wps="http://schemas.microsoft.com/office/word/2010/wordprocessingShape" mc:Ignorable="w14 w15 w16se w16cid w16 w16cex w16sdtdh w16sdtfl w16du wp14">
-  <w:comment w:id="146" w:author="Jervin NG" w:date="2026-03-13T18:32:00Z" w:initials="JN">
+  <w:comment w:id="3" w:author="Jervin NG" w:date="2026-03-13T18:32:00Z" w:initials="JN">
     <w:p>
       <w:pPr>
-        <w:pStyle w:val="CommentText"/>
-      </w:pPr>
-      <w:r>
-        <w:rPr>
-          <w:rStyle w:val="CommentReference"/>
+        <w:pStyle w:val="af2"/>
+      </w:pPr>
+      <w:r>
+        <w:rPr>
+          <w:rStyle w:val="af1"/>
         </w:rPr>
         <w:annotationRef/>
       </w:r>
@@ -9061,7 +8265,7 @@
 
 <file path=word/commentsExtended.xml><?xml version="1.0" encoding="utf-8"?>
 <w15:commentsEx xmlns:wpc="http://schemas.microsoft.com/office/word/2010/wordprocessingCanvas" xmlns:cx="http://schemas.microsoft.com/office/drawing/2014/chartex" xmlns:cx1="http://schemas.microsoft.com/office/drawing/2015/9/8/chartex" xmlns:cx2="http://schemas.microsoft.com/office/drawing/2015/10/21/chartex" xmlns:cx3="http://schemas.microsoft.com/office/drawing/2016/5/9/chartex" xmlns:cx4="http://schemas.microsoft.com/office/drawing/2016/5/10/chartex" xmlns:cx5="http://schemas.microsoft.com/office/drawing/2016/5/11/chartex" xmlns:cx6="http://schemas.microsoft.com/office/drawing/2016/5/12/chartex" xmlns:cx7="http://schemas.microsoft.com/office/drawing/2016/5/13/chartex" xmlns:cx8="http://schemas.microsoft.com/office/drawing/2016/5/14/chartex" xmlns:mc="http://schemas.openxmlformats.org/markup-compatibility/2006" xmlns:aink="http://schemas.microsoft.com/office/drawing/2016/ink" xmlns:am3d="http://schemas.microsoft.com/office/drawing/2017/model3d" xmlns:o="urn:schemas-microsoft-com:office:office" xmlns:oel="http://schemas.microsoft.com/office/2019/extlst" xmlns:r="http://schemas.openxmlformats.org/officeDocument/2006/relationships" xmlns:m="http://schemas.openxmlformats.org/officeDocument/2006/math" xmlns:v="urn:schemas-microsoft-com:vml" xmlns:wp14="http://schemas.microsoft.com/office/word/2010/wordprocessingDrawing" xmlns:wp="http://schemas.openxmlformats.org/drawingml/2006/wordprocessingDrawing" xmlns:w10="urn:schemas-microsoft-com:office:word" xmlns:w="http://schemas.openxmlformats.org/wordprocessingml/2006/main" xmlns:w14="http://schemas.microsoft.com/office/word/2010/wordml" xmlns:w15="http://schemas.microsoft.com/office/word/2012/wordml" xmlns:w16cex="http://schemas.microsoft.com/office/word/2018/wordml/cex" xmlns:w16cid="http://schemas.microsoft.com/office/word/2016/wordml/cid" xmlns:w16="http://schemas.microsoft.com/office/word/2018/wordml" xmlns:w16du="http://schemas.microsoft.com/office/word/2023/wordml/word16du" xmlns:w16sdtdh="http://schemas.microsoft.com/office/word/2020/wordml/sdtdatahash" xmlns:w16sdtfl="http://schemas.microsoft.com/office/word/2024/wordml/sdtformatlock" xmlns:w16se="http://schemas.microsoft.com/office/word/2015/wordml/symex" xmlns:wpg="http://schemas.microsoft.com/office/word/2010/wordprocessingGroup" xmlns:wpi="http://schemas.microsoft.com/office/word/2010/wordprocessingInk" xmlns:wne="http://schemas.microsoft.com/office/word/2006/wordml" xmlns:wps="http://schemas.microsoft.com/office/word/2010/wordprocessingShape" mc:Ignorable="w14 w15 w16se w16cid w16 w16cex w16sdtdh w16sdtfl w16du wp14">
-  <w15:commentEx w15:paraId="272051E5" w15:done="0"/>
+  <w15:commentEx w15:paraId="272051E5" w15:done="1"/>
 </w15:commentsEx>
 </file>
 
@@ -9103,17 +8307,7 @@
 <w:ftr xmlns:wpc="http://schemas.microsoft.com/office/word/2010/wordprocessingCanvas" xmlns:cx="http://schemas.microsoft.com/office/drawing/2014/chartex" xmlns:cx1="http://schemas.microsoft.com/office/drawing/2015/9/8/chartex" xmlns:cx2="http://schemas.microsoft.com/office/drawing/2015/10/21/chartex" xmlns:cx3="http://schemas.microsoft.com/office/drawing/2016/5/9/chartex" xmlns:cx4="http://schemas.microsoft.com/office/drawing/2016/5/10/chartex" xmlns:cx5="http://schemas.microsoft.com/office/drawing/2016/5/11/chartex" xmlns:cx6="http://schemas.microsoft.com/office/drawing/2016/5/12/chartex" xmlns:cx7="http://schemas.microsoft.com/office/drawing/2016/5/13/chartex" xmlns:cx8="http://schemas.microsoft.com/office/drawing/2016/5/14/chartex" xmlns:mc="http://schemas.openxmlformats.org/markup-compatibility/2006" xmlns:aink="http://schemas.microsoft.com/office/drawing/2016/ink" xmlns:am3d="http://schemas.microsoft.com/office/drawing/2017/model3d" xmlns:o="urn:schemas-microsoft-com:office:office" xmlns:oel="http://schemas.microsoft.com/office/2019/extlst" xmlns:r="http://schemas.openxmlformats.org/officeDocument/2006/relationships" xmlns:m="http://schemas.openxmlformats.org/officeDocument/2006/math" xmlns:v="urn:schemas-microsoft-com:vml" xmlns:wp14="http://schemas.microsoft.com/office/word/2010/wordprocessingDrawing" xmlns:wp="http://schemas.openxmlformats.org/drawingml/2006/wordprocessingDrawing" xmlns:w10="urn:schemas-microsoft-com:office:word" xmlns:w="http://schemas.openxmlformats.org/wordprocessingml/2006/main" xmlns:w14="http://schemas.microsoft.com/office/word/2010/wordml" xmlns:w15="http://schemas.microsoft.com/office/word/2012/wordml" xmlns:w16cex="http://schemas.microsoft.com/office/word/2018/wordml/cex" xmlns:w16cid="http://schemas.microsoft.com/office/word/2016/wordml/cid" xmlns:w16="http://schemas.microsoft.com/office/word/2018/wordml" xmlns:w16du="http://schemas.microsoft.com/office/word/2023/wordml/word16du" xmlns:w16sdtdh="http://schemas.microsoft.com/office/word/2020/wordml/sdtdatahash" xmlns:w16sdtfl="http://schemas.microsoft.com/office/word/2024/wordml/sdtformatlock" xmlns:w16se="http://schemas.microsoft.com/office/word/2015/wordml/symex" xmlns:wpg="http://schemas.microsoft.com/office/word/2010/wordprocessingGroup" xmlns:wpi="http://schemas.microsoft.com/office/word/2010/wordprocessingInk" xmlns:wne="http://schemas.microsoft.com/office/word/2006/wordml" xmlns:wps="http://schemas.microsoft.com/office/word/2010/wordprocessingShape" mc:Ignorable="w14 w15 w16se w16cid w16 w16cex w16sdtdh w16sdtfl w16du wp14">
   <w:p>
     <w:pPr>
-      <w:pStyle w:val="Footer"/>
-    </w:pPr>
-  </w:p>
-</w:ftr>
-</file>
-
-<file path=word/footer2.xml><?xml version="1.0" encoding="utf-8"?>
-<w:ftr xmlns:wpc="http://schemas.microsoft.com/office/word/2010/wordprocessingCanvas" xmlns:cx="http://schemas.microsoft.com/office/drawing/2014/chartex" xmlns:cx1="http://schemas.microsoft.com/office/drawing/2015/9/8/chartex" xmlns:cx2="http://schemas.microsoft.com/office/drawing/2015/10/21/chartex" xmlns:cx3="http://schemas.microsoft.com/office/drawing/2016/5/9/chartex" xmlns:cx4="http://schemas.microsoft.com/office/drawing/2016/5/10/chartex" xmlns:cx5="http://schemas.microsoft.com/office/drawing/2016/5/11/chartex" xmlns:cx6="http://schemas.microsoft.com/office/drawing/2016/5/12/chartex" xmlns:cx7="http://schemas.microsoft.com/office/drawing/2016/5/13/chartex" xmlns:cx8="http://schemas.microsoft.com/office/drawing/2016/5/14/chartex" xmlns:mc="http://schemas.openxmlformats.org/markup-compatibility/2006" xmlns:aink="http://schemas.microsoft.com/office/drawing/2016/ink" xmlns:am3d="http://schemas.microsoft.com/office/drawing/2017/model3d" xmlns:o="urn:schemas-microsoft-com:office:office" xmlns:oel="http://schemas.microsoft.com/office/2019/extlst" xmlns:r="http://schemas.openxmlformats.org/officeDocument/2006/relationships" xmlns:m="http://schemas.openxmlformats.org/officeDocument/2006/math" xmlns:v="urn:schemas-microsoft-com:vml" xmlns:wp14="http://schemas.microsoft.com/office/word/2010/wordprocessingDrawing" xmlns:wp="http://schemas.openxmlformats.org/drawingml/2006/wordprocessingDrawing" xmlns:w10="urn:schemas-microsoft-com:office:word" xmlns:w="http://schemas.openxmlformats.org/wordprocessingml/2006/main" xmlns:w14="http://schemas.microsoft.com/office/word/2010/wordml" xmlns:w15="http://schemas.microsoft.com/office/word/2012/wordml" xmlns:w16cex="http://schemas.microsoft.com/office/word/2018/wordml/cex" xmlns:w16cid="http://schemas.microsoft.com/office/word/2016/wordml/cid" xmlns:w16="http://schemas.microsoft.com/office/word/2018/wordml" xmlns:w16du="http://schemas.microsoft.com/office/word/2023/wordml/word16du" xmlns:w16sdtdh="http://schemas.microsoft.com/office/word/2020/wordml/sdtdatahash" xmlns:w16sdtfl="http://schemas.microsoft.com/office/word/2024/wordml/sdtformatlock" xmlns:w16se="http://schemas.microsoft.com/office/word/2015/wordml/symex" xmlns:wpg="http://schemas.microsoft.com/office/word/2010/wordprocessingGroup" xmlns:wpi="http://schemas.microsoft.com/office/word/2010/wordprocessingInk" xmlns:wne="http://schemas.microsoft.com/office/word/2006/wordml" xmlns:wps="http://schemas.microsoft.com/office/word/2010/wordprocessingShape" mc:Ignorable="w14 w15 w16se w16cid w16 w16cex w16sdtdh w16sdtfl w16du wp14">
-  <w:p>
-    <w:pPr>
-      <w:pStyle w:val="Footer"/>
+      <w:pStyle w:val="a5"/>
       <w:rPr>
         <w:rFonts w:ascii="Times New Roman" w:hAnsi="Times New Roman"/>
         <w:lang w:eastAsia="zh-TW"/>
@@ -9151,11 +8345,11 @@
 </w:ftr>
 </file>
 
-<file path=word/footer3.xml><?xml version="1.0" encoding="utf-8"?>
+<file path=word/footer2.xml><?xml version="1.0" encoding="utf-8"?>
 <w:ftr xmlns:wpc="http://schemas.microsoft.com/office/word/2010/wordprocessingCanvas" xmlns:cx="http://schemas.microsoft.com/office/drawing/2014/chartex" xmlns:cx1="http://schemas.microsoft.com/office/drawing/2015/9/8/chartex" xmlns:cx2="http://schemas.microsoft.com/office/drawing/2015/10/21/chartex" xmlns:cx3="http://schemas.microsoft.com/office/drawing/2016/5/9/chartex" xmlns:cx4="http://schemas.microsoft.com/office/drawing/2016/5/10/chartex" xmlns:cx5="http://schemas.microsoft.com/office/drawing/2016/5/11/chartex" xmlns:cx6="http://schemas.microsoft.com/office/drawing/2016/5/12/chartex" xmlns:cx7="http://schemas.microsoft.com/office/drawing/2016/5/13/chartex" xmlns:cx8="http://schemas.microsoft.com/office/drawing/2016/5/14/chartex" xmlns:mc="http://schemas.openxmlformats.org/markup-compatibility/2006" xmlns:aink="http://schemas.microsoft.com/office/drawing/2016/ink" xmlns:am3d="http://schemas.microsoft.com/office/drawing/2017/model3d" xmlns:o="urn:schemas-microsoft-com:office:office" xmlns:oel="http://schemas.microsoft.com/office/2019/extlst" xmlns:r="http://schemas.openxmlformats.org/officeDocument/2006/relationships" xmlns:m="http://schemas.openxmlformats.org/officeDocument/2006/math" xmlns:v="urn:schemas-microsoft-com:vml" xmlns:wp14="http://schemas.microsoft.com/office/word/2010/wordprocessingDrawing" xmlns:wp="http://schemas.openxmlformats.org/drawingml/2006/wordprocessingDrawing" xmlns:w10="urn:schemas-microsoft-com:office:word" xmlns:w="http://schemas.openxmlformats.org/wordprocessingml/2006/main" xmlns:w14="http://schemas.microsoft.com/office/word/2010/wordml" xmlns:w15="http://schemas.microsoft.com/office/word/2012/wordml" xmlns:w16cex="http://schemas.microsoft.com/office/word/2018/wordml/cex" xmlns:w16cid="http://schemas.microsoft.com/office/word/2016/wordml/cid" xmlns:w16="http://schemas.microsoft.com/office/word/2018/wordml" xmlns:w16du="http://schemas.microsoft.com/office/word/2023/wordml/word16du" xmlns:w16sdtdh="http://schemas.microsoft.com/office/word/2020/wordml/sdtdatahash" xmlns:w16sdtfl="http://schemas.microsoft.com/office/word/2024/wordml/sdtformatlock" xmlns:w16se="http://schemas.microsoft.com/office/word/2015/wordml/symex" xmlns:wpg="http://schemas.microsoft.com/office/word/2010/wordprocessingGroup" xmlns:wpi="http://schemas.microsoft.com/office/word/2010/wordprocessingInk" xmlns:wne="http://schemas.microsoft.com/office/word/2006/wordml" xmlns:wps="http://schemas.microsoft.com/office/word/2010/wordprocessingShape" mc:Ignorable="w14 w15 w16se w16cid w16 w16cex w16sdtdh w16sdtfl w16du wp14">
   <w:p>
     <w:pPr>
-      <w:pStyle w:val="Footer"/>
+      <w:pStyle w:val="a5"/>
       <w:rPr>
         <w:rFonts w:ascii="Times New Roman" w:hAnsi="Times New Roman"/>
         <w:lang w:eastAsia="zh-TW"/>
@@ -9193,11 +8387,11 @@
 </w:ftr>
 </file>
 
-<file path=word/footer4.xml><?xml version="1.0" encoding="utf-8"?>
+<file path=word/footer3.xml><?xml version="1.0" encoding="utf-8"?>
 <w:ftr xmlns:wpc="http://schemas.microsoft.com/office/word/2010/wordprocessingCanvas" xmlns:cx="http://schemas.microsoft.com/office/drawing/2014/chartex" xmlns:cx1="http://schemas.microsoft.com/office/drawing/2015/9/8/chartex" xmlns:cx2="http://schemas.microsoft.com/office/drawing/2015/10/21/chartex" xmlns:cx3="http://schemas.microsoft.com/office/drawing/2016/5/9/chartex" xmlns:cx4="http://schemas.microsoft.com/office/drawing/2016/5/10/chartex" xmlns:cx5="http://schemas.microsoft.com/office/drawing/2016/5/11/chartex" xmlns:cx6="http://schemas.microsoft.com/office/drawing/2016/5/12/chartex" xmlns:cx7="http://schemas.microsoft.com/office/drawing/2016/5/13/chartex" xmlns:cx8="http://schemas.microsoft.com/office/drawing/2016/5/14/chartex" xmlns:mc="http://schemas.openxmlformats.org/markup-compatibility/2006" xmlns:aink="http://schemas.microsoft.com/office/drawing/2016/ink" xmlns:am3d="http://schemas.microsoft.com/office/drawing/2017/model3d" xmlns:o="urn:schemas-microsoft-com:office:office" xmlns:oel="http://schemas.microsoft.com/office/2019/extlst" xmlns:r="http://schemas.openxmlformats.org/officeDocument/2006/relationships" xmlns:m="http://schemas.openxmlformats.org/officeDocument/2006/math" xmlns:v="urn:schemas-microsoft-com:vml" xmlns:wp14="http://schemas.microsoft.com/office/word/2010/wordprocessingDrawing" xmlns:wp="http://schemas.openxmlformats.org/drawingml/2006/wordprocessingDrawing" xmlns:w10="urn:schemas-microsoft-com:office:word" xmlns:w="http://schemas.openxmlformats.org/wordprocessingml/2006/main" xmlns:w14="http://schemas.microsoft.com/office/word/2010/wordml" xmlns:w15="http://schemas.microsoft.com/office/word/2012/wordml" xmlns:w16cex="http://schemas.microsoft.com/office/word/2018/wordml/cex" xmlns:w16cid="http://schemas.microsoft.com/office/word/2016/wordml/cid" xmlns:w16="http://schemas.microsoft.com/office/word/2018/wordml" xmlns:w16du="http://schemas.microsoft.com/office/word/2023/wordml/word16du" xmlns:w16sdtdh="http://schemas.microsoft.com/office/word/2020/wordml/sdtdatahash" xmlns:w16sdtfl="http://schemas.microsoft.com/office/word/2024/wordml/sdtformatlock" xmlns:w16se="http://schemas.microsoft.com/office/word/2015/wordml/symex" xmlns:wpg="http://schemas.microsoft.com/office/word/2010/wordprocessingGroup" xmlns:wpi="http://schemas.microsoft.com/office/word/2010/wordprocessingInk" xmlns:wne="http://schemas.microsoft.com/office/word/2006/wordml" xmlns:wps="http://schemas.microsoft.com/office/word/2010/wordprocessingShape" mc:Ignorable="w14 w15 w16se w16cid w16 w16cex w16sdtdh w16sdtfl w16du wp14">
   <w:p>
     <w:pPr>
-      <w:pStyle w:val="Footer"/>
+      <w:pStyle w:val="a5"/>
       <w:rPr>
         <w:rFonts w:ascii="Times New Roman" w:hAnsi="Times New Roman"/>
         <w:lang w:eastAsia="zh-TW"/>
@@ -9254,17 +8448,7 @@
 <w:hdr xmlns:wpc="http://schemas.microsoft.com/office/word/2010/wordprocessingCanvas" xmlns:cx="http://schemas.microsoft.com/office/drawing/2014/chartex" xmlns:cx1="http://schemas.microsoft.com/office/drawing/2015/9/8/chartex" xmlns:cx2="http://schemas.microsoft.com/office/drawing/2015/10/21/chartex" xmlns:cx3="http://schemas.microsoft.com/office/drawing/2016/5/9/chartex" xmlns:cx4="http://schemas.microsoft.com/office/drawing/2016/5/10/chartex" xmlns:cx5="http://schemas.microsoft.com/office/drawing/2016/5/11/chartex" xmlns:cx6="http://schemas.microsoft.com/office/drawing/2016/5/12/chartex" xmlns:cx7="http://schemas.microsoft.com/office/drawing/2016/5/13/chartex" xmlns:cx8="http://schemas.microsoft.com/office/drawing/2016/5/14/chartex" xmlns:mc="http://schemas.openxmlformats.org/markup-compatibility/2006" xmlns:aink="http://schemas.microsoft.com/office/drawing/2016/ink" xmlns:am3d="http://schemas.microsoft.com/office/drawing/2017/model3d" xmlns:o="urn:schemas-microsoft-com:office:office" xmlns:oel="http://schemas.microsoft.com/office/2019/extlst" xmlns:r="http://schemas.openxmlformats.org/officeDocument/2006/relationships" xmlns:m="http://schemas.openxmlformats.org/officeDocument/2006/math" xmlns:v="urn:schemas-microsoft-com:vml" xmlns:wp14="http://schemas.microsoft.com/office/word/2010/wordprocessingDrawing" xmlns:wp="http://schemas.openxmlformats.org/drawingml/2006/wordprocessingDrawing" xmlns:w10="urn:schemas-microsoft-com:office:word" xmlns:w="http://schemas.openxmlformats.org/wordprocessingml/2006/main" xmlns:w14="http://schemas.microsoft.com/office/word/2010/wordml" xmlns:w15="http://schemas.microsoft.com/office/word/2012/wordml" xmlns:w16cex="http://schemas.microsoft.com/office/word/2018/wordml/cex" xmlns:w16cid="http://schemas.microsoft.com/office/word/2016/wordml/cid" xmlns:w16="http://schemas.microsoft.com/office/word/2018/wordml" xmlns:w16du="http://schemas.microsoft.com/office/word/2023/wordml/word16du" xmlns:w16sdtdh="http://schemas.microsoft.com/office/word/2020/wordml/sdtdatahash" xmlns:w16sdtfl="http://schemas.microsoft.com/office/word/2024/wordml/sdtformatlock" xmlns:w16se="http://schemas.microsoft.com/office/word/2015/wordml/symex" xmlns:wpg="http://schemas.microsoft.com/office/word/2010/wordprocessingGroup" xmlns:wpi="http://schemas.microsoft.com/office/word/2010/wordprocessingInk" xmlns:wne="http://schemas.microsoft.com/office/word/2006/wordml" xmlns:wps="http://schemas.microsoft.com/office/word/2010/wordprocessingShape" mc:Ignorable="w14 w15 w16se w16cid w16 w16cex w16sdtdh w16sdtfl w16du wp14">
   <w:p>
     <w:pPr>
-      <w:pStyle w:val="Header"/>
-    </w:pPr>
-  </w:p>
-</w:hdr>
-</file>
-
-<file path=word/header2.xml><?xml version="1.0" encoding="utf-8"?>
-<w:hdr xmlns:wpc="http://schemas.microsoft.com/office/word/2010/wordprocessingCanvas" xmlns:cx="http://schemas.microsoft.com/office/drawing/2014/chartex" xmlns:cx1="http://schemas.microsoft.com/office/drawing/2015/9/8/chartex" xmlns:cx2="http://schemas.microsoft.com/office/drawing/2015/10/21/chartex" xmlns:cx3="http://schemas.microsoft.com/office/drawing/2016/5/9/chartex" xmlns:cx4="http://schemas.microsoft.com/office/drawing/2016/5/10/chartex" xmlns:cx5="http://schemas.microsoft.com/office/drawing/2016/5/11/chartex" xmlns:cx6="http://schemas.microsoft.com/office/drawing/2016/5/12/chartex" xmlns:cx7="http://schemas.microsoft.com/office/drawing/2016/5/13/chartex" xmlns:cx8="http://schemas.microsoft.com/office/drawing/2016/5/14/chartex" xmlns:mc="http://schemas.openxmlformats.org/markup-compatibility/2006" xmlns:aink="http://schemas.microsoft.com/office/drawing/2016/ink" xmlns:am3d="http://schemas.microsoft.com/office/drawing/2017/model3d" xmlns:o="urn:schemas-microsoft-com:office:office" xmlns:oel="http://schemas.microsoft.com/office/2019/extlst" xmlns:r="http://schemas.openxmlformats.org/officeDocument/2006/relationships" xmlns:m="http://schemas.openxmlformats.org/officeDocument/2006/math" xmlns:v="urn:schemas-microsoft-com:vml" xmlns:wp14="http://schemas.microsoft.com/office/word/2010/wordprocessingDrawing" xmlns:wp="http://schemas.openxmlformats.org/drawingml/2006/wordprocessingDrawing" xmlns:w10="urn:schemas-microsoft-com:office:word" xmlns:w="http://schemas.openxmlformats.org/wordprocessingml/2006/main" xmlns:w14="http://schemas.microsoft.com/office/word/2010/wordml" xmlns:w15="http://schemas.microsoft.com/office/word/2012/wordml" xmlns:w16cex="http://schemas.microsoft.com/office/word/2018/wordml/cex" xmlns:w16cid="http://schemas.microsoft.com/office/word/2016/wordml/cid" xmlns:w16="http://schemas.microsoft.com/office/word/2018/wordml" xmlns:w16du="http://schemas.microsoft.com/office/word/2023/wordml/word16du" xmlns:w16sdtdh="http://schemas.microsoft.com/office/word/2020/wordml/sdtdatahash" xmlns:w16sdtfl="http://schemas.microsoft.com/office/word/2024/wordml/sdtformatlock" xmlns:w16se="http://schemas.microsoft.com/office/word/2015/wordml/symex" xmlns:wpg="http://schemas.microsoft.com/office/word/2010/wordprocessingGroup" xmlns:wpi="http://schemas.microsoft.com/office/word/2010/wordprocessingInk" xmlns:wne="http://schemas.microsoft.com/office/word/2006/wordml" xmlns:wps="http://schemas.microsoft.com/office/word/2010/wordprocessingShape" mc:Ignorable="w14 w15 w16se w16cid w16 w16cex w16sdtdh w16sdtfl w16du wp14">
-  <w:p>
-    <w:pPr>
-      <w:pStyle w:val="Header"/>
+      <w:pStyle w:val="a3"/>
       <w:jc w:val="center"/>
       <w:rPr>
         <w:rFonts w:ascii="Times New Roman" w:hAnsi="Times New Roman"/>
@@ -9345,11 +8529,11 @@
 </w:hdr>
 </file>
 
-<file path=word/header3.xml><?xml version="1.0" encoding="utf-8"?>
+<file path=word/header2.xml><?xml version="1.0" encoding="utf-8"?>
 <w:hdr xmlns:wpc="http://schemas.microsoft.com/office/word/2010/wordprocessingCanvas" xmlns:cx="http://schemas.microsoft.com/office/drawing/2014/chartex" xmlns:cx1="http://schemas.microsoft.com/office/drawing/2015/9/8/chartex" xmlns:cx2="http://schemas.microsoft.com/office/drawing/2015/10/21/chartex" xmlns:cx3="http://schemas.microsoft.com/office/drawing/2016/5/9/chartex" xmlns:cx4="http://schemas.microsoft.com/office/drawing/2016/5/10/chartex" xmlns:cx5="http://schemas.microsoft.com/office/drawing/2016/5/11/chartex" xmlns:cx6="http://schemas.microsoft.com/office/drawing/2016/5/12/chartex" xmlns:cx7="http://schemas.microsoft.com/office/drawing/2016/5/13/chartex" xmlns:cx8="http://schemas.microsoft.com/office/drawing/2016/5/14/chartex" xmlns:mc="http://schemas.openxmlformats.org/markup-compatibility/2006" xmlns:aink="http://schemas.microsoft.com/office/drawing/2016/ink" xmlns:am3d="http://schemas.microsoft.com/office/drawing/2017/model3d" xmlns:o="urn:schemas-microsoft-com:office:office" xmlns:oel="http://schemas.microsoft.com/office/2019/extlst" xmlns:r="http://schemas.openxmlformats.org/officeDocument/2006/relationships" xmlns:m="http://schemas.openxmlformats.org/officeDocument/2006/math" xmlns:v="urn:schemas-microsoft-com:vml" xmlns:wp14="http://schemas.microsoft.com/office/word/2010/wordprocessingDrawing" xmlns:wp="http://schemas.openxmlformats.org/drawingml/2006/wordprocessingDrawing" xmlns:w10="urn:schemas-microsoft-com:office:word" xmlns:w="http://schemas.openxmlformats.org/wordprocessingml/2006/main" xmlns:w14="http://schemas.microsoft.com/office/word/2010/wordml" xmlns:w15="http://schemas.microsoft.com/office/word/2012/wordml" xmlns:w16cex="http://schemas.microsoft.com/office/word/2018/wordml/cex" xmlns:w16cid="http://schemas.microsoft.com/office/word/2016/wordml/cid" xmlns:w16="http://schemas.microsoft.com/office/word/2018/wordml" xmlns:w16du="http://schemas.microsoft.com/office/word/2023/wordml/word16du" xmlns:w16sdtdh="http://schemas.microsoft.com/office/word/2020/wordml/sdtdatahash" xmlns:w16sdtfl="http://schemas.microsoft.com/office/word/2024/wordml/sdtformatlock" xmlns:w16se="http://schemas.microsoft.com/office/word/2015/wordml/symex" xmlns:wpg="http://schemas.microsoft.com/office/word/2010/wordprocessingGroup" xmlns:wpi="http://schemas.microsoft.com/office/word/2010/wordprocessingInk" xmlns:wne="http://schemas.microsoft.com/office/word/2006/wordml" xmlns:wps="http://schemas.microsoft.com/office/word/2010/wordprocessingShape" mc:Ignorable="w14 w15 w16se w16cid w16 w16cex w16sdtdh w16sdtfl w16du wp14">
   <w:p>
     <w:pPr>
-      <w:pStyle w:val="Header"/>
+      <w:pStyle w:val="a3"/>
       <w:tabs>
         <w:tab w:val="clear" w:pos="4153"/>
         <w:tab w:val="clear" w:pos="8306"/>
@@ -9382,7 +8566,7 @@
     </w:r>
     <w:r>
       <w:rPr>
-        <w:rFonts w:ascii="Times New Roman" w:eastAsia="SimSun" w:hAnsi="Times New Roman" w:hint="eastAsia"/>
+        <w:rFonts w:ascii="Times New Roman" w:eastAsia="宋体" w:hAnsi="Times New Roman" w:hint="eastAsia"/>
         <w:b/>
         <w:sz w:val="24"/>
         <w:szCs w:val="24"/>
@@ -10407,7 +9591,7 @@
         <w:ind w:left="360" w:hanging="360"/>
       </w:pPr>
       <w:rPr>
-        <w:rFonts w:ascii="Wingdings" w:eastAsia="新細明體" w:hAnsi="Wingdings" w:cs="Times New Roman" w:hint="default"/>
+        <w:rFonts w:ascii="Wingdings" w:eastAsia="PMingLiU" w:hAnsi="Wingdings" w:cs="Times New Roman" w:hint="default"/>
       </w:rPr>
     </w:lvl>
     <w:lvl w:ilvl="1" w:tplc="04090003" w:tentative="1">
@@ -12977,7 +12161,7 @@
         <w:ind w:left="360" w:hanging="360"/>
       </w:pPr>
       <w:rPr>
-        <w:rFonts w:ascii="Wingdings" w:eastAsia="新細明體" w:hAnsi="Wingdings" w:cs="Times New Roman" w:hint="default"/>
+        <w:rFonts w:ascii="Wingdings" w:eastAsia="PMingLiU" w:hAnsi="Wingdings" w:cs="Times New Roman" w:hint="default"/>
       </w:rPr>
     </w:lvl>
     <w:lvl w:ilvl="1" w:tplc="04090003" w:tentative="1">
@@ -13268,7 +12452,7 @@
         <w:ind w:left="1020" w:hanging="720"/>
       </w:pPr>
       <w:rPr>
-        <w:rFonts w:eastAsia="新細明體" w:hint="default"/>
+        <w:rFonts w:eastAsia="PMingLiU" w:hint="default"/>
         <w:b w:val="0"/>
       </w:rPr>
     </w:lvl>
@@ -13625,7 +12809,7 @@
         <w:ind w:left="360" w:hanging="360"/>
       </w:pPr>
       <w:rPr>
-        <w:rFonts w:ascii="Wingdings" w:eastAsia="新細明體" w:hAnsi="Wingdings" w:cs="Times New Roman" w:hint="default"/>
+        <w:rFonts w:ascii="Wingdings" w:eastAsia="PMingLiU" w:hAnsi="Wingdings" w:cs="Times New Roman" w:hint="default"/>
       </w:rPr>
     </w:lvl>
     <w:lvl w:ilvl="1" w:tplc="04090003" w:tentative="1">
@@ -13915,7 +13099,7 @@
   <w:docDefaults>
     <w:rPrDefault>
       <w:rPr>
-        <w:rFonts w:ascii="Calibri" w:eastAsia="新細明體" w:hAnsi="Calibri" w:cs="Times New Roman"/>
+        <w:rFonts w:ascii="Calibri" w:eastAsia="PMingLiU" w:hAnsi="Calibri" w:cs="Times New Roman"/>
         <w:lang w:val="en-US" w:eastAsia="zh-TW" w:bidi="ar-SA"/>
       </w:rPr>
     </w:rPrDefault>
@@ -14299,7 +13483,7 @@
     <w:lsdException w:name="Unresolved Mention" w:semiHidden="1" w:unhideWhenUsed="1"/>
     <w:lsdException w:name="Smart Link" w:semiHidden="1" w:unhideWhenUsed="1"/>
   </w:latentStyles>
-  <w:style w:type="paragraph" w:default="1" w:styleId="Normal">
+  <w:style w:type="paragraph" w:default="1" w:styleId="a">
     <w:name w:val="Normal"/>
     <w:qFormat/>
     <w:rsid w:val="00AA146A"/>
@@ -14314,13 +13498,13 @@
       <w:lang w:val="en-GB"/>
     </w:rPr>
   </w:style>
-  <w:style w:type="character" w:default="1" w:styleId="DefaultParagraphFont">
+  <w:style w:type="character" w:default="1" w:styleId="a0">
     <w:name w:val="Default Paragraph Font"/>
     <w:uiPriority w:val="1"/>
     <w:semiHidden/>
     <w:unhideWhenUsed/>
   </w:style>
-  <w:style w:type="table" w:default="1" w:styleId="TableNormal">
+  <w:style w:type="table" w:default="1" w:styleId="a1">
     <w:name w:val="Normal Table"/>
     <w:uiPriority w:val="99"/>
     <w:semiHidden/>
@@ -14335,16 +13519,16 @@
       </w:tblCellMar>
     </w:tblPr>
   </w:style>
-  <w:style w:type="numbering" w:default="1" w:styleId="NoList">
+  <w:style w:type="numbering" w:default="1" w:styleId="a2">
     <w:name w:val="No List"/>
     <w:uiPriority w:val="99"/>
     <w:semiHidden/>
     <w:unhideWhenUsed/>
   </w:style>
-  <w:style w:type="paragraph" w:styleId="Header">
+  <w:style w:type="paragraph" w:styleId="a3">
     <w:name w:val="header"/>
-    <w:basedOn w:val="Normal"/>
-    <w:link w:val="HeaderChar"/>
+    <w:basedOn w:val="a"/>
+    <w:link w:val="a4"/>
     <w:uiPriority w:val="99"/>
     <w:unhideWhenUsed/>
     <w:rsid w:val="00B13A93"/>
@@ -14361,19 +13545,19 @@
       <w:lang w:val="x-none" w:eastAsia="x-none"/>
     </w:rPr>
   </w:style>
-  <w:style w:type="character" w:customStyle="1" w:styleId="HeaderChar">
-    <w:name w:val="Header Char"/>
-    <w:link w:val="Header"/>
+  <w:style w:type="character" w:customStyle="1" w:styleId="a4">
+    <w:name w:val="页眉 字符"/>
+    <w:link w:val="a3"/>
     <w:uiPriority w:val="99"/>
     <w:rsid w:val="00B13A93"/>
     <w:rPr>
       <w:kern w:val="2"/>
     </w:rPr>
   </w:style>
-  <w:style w:type="paragraph" w:styleId="Footer">
+  <w:style w:type="paragraph" w:styleId="a5">
     <w:name w:val="footer"/>
-    <w:basedOn w:val="Normal"/>
-    <w:link w:val="FooterChar"/>
+    <w:basedOn w:val="a"/>
+    <w:link w:val="a6"/>
     <w:uiPriority w:val="99"/>
     <w:unhideWhenUsed/>
     <w:rsid w:val="00B13A93"/>
@@ -14390,18 +13574,18 @@
       <w:lang w:val="x-none" w:eastAsia="x-none"/>
     </w:rPr>
   </w:style>
-  <w:style w:type="character" w:customStyle="1" w:styleId="FooterChar">
-    <w:name w:val="Footer Char"/>
-    <w:link w:val="Footer"/>
+  <w:style w:type="character" w:customStyle="1" w:styleId="a6">
+    <w:name w:val="页脚 字符"/>
+    <w:link w:val="a5"/>
     <w:uiPriority w:val="99"/>
     <w:rsid w:val="00B13A93"/>
     <w:rPr>
       <w:kern w:val="2"/>
     </w:rPr>
   </w:style>
-  <w:style w:type="paragraph" w:styleId="ListParagraph">
+  <w:style w:type="paragraph" w:styleId="a7">
     <w:name w:val="List Paragraph"/>
-    <w:basedOn w:val="Normal"/>
+    <w:basedOn w:val="a"/>
     <w:uiPriority w:val="34"/>
     <w:qFormat/>
     <w:rsid w:val="00B13A93"/>
@@ -14411,7 +13595,7 @@
   </w:style>
   <w:style w:type="paragraph" w:customStyle="1" w:styleId="3">
     <w:name w:val="樣式3"/>
-    <w:basedOn w:val="Normal"/>
+    <w:basedOn w:val="a"/>
     <w:rsid w:val="00B13A93"/>
     <w:pPr>
       <w:adjustRightInd w:val="0"/>
@@ -14421,16 +13605,16 @@
       <w:jc w:val="left"/>
     </w:pPr>
     <w:rPr>
-      <w:rFonts w:ascii="Times New Roman" w:eastAsia="細明體" w:hAnsi="Times New Roman"/>
+      <w:rFonts w:ascii="Times New Roman" w:eastAsia="MingLiU" w:hAnsi="Times New Roman"/>
       <w:kern w:val="0"/>
       <w:sz w:val="26"/>
       <w:szCs w:val="20"/>
     </w:rPr>
   </w:style>
-  <w:style w:type="paragraph" w:styleId="FootnoteText">
+  <w:style w:type="paragraph" w:styleId="a8">
     <w:name w:val="footnote text"/>
-    <w:basedOn w:val="Normal"/>
-    <w:link w:val="FootnoteTextChar"/>
+    <w:basedOn w:val="a"/>
+    <w:link w:val="a9"/>
     <w:semiHidden/>
     <w:unhideWhenUsed/>
     <w:rsid w:val="0067707B"/>
@@ -14442,24 +13626,24 @@
       <w:jc w:val="left"/>
     </w:pPr>
     <w:rPr>
-      <w:rFonts w:ascii="Times New Roman" w:eastAsia="細明體" w:hAnsi="Times New Roman"/>
+      <w:rFonts w:ascii="Times New Roman" w:eastAsia="MingLiU" w:hAnsi="Times New Roman"/>
       <w:kern w:val="0"/>
       <w:sz w:val="20"/>
       <w:szCs w:val="20"/>
       <w:lang w:eastAsia="x-none"/>
     </w:rPr>
   </w:style>
-  <w:style w:type="character" w:customStyle="1" w:styleId="FootnoteTextChar">
-    <w:name w:val="Footnote Text Char"/>
-    <w:link w:val="FootnoteText"/>
+  <w:style w:type="character" w:customStyle="1" w:styleId="a9">
+    <w:name w:val="脚注文本 字符"/>
+    <w:link w:val="a8"/>
     <w:semiHidden/>
     <w:rsid w:val="0067707B"/>
     <w:rPr>
-      <w:rFonts w:ascii="Times New Roman" w:eastAsia="細明體" w:hAnsi="Times New Roman"/>
+      <w:rFonts w:ascii="Times New Roman" w:eastAsia="MingLiU" w:hAnsi="Times New Roman"/>
       <w:lang w:val="en-GB"/>
     </w:rPr>
   </w:style>
-  <w:style w:type="character" w:styleId="FootnoteReference">
+  <w:style w:type="character" w:styleId="aa">
     <w:name w:val="footnote reference"/>
     <w:semiHidden/>
     <w:unhideWhenUsed/>
@@ -14468,11 +13652,11 @@
       <w:vertAlign w:val="superscript"/>
     </w:rPr>
   </w:style>
-  <w:style w:type="paragraph" w:styleId="Date">
+  <w:style w:type="paragraph" w:styleId="ab">
     <w:name w:val="Date"/>
-    <w:basedOn w:val="Normal"/>
-    <w:next w:val="Normal"/>
-    <w:link w:val="DateChar"/>
+    <w:basedOn w:val="a"/>
+    <w:next w:val="a"/>
+    <w:link w:val="ac"/>
     <w:uiPriority w:val="99"/>
     <w:semiHidden/>
     <w:unhideWhenUsed/>
@@ -14484,9 +13668,9 @@
       <w:lang w:val="x-none" w:eastAsia="x-none"/>
     </w:rPr>
   </w:style>
-  <w:style w:type="character" w:customStyle="1" w:styleId="DateChar">
-    <w:name w:val="Date Char"/>
-    <w:link w:val="Date"/>
+  <w:style w:type="character" w:customStyle="1" w:styleId="ac">
+    <w:name w:val="日期 字符"/>
+    <w:link w:val="ab"/>
     <w:uiPriority w:val="99"/>
     <w:semiHidden/>
     <w:rsid w:val="008904C8"/>
@@ -14496,9 +13680,9 @@
       <w:szCs w:val="22"/>
     </w:rPr>
   </w:style>
-  <w:style w:type="table" w:styleId="TableGrid">
+  <w:style w:type="table" w:styleId="ad">
     <w:name w:val="Table Grid"/>
-    <w:basedOn w:val="TableNormal"/>
+    <w:basedOn w:val="a1"/>
     <w:rsid w:val="008904C8"/>
     <w:pPr>
       <w:widowControl w:val="0"/>
@@ -14517,10 +13701,10 @@
       </w:tblBorders>
     </w:tblPr>
   </w:style>
-  <w:style w:type="paragraph" w:styleId="BalloonText">
+  <w:style w:type="paragraph" w:styleId="ae">
     <w:name w:val="Balloon Text"/>
-    <w:basedOn w:val="Normal"/>
-    <w:link w:val="BalloonTextChar"/>
+    <w:basedOn w:val="a"/>
+    <w:link w:val="af"/>
     <w:uiPriority w:val="99"/>
     <w:semiHidden/>
     <w:unhideWhenUsed/>
@@ -14532,20 +13716,20 @@
       <w:lang w:val="x-none" w:eastAsia="x-none"/>
     </w:rPr>
   </w:style>
-  <w:style w:type="character" w:customStyle="1" w:styleId="BalloonTextChar">
-    <w:name w:val="Balloon Text Char"/>
-    <w:link w:val="BalloonText"/>
+  <w:style w:type="character" w:customStyle="1" w:styleId="af">
+    <w:name w:val="批注框文本 字符"/>
+    <w:link w:val="ae"/>
     <w:uiPriority w:val="99"/>
     <w:semiHidden/>
     <w:rsid w:val="007013D1"/>
     <w:rPr>
-      <w:rFonts w:ascii="Cambria" w:eastAsia="新細明體" w:hAnsi="Cambria" w:cs="Times New Roman"/>
+      <w:rFonts w:ascii="Cambria" w:eastAsia="PMingLiU" w:hAnsi="Cambria" w:cs="Times New Roman"/>
       <w:kern w:val="2"/>
       <w:sz w:val="18"/>
       <w:szCs w:val="18"/>
     </w:rPr>
   </w:style>
-  <w:style w:type="character" w:styleId="Hyperlink">
+  <w:style w:type="character" w:styleId="af0">
     <w:name w:val="Hyperlink"/>
     <w:uiPriority w:val="99"/>
     <w:semiHidden/>
@@ -14558,7 +13742,7 @@
   </w:style>
   <w:style w:type="character" w:customStyle="1" w:styleId="shorttext">
     <w:name w:val="short_text"/>
-    <w:basedOn w:val="DefaultParagraphFont"/>
+    <w:basedOn w:val="a0"/>
     <w:rsid w:val="00B40FA2"/>
   </w:style>
   <w:style w:type="paragraph" w:customStyle="1" w:styleId="Default">
@@ -14577,7 +13761,7 @@
       <w:szCs w:val="24"/>
     </w:rPr>
   </w:style>
-  <w:style w:type="character" w:styleId="CommentReference">
+  <w:style w:type="character" w:styleId="af1">
     <w:name w:val="annotation reference"/>
     <w:uiPriority w:val="99"/>
     <w:semiHidden/>
@@ -14588,10 +13772,10 @@
       <w:szCs w:val="18"/>
     </w:rPr>
   </w:style>
-  <w:style w:type="paragraph" w:styleId="CommentText">
+  <w:style w:type="paragraph" w:styleId="af2">
     <w:name w:val="annotation text"/>
-    <w:basedOn w:val="Normal"/>
-    <w:link w:val="CommentTextChar"/>
+    <w:basedOn w:val="a"/>
+    <w:link w:val="af3"/>
     <w:uiPriority w:val="99"/>
     <w:unhideWhenUsed/>
     <w:rsid w:val="00433BDA"/>
@@ -14602,9 +13786,9 @@
       <w:lang w:eastAsia="x-none"/>
     </w:rPr>
   </w:style>
-  <w:style w:type="character" w:customStyle="1" w:styleId="CommentTextChar">
-    <w:name w:val="Comment Text Char"/>
-    <w:link w:val="CommentText"/>
+  <w:style w:type="character" w:customStyle="1" w:styleId="af3">
+    <w:name w:val="批注文字 字符"/>
+    <w:link w:val="af2"/>
     <w:uiPriority w:val="99"/>
     <w:rsid w:val="00433BDA"/>
     <w:rPr>
@@ -14614,11 +13798,11 @@
       <w:lang w:val="en-GB"/>
     </w:rPr>
   </w:style>
-  <w:style w:type="paragraph" w:styleId="CommentSubject">
+  <w:style w:type="paragraph" w:styleId="af4">
     <w:name w:val="annotation subject"/>
-    <w:basedOn w:val="CommentText"/>
-    <w:next w:val="CommentText"/>
-    <w:link w:val="CommentSubjectChar"/>
+    <w:basedOn w:val="af2"/>
+    <w:next w:val="af2"/>
+    <w:link w:val="af5"/>
     <w:uiPriority w:val="99"/>
     <w:semiHidden/>
     <w:unhideWhenUsed/>
@@ -14628,9 +13812,9 @@
       <w:bCs/>
     </w:rPr>
   </w:style>
-  <w:style w:type="character" w:customStyle="1" w:styleId="CommentSubjectChar">
-    <w:name w:val="Comment Subject Char"/>
-    <w:link w:val="CommentSubject"/>
+  <w:style w:type="character" w:customStyle="1" w:styleId="af5">
+    <w:name w:val="批注主题 字符"/>
+    <w:link w:val="af4"/>
     <w:uiPriority w:val="99"/>
     <w:semiHidden/>
     <w:rsid w:val="00433BDA"/>
@@ -14643,7 +13827,7 @@
       <w:lang w:val="en-GB"/>
     </w:rPr>
   </w:style>
-  <w:style w:type="paragraph" w:styleId="NoSpacing">
+  <w:style w:type="paragraph" w:styleId="af6">
     <w:name w:val="No Spacing"/>
     <w:uiPriority w:val="1"/>
     <w:qFormat/>
@@ -14659,7 +13843,7 @@
       <w:lang w:val="en-GB"/>
     </w:rPr>
   </w:style>
-  <w:style w:type="paragraph" w:styleId="Revision">
+  <w:style w:type="paragraph" w:styleId="af7">
     <w:name w:val="Revision"/>
     <w:hidden/>
     <w:uiPriority w:val="99"/>
@@ -14961,6 +14145,15 @@
 </file>
 
 <file path=customXml/item1.xml><?xml version="1.0" encoding="utf-8"?>
+<?mso-contentType ?>
+<FormTemplates xmlns="http://schemas.microsoft.com/sharepoint/v3/contenttype/forms">
+  <Display>DocumentLibraryForm</Display>
+  <Edit>DocumentLibraryForm</Edit>
+  <New>DocumentLibraryForm</New>
+</FormTemplates>
+</file>
+
+<file path=customXml/item2.xml><?xml version="1.0" encoding="utf-8"?>
 <p:properties xmlns:p="http://schemas.microsoft.com/office/2006/metadata/properties" xmlns:xsi="http://www.w3.org/2001/XMLSchema-instance" xmlns:pc="http://schemas.microsoft.com/office/infopath/2007/PartnerControls">
   <documentManagement>
     <TaxCatchAll xmlns="5a7eadf7-2b1c-4a5a-97a9-adafd1c04f06" xsi:nil="true"/>
@@ -14972,16 +14165,11 @@
 </p:properties>
 </file>
 
-<file path=customXml/item2.xml><?xml version="1.0" encoding="utf-8"?>
-<?mso-contentType ?>
-<FormTemplates xmlns="http://schemas.microsoft.com/sharepoint/v3/contenttype/forms">
-  <Display>DocumentLibraryForm</Display>
-  <Edit>DocumentLibraryForm</Edit>
-  <New>DocumentLibraryForm</New>
-</FormTemplates>
+<file path=customXml/item3.xml><?xml version="1.0" encoding="utf-8"?>
+<b:Sources xmlns:b="http://schemas.openxmlformats.org/officeDocument/2006/bibliography" xmlns="http://schemas.openxmlformats.org/officeDocument/2006/bibliography" SelectedStyle="\APA.XSL" StyleName="APA"/>
 </file>
 
-<file path=customXml/item3.xml><?xml version="1.0" encoding="utf-8"?>
+<file path=customXml/item4.xml><?xml version="1.0" encoding="utf-8"?>
 <ct:contentTypeSchema xmlns:ct="http://schemas.microsoft.com/office/2006/metadata/contentType" xmlns:ma="http://schemas.microsoft.com/office/2006/metadata/properties/metaAttributes" ct:_="" ma:_="" ma:contentTypeName="Document" ma:contentTypeID="0x010100570AC14696B9334B8107905EF8DA8D2B" ma:contentTypeVersion="17" ma:contentTypeDescription="Create a new document." ma:contentTypeScope="" ma:versionID="f14dc457a3a52cbedb6971b95db0e912">
   <xsd:schema xmlns:xsd="http://www.w3.org/2001/XMLSchema" xmlns:xs="http://www.w3.org/2001/XMLSchema" xmlns:p="http://schemas.microsoft.com/office/2006/metadata/properties" xmlns:ns2="19187dac-df12-4571-8d4c-1f93d22bc1fc" xmlns:ns3="5a7eadf7-2b1c-4a5a-97a9-adafd1c04f06" targetNamespace="http://schemas.microsoft.com/office/2006/metadata/properties" ma:root="true" ma:fieldsID="48ab5d3334d14a6e5f30fbc404b13d53" ns2:_="" ns3:_="">
     <xsd:import namespace="19187dac-df12-4571-8d4c-1f93d22bc1fc"/>
@@ -15231,11 +14419,15 @@
 </ct:contentTypeSchema>
 </file>
 
-<file path=customXml/item4.xml><?xml version="1.0" encoding="utf-8"?>
-<b:Sources xmlns:b="http://schemas.openxmlformats.org/officeDocument/2006/bibliography" xmlns="http://schemas.openxmlformats.org/officeDocument/2006/bibliography" SelectedStyle="\APA.XSL" StyleName="APA"/>
+<file path=customXml/itemProps1.xml><?xml version="1.0" encoding="utf-8"?>
+<ds:datastoreItem xmlns:ds="http://schemas.openxmlformats.org/officeDocument/2006/customXml" ds:itemID="{6465E9C1-9834-467F-8A90-445251FD291D}">
+  <ds:schemaRefs>
+    <ds:schemaRef ds:uri="http://schemas.microsoft.com/sharepoint/v3/contenttype/forms"/>
+  </ds:schemaRefs>
+</ds:datastoreItem>
 </file>
 
-<file path=customXml/itemProps1.xml><?xml version="1.0" encoding="utf-8"?>
+<file path=customXml/itemProps2.xml><?xml version="1.0" encoding="utf-8"?>
 <ds:datastoreItem xmlns:ds="http://schemas.openxmlformats.org/officeDocument/2006/customXml" ds:itemID="{4889114F-00B7-45F7-AE28-897250D757B9}">
   <ds:schemaRefs>
     <ds:schemaRef ds:uri="http://schemas.microsoft.com/office/2006/metadata/properties"/>
@@ -15246,15 +14438,15 @@
 </ds:datastoreItem>
 </file>
 
-<file path=customXml/itemProps2.xml><?xml version="1.0" encoding="utf-8"?>
-<ds:datastoreItem xmlns:ds="http://schemas.openxmlformats.org/officeDocument/2006/customXml" ds:itemID="{6465E9C1-9834-467F-8A90-445251FD291D}">
+<file path=customXml/itemProps3.xml><?xml version="1.0" encoding="utf-8"?>
+<ds:datastoreItem xmlns:ds="http://schemas.openxmlformats.org/officeDocument/2006/customXml" ds:itemID="{B6C790D6-632D-40D1-82B2-2BA804518A72}">
   <ds:schemaRefs>
-    <ds:schemaRef ds:uri="http://schemas.microsoft.com/sharepoint/v3/contenttype/forms"/>
+    <ds:schemaRef ds:uri="http://schemas.openxmlformats.org/officeDocument/2006/bibliography"/>
   </ds:schemaRefs>
 </ds:datastoreItem>
 </file>
 
-<file path=customXml/itemProps3.xml><?xml version="1.0" encoding="utf-8"?>
+<file path=customXml/itemProps4.xml><?xml version="1.0" encoding="utf-8"?>
 <ds:datastoreItem xmlns:ds="http://schemas.openxmlformats.org/officeDocument/2006/customXml" ds:itemID="{0500175E-B7E1-4F66-857E-8CCD3DCE3C2F}">
   <ds:schemaRefs>
     <ds:schemaRef ds:uri="http://schemas.microsoft.com/office/2006/metadata/contentType"/>
@@ -15271,12 +14463,4 @@
     <ds:schemaRef ds:uri="http://schemas.microsoft.com/internal/obd"/>
   </ds:schemaRefs>
 </ds:datastoreItem>
-</file>
-
-<file path=customXml/itemProps4.xml><?xml version="1.0" encoding="utf-8"?>
-<ds:datastoreItem xmlns:ds="http://schemas.openxmlformats.org/officeDocument/2006/customXml" ds:itemID="{B6C790D6-632D-40D1-82B2-2BA804518A72}">
-  <ds:schemaRefs>
-    <ds:schemaRef ds:uri="http://schemas.openxmlformats.org/officeDocument/2006/bibliography"/>
-  </ds:schemaRefs>
-</ds:datastoreItem>
 </file>
--- a/TSSSU Annex B - TadReamk Limited (commented by Join Us CPA).docx
+++ b/TSSSU Annex B - TadReamk Limited (commented by Join Us CPA).docx
@@ -670,12 +670,21 @@
         </w:rPr>
         <w:t>of </w:t>
       </w:r>
+      <w:proofErr w:type="spellStart"/>
       <w:r>
         <w:rPr>
           <w:rFonts w:ascii="Times New Roman" w:eastAsia="MingLiU" w:hAnsi="Times New Roman"/>
           <w:lang w:val="en-GB"/>
         </w:rPr>
-        <w:t>A any matters relating to the expenditure or custody of any money</w:t>
+        <w:t>A</w:t>
+      </w:r>
+      <w:proofErr w:type="spellEnd"/>
+      <w:r>
+        <w:rPr>
+          <w:rFonts w:ascii="Times New Roman" w:eastAsia="MingLiU" w:hAnsi="Times New Roman"/>
+          <w:lang w:val="en-GB"/>
+        </w:rPr>
+        <w:t xml:space="preserve"> any matters relating to the expenditure or custody of any money</w:t>
       </w:r>
       <w:r>
         <w:rPr>
@@ -1266,8 +1275,13 @@
             <w:vAlign w:val="bottom"/>
           </w:tcPr>
           <w:p>
-            <w:r>
-              <w:t>TadReamk Limited</w:t>
+            <w:proofErr w:type="spellStart"/>
+            <w:r>
+              <w:t>TadReamk</w:t>
+            </w:r>
+            <w:proofErr w:type="spellEnd"/>
+            <w:r>
+              <w:t xml:space="preserve"> Limited</w:t>
             </w:r>
           </w:p>
         </w:tc>
@@ -1973,7 +1987,25 @@
                 <w:b/>
                 <w:sz w:val="22"/>
               </w:rPr>
-              <w:t xml:space="preserve">(dd/mm/yyyy </w:t>
+              <w:t>(dd/mm/</w:t>
+            </w:r>
+            <w:proofErr w:type="spellStart"/>
+            <w:r>
+              <w:rPr>
+                <w:rFonts w:ascii="Times New Roman" w:eastAsia="DFKai-SB" w:hAnsi="Times New Roman" w:hint="eastAsia"/>
+                <w:b/>
+                <w:sz w:val="22"/>
+              </w:rPr>
+              <w:t>yyyy</w:t>
+            </w:r>
+            <w:proofErr w:type="spellEnd"/>
+            <w:r>
+              <w:rPr>
+                <w:rFonts w:ascii="Times New Roman" w:eastAsia="DFKai-SB" w:hAnsi="Times New Roman" w:hint="eastAsia"/>
+                <w:b/>
+                <w:sz w:val="22"/>
+              </w:rPr>
+              <w:t xml:space="preserve"> </w:t>
             </w:r>
             <w:r>
               <w:rPr>
@@ -1989,7 +2021,25 @@
                 <w:b/>
                 <w:sz w:val="22"/>
               </w:rPr>
-              <w:t xml:space="preserve"> dd/mm/yyyy)</w:t>
+              <w:t xml:space="preserve"> dd/mm/</w:t>
+            </w:r>
+            <w:proofErr w:type="spellStart"/>
+            <w:r>
+              <w:rPr>
+                <w:rFonts w:ascii="Times New Roman" w:eastAsia="DFKai-SB" w:hAnsi="Times New Roman" w:hint="eastAsia"/>
+                <w:b/>
+                <w:sz w:val="22"/>
+              </w:rPr>
+              <w:t>yyyy</w:t>
+            </w:r>
+            <w:proofErr w:type="spellEnd"/>
+            <w:r>
+              <w:rPr>
+                <w:rFonts w:ascii="Times New Roman" w:eastAsia="DFKai-SB" w:hAnsi="Times New Roman" w:hint="eastAsia"/>
+                <w:b/>
+                <w:sz w:val="22"/>
+              </w:rPr>
+              <w:t>)</w:t>
             </w:r>
             <w:r>
               <w:rPr>
@@ -2225,11 +2275,7 @@
             </w:tcBorders>
             <w:vAlign w:val="center"/>
           </w:tcPr>
-          <w:p>
-            <w:r>
-              <w:t>Full stack developer</w:t>
-            </w:r>
-          </w:p>
+          <w:p/>
         </w:tc>
         <w:tc>
           <w:tcPr>
@@ -2242,11 +2288,7 @@
             </w:tcBorders>
             <w:vAlign w:val="center"/>
           </w:tcPr>
-          <w:p>
-            <w:r>
-              <w:t>1</w:t>
-            </w:r>
-          </w:p>
+          <w:p/>
         </w:tc>
         <w:tc>
           <w:tcPr>
@@ -2259,11 +2301,7 @@
             </w:tcBorders>
             <w:vAlign w:val="center"/>
           </w:tcPr>
-          <w:p>
-            <w:r>
-              <w:t>01/04/2025-30/06/2025</w:t>
-            </w:r>
-          </w:p>
+          <w:p/>
         </w:tc>
         <w:tc>
           <w:tcPr>
@@ -2276,11 +2314,7 @@
             </w:tcBorders>
             <w:vAlign w:val="center"/>
           </w:tcPr>
-          <w:p>
-            <w:r>
-              <w:t>3</w:t>
-            </w:r>
-          </w:p>
+          <w:p/>
         </w:tc>
         <w:tc>
           <w:tcPr>
@@ -2297,21 +2331,6 @@
             <w:pPr>
               <w:jc w:val="right"/>
             </w:pPr>
-            <w:r>
-              <w:t>2</w:t>
-            </w:r>
-            <w:r>
-              <w:t>2</w:t>
-            </w:r>
-            <w:r>
-              <w:t>,</w:t>
-            </w:r>
-            <w:r>
-              <w:t>00</w:t>
-            </w:r>
-            <w:r>
-              <w:t>0.00</w:t>
-            </w:r>
           </w:p>
         </w:tc>
         <w:tc>
@@ -2329,21 +2348,6 @@
             <w:pPr>
               <w:jc w:val="right"/>
             </w:pPr>
-            <w:r>
-              <w:t>6</w:t>
-            </w:r>
-            <w:r>
-              <w:t>6</w:t>
-            </w:r>
-            <w:r>
-              <w:t>,</w:t>
-            </w:r>
-            <w:r>
-              <w:t>00</w:t>
-            </w:r>
-            <w:r>
-              <w:t>0.00</w:t>
-            </w:r>
           </w:p>
         </w:tc>
       </w:tr>
@@ -2362,11 +2366,7 @@
             </w:tcBorders>
             <w:vAlign w:val="center"/>
           </w:tcPr>
-          <w:p>
-            <w:r>
-              <w:t>MPF to Full stack developer</w:t>
-            </w:r>
-          </w:p>
+          <w:p/>
         </w:tc>
         <w:tc>
           <w:tcPr>
@@ -2379,11 +2379,7 @@
             </w:tcBorders>
             <w:vAlign w:val="center"/>
           </w:tcPr>
-          <w:p>
-            <w:r>
-              <w:t>1</w:t>
-            </w:r>
-          </w:p>
+          <w:p/>
         </w:tc>
         <w:tc>
           <w:tcPr>
@@ -2396,11 +2392,7 @@
             </w:tcBorders>
             <w:vAlign w:val="center"/>
           </w:tcPr>
-          <w:p>
-            <w:r>
-              <w:t>01/04/2025-30/06/2025</w:t>
-            </w:r>
-          </w:p>
+          <w:p/>
         </w:tc>
         <w:tc>
           <w:tcPr>
@@ -2413,11 +2405,7 @@
             </w:tcBorders>
             <w:vAlign w:val="center"/>
           </w:tcPr>
-          <w:p>
-            <w:r>
-              <w:t>3</w:t>
-            </w:r>
-          </w:p>
+          <w:p/>
         </w:tc>
         <w:tc>
           <w:tcPr>
@@ -2434,21 +2422,6 @@
             <w:pPr>
               <w:jc w:val="right"/>
             </w:pPr>
-            <w:r>
-              <w:t>1,</w:t>
-            </w:r>
-            <w:r>
-              <w:t>10</w:t>
-            </w:r>
-            <w:r>
-              <w:t>0.</w:t>
-            </w:r>
-            <w:r>
-              <w:t>0</w:t>
-            </w:r>
-            <w:r>
-              <w:t>0</w:t>
-            </w:r>
           </w:p>
         </w:tc>
         <w:tc>
@@ -2466,21 +2439,6 @@
             <w:pPr>
               <w:jc w:val="right"/>
             </w:pPr>
-            <w:r>
-              <w:t>3,</w:t>
-            </w:r>
-            <w:r>
-              <w:t>300</w:t>
-            </w:r>
-            <w:r>
-              <w:t>.</w:t>
-            </w:r>
-            <w:r>
-              <w:t>0</w:t>
-            </w:r>
-            <w:r>
-              <w:t>0</w:t>
-            </w:r>
           </w:p>
         </w:tc>
       </w:tr>
@@ -2501,10 +2459,7 @@
           </w:tcPr>
           <w:p>
             <w:r>
-              <w:t xml:space="preserve">Machine Learning </w:t>
-            </w:r>
-            <w:r>
-              <w:t>Researcher</w:t>
+              <w:t>Full stack developer</w:t>
             </w:r>
           </w:p>
         </w:tc>
@@ -2538,7 +2493,7 @@
           </w:tcPr>
           <w:p>
             <w:r>
-              <w:t>01/09/2025-31/12/2025</w:t>
+              <w:t>01/04/2025-30/06/2025</w:t>
             </w:r>
           </w:p>
         </w:tc>
@@ -2555,7 +2510,7 @@
           </w:tcPr>
           <w:p>
             <w:r>
-              <w:t>4</w:t>
+              <w:t>3</w:t>
             </w:r>
           </w:p>
         </w:tc>
@@ -2575,7 +2530,19 @@
               <w:jc w:val="right"/>
             </w:pPr>
             <w:r>
-              <w:t>18,000.00</w:t>
+              <w:t>2</w:t>
+            </w:r>
+            <w:r>
+              <w:t>2</w:t>
+            </w:r>
+            <w:r>
+              <w:t>,</w:t>
+            </w:r>
+            <w:r>
+              <w:t>00</w:t>
+            </w:r>
+            <w:r>
+              <w:t>0.00</w:t>
             </w:r>
           </w:p>
         </w:tc>
@@ -2595,7 +2562,19 @@
               <w:jc w:val="right"/>
             </w:pPr>
             <w:r>
-              <w:t>72,000.00</w:t>
+              <w:t>6</w:t>
+            </w:r>
+            <w:r>
+              <w:t>6</w:t>
+            </w:r>
+            <w:r>
+              <w:t>,</w:t>
+            </w:r>
+            <w:r>
+              <w:t>00</w:t>
+            </w:r>
+            <w:r>
+              <w:t>0.00</w:t>
             </w:r>
           </w:p>
         </w:tc>
@@ -2617,13 +2596,7 @@
           </w:tcPr>
           <w:p>
             <w:r>
-              <w:t xml:space="preserve">MPF to </w:t>
-            </w:r>
-            <w:r>
-              <w:t xml:space="preserve">Machine Learning </w:t>
-            </w:r>
-            <w:r>
-              <w:t>Researcher</w:t>
+              <w:t>MPF to Full stack developer</w:t>
             </w:r>
           </w:p>
         </w:tc>
@@ -2657,7 +2630,7 @@
           </w:tcPr>
           <w:p>
             <w:r>
-              <w:t>01/09/2025-31/12/2025</w:t>
+              <w:t>01/04/2025-30/06/2025</w:t>
             </w:r>
           </w:p>
         </w:tc>
@@ -2674,7 +2647,7 @@
           </w:tcPr>
           <w:p>
             <w:r>
-              <w:t>4</w:t>
+              <w:t>3</w:t>
             </w:r>
           </w:p>
         </w:tc>
@@ -2694,7 +2667,19 @@
               <w:jc w:val="right"/>
             </w:pPr>
             <w:r>
-              <w:t>900.00</w:t>
+              <w:t>1,</w:t>
+            </w:r>
+            <w:r>
+              <w:t>10</w:t>
+            </w:r>
+            <w:r>
+              <w:t>0.</w:t>
+            </w:r>
+            <w:r>
+              <w:t>0</w:t>
+            </w:r>
+            <w:r>
+              <w:t>0</w:t>
             </w:r>
           </w:p>
         </w:tc>
@@ -2714,7 +2699,19 @@
               <w:jc w:val="right"/>
             </w:pPr>
             <w:r>
-              <w:t>3,600.00</w:t>
+              <w:t>3,</w:t>
+            </w:r>
+            <w:r>
+              <w:t>300</w:t>
+            </w:r>
+            <w:r>
+              <w:t>.</w:t>
+            </w:r>
+            <w:r>
+              <w:t>0</w:t>
+            </w:r>
+            <w:r>
+              <w:t>0</w:t>
             </w:r>
           </w:p>
         </w:tc>
@@ -2736,13 +2733,10 @@
           </w:tcPr>
           <w:p>
             <w:r>
-              <w:t>Pa</w:t>
-            </w:r>
-            <w:r>
-              <w:t>rt-time Business Development</w:t>
-            </w:r>
-            <w:r>
-              <w:t xml:space="preserve"> Manager</w:t>
+              <w:t xml:space="preserve">Machine Learning </w:t>
+            </w:r>
+            <w:r>
+              <w:t>Researcher</w:t>
             </w:r>
           </w:p>
         </w:tc>
@@ -2776,7 +2770,7 @@
           </w:tcPr>
           <w:p>
             <w:r>
-              <w:t>01/04/2025-31/03/2026</w:t>
+              <w:t>01/09/2025-31/12/2025</w:t>
             </w:r>
           </w:p>
         </w:tc>
@@ -2793,7 +2787,7 @@
           </w:tcPr>
           <w:p>
             <w:r>
-              <w:t>12</w:t>
+              <w:t>4</w:t>
             </w:r>
           </w:p>
         </w:tc>
@@ -2813,7 +2807,7 @@
               <w:jc w:val="right"/>
             </w:pPr>
             <w:r>
-              <w:t>10,000.00</w:t>
+              <w:t>18,000.00</w:t>
             </w:r>
           </w:p>
         </w:tc>
@@ -2833,7 +2827,7 @@
               <w:jc w:val="right"/>
             </w:pPr>
             <w:r>
-              <w:t>120,000.00</w:t>
+              <w:t>72,000.00</w:t>
             </w:r>
           </w:p>
         </w:tc>
@@ -2855,11 +2849,13 @@
           </w:tcPr>
           <w:p>
             <w:r>
-              <w:t xml:space="preserve">MPF to Part-time </w:t>
-            </w:r>
-            <w:r>
-              <w:lastRenderedPageBreak/>
-              <w:t>Business Development Manager</w:t>
+              <w:t xml:space="preserve">MPF to </w:t>
+            </w:r>
+            <w:r>
+              <w:t xml:space="preserve">Machine Learning </w:t>
+            </w:r>
+            <w:r>
+              <w:t>Researcher</w:t>
             </w:r>
           </w:p>
         </w:tc>
@@ -2876,7 +2872,6 @@
           </w:tcPr>
           <w:p>
             <w:r>
-              <w:lastRenderedPageBreak/>
               <w:t>1</w:t>
             </w:r>
           </w:p>
@@ -2894,11 +2889,7 @@
           </w:tcPr>
           <w:p>
             <w:r>
-              <w:t>01/04/2025-</w:t>
-            </w:r>
-            <w:r>
-              <w:lastRenderedPageBreak/>
-              <w:t>31/03/2026</w:t>
+              <w:t>01/09/2025-31/12/2025</w:t>
             </w:r>
           </w:p>
         </w:tc>
@@ -2915,8 +2906,7 @@
           </w:tcPr>
           <w:p>
             <w:r>
-              <w:lastRenderedPageBreak/>
-              <w:t>12</w:t>
+              <w:t>4</w:t>
             </w:r>
           </w:p>
         </w:tc>
@@ -2936,7 +2926,7 @@
               <w:jc w:val="right"/>
             </w:pPr>
             <w:r>
-              <w:t>500.00</w:t>
+              <w:t>900.00</w:t>
             </w:r>
           </w:p>
         </w:tc>
@@ -2956,7 +2946,7 @@
               <w:jc w:val="right"/>
             </w:pPr>
             <w:r>
-              <w:t>6,000.00</w:t>
+              <w:t>3,600.00</w:t>
             </w:r>
           </w:p>
         </w:tc>
@@ -2978,7 +2968,11 @@
           </w:tcPr>
           <w:p>
             <w:r>
-              <w:t>Part-time AI Research and Development Intern</w:t>
+              <w:t xml:space="preserve">Part-time Business Development </w:t>
+            </w:r>
+            <w:r>
+              <w:lastRenderedPageBreak/>
+              <w:t>Manager</w:t>
             </w:r>
           </w:p>
         </w:tc>
@@ -2995,6 +2989,7 @@
           </w:tcPr>
           <w:p>
             <w:r>
+              <w:lastRenderedPageBreak/>
               <w:t>1</w:t>
             </w:r>
           </w:p>
@@ -3012,7 +3007,7 @@
           </w:tcPr>
           <w:p>
             <w:r>
-              <w:t>01/12/2025-31/03/2026</w:t>
+              <w:t>01/04/2025-31/03/2026</w:t>
             </w:r>
           </w:p>
         </w:tc>
@@ -3029,7 +3024,7 @@
           </w:tcPr>
           <w:p>
             <w:r>
-              <w:t>4</w:t>
+              <w:t>12</w:t>
             </w:r>
           </w:p>
         </w:tc>
@@ -3049,19 +3044,7 @@
               <w:jc w:val="right"/>
             </w:pPr>
             <w:r>
-              <w:t>6,</w:t>
-            </w:r>
-            <w:r>
-              <w:t>960</w:t>
-            </w:r>
-            <w:r>
-              <w:t>.</w:t>
-            </w:r>
-            <w:r>
-              <w:t>0</w:t>
-            </w:r>
-            <w:r>
-              <w:t>0</w:t>
+              <w:t>10,000.00</w:t>
             </w:r>
           </w:p>
         </w:tc>
@@ -3081,25 +3064,7 @@
               <w:jc w:val="right"/>
             </w:pPr>
             <w:r>
-              <w:t>2</w:t>
-            </w:r>
-            <w:r>
-              <w:t>7</w:t>
-            </w:r>
-            <w:r>
-              <w:t>,8</w:t>
-            </w:r>
-            <w:r>
-              <w:t>40</w:t>
-            </w:r>
-            <w:r>
-              <w:t>.</w:t>
-            </w:r>
-            <w:r>
-              <w:t>0</w:t>
-            </w:r>
-            <w:r>
-              <w:t>0</w:t>
+              <w:t>120,000.00</w:t>
             </w:r>
           </w:p>
         </w:tc>
@@ -3121,7 +3086,7 @@
           </w:tcPr>
           <w:p>
             <w:r>
-              <w:t>MPF to Part-time AI Research and Development Intern</w:t>
+              <w:t>MPF to Part-time Business Development Manager</w:t>
             </w:r>
           </w:p>
         </w:tc>
@@ -3155,7 +3120,7 @@
           </w:tcPr>
           <w:p>
             <w:r>
-              <w:t>01/12/2025-31/03/2026</w:t>
+              <w:t>01/04/2025-31/03/2026</w:t>
             </w:r>
           </w:p>
         </w:tc>
@@ -3172,7 +3137,7 @@
           </w:tcPr>
           <w:p>
             <w:r>
-              <w:t>4</w:t>
+              <w:t>12</w:t>
             </w:r>
           </w:p>
         </w:tc>
@@ -3192,16 +3157,7 @@
               <w:jc w:val="right"/>
             </w:pPr>
             <w:r>
-              <w:t>3</w:t>
-            </w:r>
-            <w:r>
-              <w:t>48</w:t>
-            </w:r>
-            <w:r>
-              <w:t>.</w:t>
-            </w:r>
-            <w:r>
-              <w:t>00</w:t>
+              <w:t>500.00</w:t>
             </w:r>
           </w:p>
         </w:tc>
@@ -3221,21 +3177,276 @@
               <w:jc w:val="right"/>
             </w:pPr>
             <w:r>
-              <w:t>1,3</w:t>
-            </w:r>
-            <w:del w:id="0" w:author="Henry Fung" w:date="2026-05-28T14:49:00Z" w16du:dateUtc="2026-05-28T06:49:00Z">
-              <w:r>
-                <w:delText>4</w:delText>
-              </w:r>
-            </w:del>
-            <w:r>
-              <w:t>9</w:t>
-            </w:r>
-            <w:ins w:id="1" w:author="Henry Fung" w:date="2026-05-28T14:49:00Z" w16du:dateUtc="2026-05-28T06:49:00Z">
-              <w:r>
-                <w:t>2</w:t>
-              </w:r>
-            </w:ins>
+              <w:t>6,000.00</w:t>
+            </w:r>
+          </w:p>
+        </w:tc>
+      </w:tr>
+      <w:tr>
+        <w:trPr>
+          <w:jc w:val="center"/>
+        </w:trPr>
+        <w:tc>
+          <w:tcPr>
+            <w:tcW w:w="2016" w:type="dxa"/>
+            <w:tcBorders>
+              <w:top w:val="single" w:sz="4" w:space="0" w:color="auto"/>
+              <w:left w:val="single" w:sz="4" w:space="0" w:color="auto"/>
+              <w:bottom w:val="single" w:sz="4" w:space="0" w:color="auto"/>
+              <w:right w:val="single" w:sz="4" w:space="0" w:color="auto"/>
+            </w:tcBorders>
+            <w:vAlign w:val="center"/>
+          </w:tcPr>
+          <w:p>
+            <w:r>
+              <w:t>Part-time AI Research and Development Intern</w:t>
+            </w:r>
+          </w:p>
+        </w:tc>
+        <w:tc>
+          <w:tcPr>
+            <w:tcW w:w="720" w:type="dxa"/>
+            <w:tcBorders>
+              <w:top w:val="single" w:sz="4" w:space="0" w:color="auto"/>
+              <w:left w:val="single" w:sz="4" w:space="0" w:color="auto"/>
+              <w:bottom w:val="single" w:sz="4" w:space="0" w:color="auto"/>
+              <w:right w:val="single" w:sz="4" w:space="0" w:color="auto"/>
+            </w:tcBorders>
+            <w:vAlign w:val="center"/>
+          </w:tcPr>
+          <w:p>
+            <w:r>
+              <w:t>1</w:t>
+            </w:r>
+          </w:p>
+        </w:tc>
+        <w:tc>
+          <w:tcPr>
+            <w:tcW w:w="1728" w:type="dxa"/>
+            <w:tcBorders>
+              <w:top w:val="single" w:sz="4" w:space="0" w:color="auto"/>
+              <w:left w:val="single" w:sz="4" w:space="0" w:color="auto"/>
+              <w:bottom w:val="single" w:sz="4" w:space="0" w:color="auto"/>
+              <w:right w:val="single" w:sz="4" w:space="0" w:color="auto"/>
+            </w:tcBorders>
+            <w:vAlign w:val="center"/>
+          </w:tcPr>
+          <w:p>
+            <w:r>
+              <w:t>01/12/2025-31/03/2026</w:t>
+            </w:r>
+          </w:p>
+        </w:tc>
+        <w:tc>
+          <w:tcPr>
+            <w:tcW w:w="1080" w:type="dxa"/>
+            <w:tcBorders>
+              <w:top w:val="single" w:sz="4" w:space="0" w:color="auto"/>
+              <w:left w:val="single" w:sz="4" w:space="0" w:color="auto"/>
+              <w:bottom w:val="single" w:sz="4" w:space="0" w:color="auto"/>
+              <w:right w:val="single" w:sz="4" w:space="0" w:color="auto"/>
+            </w:tcBorders>
+            <w:vAlign w:val="center"/>
+          </w:tcPr>
+          <w:p>
+            <w:r>
+              <w:t>4</w:t>
+            </w:r>
+          </w:p>
+        </w:tc>
+        <w:tc>
+          <w:tcPr>
+            <w:tcW w:w="1872" w:type="dxa"/>
+            <w:tcBorders>
+              <w:top w:val="single" w:sz="4" w:space="0" w:color="auto"/>
+              <w:left w:val="single" w:sz="4" w:space="0" w:color="auto"/>
+              <w:bottom w:val="single" w:sz="4" w:space="0" w:color="auto"/>
+              <w:right w:val="single" w:sz="4" w:space="0" w:color="auto"/>
+            </w:tcBorders>
+            <w:vAlign w:val="center"/>
+          </w:tcPr>
+          <w:p>
+            <w:pPr>
+              <w:jc w:val="right"/>
+            </w:pPr>
+            <w:r>
+              <w:t>6,</w:t>
+            </w:r>
+            <w:r>
+              <w:t>960</w:t>
+            </w:r>
+            <w:r>
+              <w:t>.</w:t>
+            </w:r>
+            <w:r>
+              <w:t>0</w:t>
+            </w:r>
+            <w:r>
+              <w:t>0</w:t>
+            </w:r>
+          </w:p>
+        </w:tc>
+        <w:tc>
+          <w:tcPr>
+            <w:tcW w:w="1872" w:type="dxa"/>
+            <w:tcBorders>
+              <w:top w:val="single" w:sz="4" w:space="0" w:color="auto"/>
+              <w:left w:val="single" w:sz="4" w:space="0" w:color="auto"/>
+              <w:bottom w:val="single" w:sz="4" w:space="0" w:color="auto"/>
+              <w:right w:val="single" w:sz="4" w:space="0" w:color="auto"/>
+            </w:tcBorders>
+            <w:vAlign w:val="center"/>
+          </w:tcPr>
+          <w:p>
+            <w:pPr>
+              <w:jc w:val="right"/>
+            </w:pPr>
+            <w:r>
+              <w:t>2</w:t>
+            </w:r>
+            <w:r>
+              <w:t>7</w:t>
+            </w:r>
+            <w:r>
+              <w:t>,8</w:t>
+            </w:r>
+            <w:r>
+              <w:t>40</w:t>
+            </w:r>
+            <w:r>
+              <w:t>.</w:t>
+            </w:r>
+            <w:r>
+              <w:t>0</w:t>
+            </w:r>
+            <w:r>
+              <w:t>0</w:t>
+            </w:r>
+          </w:p>
+        </w:tc>
+      </w:tr>
+      <w:tr>
+        <w:trPr>
+          <w:jc w:val="center"/>
+        </w:trPr>
+        <w:tc>
+          <w:tcPr>
+            <w:tcW w:w="2016" w:type="dxa"/>
+            <w:tcBorders>
+              <w:top w:val="single" w:sz="4" w:space="0" w:color="auto"/>
+              <w:left w:val="single" w:sz="4" w:space="0" w:color="auto"/>
+              <w:bottom w:val="single" w:sz="4" w:space="0" w:color="auto"/>
+              <w:right w:val="single" w:sz="4" w:space="0" w:color="auto"/>
+            </w:tcBorders>
+            <w:vAlign w:val="center"/>
+          </w:tcPr>
+          <w:p>
+            <w:r>
+              <w:t>MPF to Part-time AI Research and Development Intern</w:t>
+            </w:r>
+          </w:p>
+        </w:tc>
+        <w:tc>
+          <w:tcPr>
+            <w:tcW w:w="720" w:type="dxa"/>
+            <w:tcBorders>
+              <w:top w:val="single" w:sz="4" w:space="0" w:color="auto"/>
+              <w:left w:val="single" w:sz="4" w:space="0" w:color="auto"/>
+              <w:bottom w:val="single" w:sz="4" w:space="0" w:color="auto"/>
+              <w:right w:val="single" w:sz="4" w:space="0" w:color="auto"/>
+            </w:tcBorders>
+            <w:vAlign w:val="center"/>
+          </w:tcPr>
+          <w:p>
+            <w:r>
+              <w:t>1</w:t>
+            </w:r>
+          </w:p>
+        </w:tc>
+        <w:tc>
+          <w:tcPr>
+            <w:tcW w:w="1728" w:type="dxa"/>
+            <w:tcBorders>
+              <w:top w:val="single" w:sz="4" w:space="0" w:color="auto"/>
+              <w:left w:val="single" w:sz="4" w:space="0" w:color="auto"/>
+              <w:bottom w:val="single" w:sz="4" w:space="0" w:color="auto"/>
+              <w:right w:val="single" w:sz="4" w:space="0" w:color="auto"/>
+            </w:tcBorders>
+            <w:vAlign w:val="center"/>
+          </w:tcPr>
+          <w:p>
+            <w:r>
+              <w:t>01/12/2025-31/03/2026</w:t>
+            </w:r>
+          </w:p>
+        </w:tc>
+        <w:tc>
+          <w:tcPr>
+            <w:tcW w:w="1080" w:type="dxa"/>
+            <w:tcBorders>
+              <w:top w:val="single" w:sz="4" w:space="0" w:color="auto"/>
+              <w:left w:val="single" w:sz="4" w:space="0" w:color="auto"/>
+              <w:bottom w:val="single" w:sz="4" w:space="0" w:color="auto"/>
+              <w:right w:val="single" w:sz="4" w:space="0" w:color="auto"/>
+            </w:tcBorders>
+            <w:vAlign w:val="center"/>
+          </w:tcPr>
+          <w:p>
+            <w:r>
+              <w:t>4</w:t>
+            </w:r>
+          </w:p>
+        </w:tc>
+        <w:tc>
+          <w:tcPr>
+            <w:tcW w:w="1872" w:type="dxa"/>
+            <w:tcBorders>
+              <w:top w:val="single" w:sz="4" w:space="0" w:color="auto"/>
+              <w:left w:val="single" w:sz="4" w:space="0" w:color="auto"/>
+              <w:bottom w:val="single" w:sz="4" w:space="0" w:color="auto"/>
+              <w:right w:val="single" w:sz="4" w:space="0" w:color="auto"/>
+            </w:tcBorders>
+            <w:vAlign w:val="center"/>
+          </w:tcPr>
+          <w:p>
+            <w:pPr>
+              <w:jc w:val="right"/>
+            </w:pPr>
+            <w:r>
+              <w:t>3</w:t>
+            </w:r>
+            <w:r>
+              <w:t>48</w:t>
+            </w:r>
+            <w:r>
+              <w:t>.</w:t>
+            </w:r>
+            <w:r>
+              <w:t>00</w:t>
+            </w:r>
+          </w:p>
+        </w:tc>
+        <w:tc>
+          <w:tcPr>
+            <w:tcW w:w="1872" w:type="dxa"/>
+            <w:tcBorders>
+              <w:top w:val="single" w:sz="4" w:space="0" w:color="auto"/>
+              <w:left w:val="single" w:sz="4" w:space="0" w:color="auto"/>
+              <w:bottom w:val="single" w:sz="4" w:space="0" w:color="auto"/>
+              <w:right w:val="single" w:sz="4" w:space="0" w:color="auto"/>
+            </w:tcBorders>
+            <w:vAlign w:val="center"/>
+          </w:tcPr>
+          <w:p>
+            <w:pPr>
+              <w:jc w:val="right"/>
+            </w:pPr>
+            <w:r>
+              <w:t>1,39</w:t>
+            </w:r>
+            <w:r>
+              <w:t>2</w:t>
+            </w:r>
             <w:r>
               <w:t>.</w:t>
             </w:r>
@@ -4039,7 +4250,25 @@
                 <w:b/>
                 <w:sz w:val="22"/>
               </w:rPr>
-              <w:t>(dd/mm/yyyy)</w:t>
+              <w:t>(dd/mm/</w:t>
+            </w:r>
+            <w:proofErr w:type="spellStart"/>
+            <w:r>
+              <w:rPr>
+                <w:rFonts w:ascii="Times New Roman" w:eastAsia="DFKai-SB" w:hAnsi="Times New Roman" w:hint="eastAsia"/>
+                <w:b/>
+                <w:sz w:val="22"/>
+              </w:rPr>
+              <w:t>yyyy</w:t>
+            </w:r>
+            <w:proofErr w:type="spellEnd"/>
+            <w:r>
+              <w:rPr>
+                <w:rFonts w:ascii="Times New Roman" w:eastAsia="DFKai-SB" w:hAnsi="Times New Roman" w:hint="eastAsia"/>
+                <w:b/>
+                <w:sz w:val="22"/>
+              </w:rPr>
+              <w:t>)</w:t>
             </w:r>
           </w:p>
         </w:tc>
@@ -4203,13 +4432,7 @@
             </w:tcBorders>
             <w:vAlign w:val="center"/>
           </w:tcPr>
-          <w:p>
-            <w:del w:id="2" w:author="Henry Fung" w:date="2026-05-28T14:57:00Z" w16du:dateUtc="2026-05-28T06:57:00Z">
-              <w:r>
-                <w:delText>1</w:delText>
-              </w:r>
-            </w:del>
-          </w:p>
+          <w:p/>
         </w:tc>
         <w:tc>
           <w:tcPr>
@@ -5367,10 +5590,12 @@
           <w:szCs w:val="24"/>
         </w:rPr>
         <w:sectPr>
-          <w:headerReference w:type="default" r:id="rId11"/>
-          <w:footerReference w:type="default" r:id="rId12"/>
-          <w:headerReference w:type="first" r:id="rId13"/>
-          <w:footerReference w:type="first" r:id="rId14"/>
+          <w:headerReference w:type="even" r:id="rId11"/>
+          <w:headerReference w:type="default" r:id="rId12"/>
+          <w:footerReference w:type="even" r:id="rId13"/>
+          <w:footerReference w:type="default" r:id="rId14"/>
+          <w:headerReference w:type="first" r:id="rId15"/>
+          <w:footerReference w:type="first" r:id="rId16"/>
           <w:pgSz w:w="11907" w:h="16840" w:code="9"/>
           <w:pgMar w:top="1440" w:right="1440" w:bottom="1440" w:left="1440" w:header="720" w:footer="720" w:gutter="0"/>
           <w:cols w:space="720"/>
@@ -5588,12 +5813,21 @@
         </w:rPr>
         <w:t xml:space="preserve"> named in Section </w:t>
       </w:r>
+      <w:proofErr w:type="gramStart"/>
       <w:r>
         <w:rPr>
           <w:rFonts w:ascii="Times New Roman" w:hAnsi="Times New Roman" w:hint="eastAsia"/>
           <w:szCs w:val="24"/>
         </w:rPr>
-        <w:t xml:space="preserve">A; </w:t>
+        <w:t>A;</w:t>
+      </w:r>
+      <w:proofErr w:type="gramEnd"/>
+      <w:r>
+        <w:rPr>
+          <w:rFonts w:ascii="Times New Roman" w:hAnsi="Times New Roman" w:hint="eastAsia"/>
+          <w:szCs w:val="24"/>
+        </w:rPr>
+        <w:t xml:space="preserve"> </w:t>
       </w:r>
     </w:p>
     <w:p>
@@ -6012,7 +6246,23 @@
           <w:rFonts w:ascii="Times New Roman" w:hAnsi="Times New Roman" w:hint="eastAsia"/>
           <w:szCs w:val="24"/>
         </w:rPr>
-        <w:t>vernment or a Government subvented body/institution or the university</w:t>
+        <w:t xml:space="preserve">vernment or a Government </w:t>
+      </w:r>
+      <w:proofErr w:type="spellStart"/>
+      <w:r>
+        <w:rPr>
+          <w:rFonts w:ascii="Times New Roman" w:hAnsi="Times New Roman" w:hint="eastAsia"/>
+          <w:szCs w:val="24"/>
+        </w:rPr>
+        <w:t>subvented</w:t>
+      </w:r>
+      <w:proofErr w:type="spellEnd"/>
+      <w:r>
+        <w:rPr>
+          <w:rFonts w:ascii="Times New Roman" w:hAnsi="Times New Roman" w:hint="eastAsia"/>
+          <w:szCs w:val="24"/>
+        </w:rPr>
+        <w:t xml:space="preserve"> body/institution or the university</w:t>
       </w:r>
       <w:r>
         <w:rPr>
@@ -6354,8 +6604,13 @@
             <w:vAlign w:val="bottom"/>
           </w:tcPr>
           <w:p>
-            <w:r>
-              <w:t>TadReamk Limited</w:t>
+            <w:proofErr w:type="spellStart"/>
+            <w:r>
+              <w:t>TadReamk</w:t>
+            </w:r>
+            <w:proofErr w:type="spellEnd"/>
+            <w:r>
+              <w:t xml:space="preserve"> Limited</w:t>
             </w:r>
           </w:p>
         </w:tc>
@@ -6426,15 +6681,31 @@
                 <w:szCs w:val="26"/>
               </w:rPr>
             </w:pPr>
-            <w:commentRangeStart w:id="3"/>
+            <w:commentRangeStart w:id="0"/>
             <w:r>
               <w:rPr>
                 <w:rFonts w:ascii="Times New Roman" w:eastAsia="MingLiU" w:hAnsi="Times New Roman"/>
                 <w:szCs w:val="26"/>
               </w:rPr>
-              <w:t>Date (dd/mm/yy)</w:t>
-            </w:r>
-            <w:commentRangeEnd w:id="3"/>
+              <w:t>Date (dd/mm/</w:t>
+            </w:r>
+            <w:proofErr w:type="spellStart"/>
+            <w:r>
+              <w:rPr>
+                <w:rFonts w:ascii="Times New Roman" w:eastAsia="MingLiU" w:hAnsi="Times New Roman"/>
+                <w:szCs w:val="26"/>
+              </w:rPr>
+              <w:t>yy</w:t>
+            </w:r>
+            <w:proofErr w:type="spellEnd"/>
+            <w:r>
+              <w:rPr>
+                <w:rFonts w:ascii="Times New Roman" w:eastAsia="MingLiU" w:hAnsi="Times New Roman"/>
+                <w:szCs w:val="26"/>
+              </w:rPr>
+              <w:t>)</w:t>
+            </w:r>
+            <w:commentRangeEnd w:id="0"/>
             <w:r>
               <w:rPr>
                 <w:rStyle w:val="af1"/>
@@ -6442,7 +6713,7 @@
                 <w:sz w:val="24"/>
                 <w:szCs w:val="26"/>
               </w:rPr>
-              <w:commentReference w:id="3"/>
+              <w:commentReference w:id="0"/>
             </w:r>
           </w:p>
         </w:tc>
@@ -8223,7 +8494,7 @@
       </w:pPr>
     </w:p>
     <w:sectPr>
-      <w:footerReference w:type="default" r:id="rId19"/>
+      <w:footerReference w:type="default" r:id="rId21"/>
       <w:type w:val="continuous"/>
       <w:pgSz w:w="11907" w:h="16840" w:code="9"/>
       <w:pgMar w:top="1440" w:right="1440" w:bottom="1440" w:left="1440" w:header="720" w:footer="720" w:gutter="0"/>
@@ -8238,7 +8509,7 @@
 
 <file path=word/comments.xml><?xml version="1.0" encoding="utf-8"?>
 <w:comments xmlns:wpc="http://schemas.microsoft.com/office/word/2010/wordprocessingCanvas" xmlns:cx="http://schemas.microsoft.com/office/drawing/2014/chartex" xmlns:cx1="http://schemas.microsoft.com/office/drawing/2015/9/8/chartex" xmlns:cx2="http://schemas.microsoft.com/office/drawing/2015/10/21/chartex" xmlns:cx3="http://schemas.microsoft.com/office/drawing/2016/5/9/chartex" xmlns:cx4="http://schemas.microsoft.com/office/drawing/2016/5/10/chartex" xmlns:cx5="http://schemas.microsoft.com/office/drawing/2016/5/11/chartex" xmlns:cx6="http://schemas.microsoft.com/office/drawing/2016/5/12/chartex" xmlns:cx7="http://schemas.microsoft.com/office/drawing/2016/5/13/chartex" xmlns:cx8="http://schemas.microsoft.com/office/drawing/2016/5/14/chartex" xmlns:mc="http://schemas.openxmlformats.org/markup-compatibility/2006" xmlns:aink="http://schemas.microsoft.com/office/drawing/2016/ink" xmlns:am3d="http://schemas.microsoft.com/office/drawing/2017/model3d" xmlns:o="urn:schemas-microsoft-com:office:office" xmlns:oel="http://schemas.microsoft.com/office/2019/extlst" xmlns:r="http://schemas.openxmlformats.org/officeDocument/2006/relationships" xmlns:m="http://schemas.openxmlformats.org/officeDocument/2006/math" xmlns:v="urn:schemas-microsoft-com:vml" xmlns:wp14="http://schemas.microsoft.com/office/word/2010/wordprocessingDrawing" xmlns:wp="http://schemas.openxmlformats.org/drawingml/2006/wordprocessingDrawing" xmlns:w10="urn:schemas-microsoft-com:office:word" xmlns:w="http://schemas.openxmlformats.org/wordprocessingml/2006/main" xmlns:w14="http://schemas.microsoft.com/office/word/2010/wordml" xmlns:w15="http://schemas.microsoft.com/office/word/2012/wordml" xmlns:w16cex="http://schemas.microsoft.com/office/word/2018/wordml/cex" xmlns:w16cid="http://schemas.microsoft.com/office/word/2016/wordml/cid" xmlns:w16="http://schemas.microsoft.com/office/word/2018/wordml" xmlns:w16du="http://schemas.microsoft.com/office/word/2023/wordml/word16du" xmlns:w16sdtdh="http://schemas.microsoft.com/office/word/2020/wordml/sdtdatahash" xmlns:w16sdtfl="http://schemas.microsoft.com/office/word/2024/wordml/sdtformatlock" xmlns:w16se="http://schemas.microsoft.com/office/word/2015/wordml/symex" xmlns:wpg="http://schemas.microsoft.com/office/word/2010/wordprocessingGroup" xmlns:wpi="http://schemas.microsoft.com/office/word/2010/wordprocessingInk" xmlns:wne="http://schemas.microsoft.com/office/word/2006/wordml" xmlns:wps="http://schemas.microsoft.com/office/word/2010/wordprocessingShape" mc:Ignorable="w14 w15 w16se w16cid w16 w16cex w16sdtdh w16sdtfl w16du wp14">
-  <w:comment w:id="3" w:author="Jervin NG" w:date="2026-03-13T18:32:00Z" w:initials="JN">
+  <w:comment w:id="0" w:author="Jervin NG" w:date="2026-03-13T18:32:00Z" w:initials="JN">
     <w:p>
       <w:pPr>
         <w:pStyle w:val="af2"/>
@@ -8265,7 +8536,7 @@
 
 <file path=word/commentsExtended.xml><?xml version="1.0" encoding="utf-8"?>
 <w15:commentsEx xmlns:wpc="http://schemas.microsoft.com/office/word/2010/wordprocessingCanvas" xmlns:cx="http://schemas.microsoft.com/office/drawing/2014/chartex" xmlns:cx1="http://schemas.microsoft.com/office/drawing/2015/9/8/chartex" xmlns:cx2="http://schemas.microsoft.com/office/drawing/2015/10/21/chartex" xmlns:cx3="http://schemas.microsoft.com/office/drawing/2016/5/9/chartex" xmlns:cx4="http://schemas.microsoft.com/office/drawing/2016/5/10/chartex" xmlns:cx5="http://schemas.microsoft.com/office/drawing/2016/5/11/chartex" xmlns:cx6="http://schemas.microsoft.com/office/drawing/2016/5/12/chartex" xmlns:cx7="http://schemas.microsoft.com/office/drawing/2016/5/13/chartex" xmlns:cx8="http://schemas.microsoft.com/office/drawing/2016/5/14/chartex" xmlns:mc="http://schemas.openxmlformats.org/markup-compatibility/2006" xmlns:aink="http://schemas.microsoft.com/office/drawing/2016/ink" xmlns:am3d="http://schemas.microsoft.com/office/drawing/2017/model3d" xmlns:o="urn:schemas-microsoft-com:office:office" xmlns:oel="http://schemas.microsoft.com/office/2019/extlst" xmlns:r="http://schemas.openxmlformats.org/officeDocument/2006/relationships" xmlns:m="http://schemas.openxmlformats.org/officeDocument/2006/math" xmlns:v="urn:schemas-microsoft-com:vml" xmlns:wp14="http://schemas.microsoft.com/office/word/2010/wordprocessingDrawing" xmlns:wp="http://schemas.openxmlformats.org/drawingml/2006/wordprocessingDrawing" xmlns:w10="urn:schemas-microsoft-com:office:word" xmlns:w="http://schemas.openxmlformats.org/wordprocessingml/2006/main" xmlns:w14="http://schemas.microsoft.com/office/word/2010/wordml" xmlns:w15="http://schemas.microsoft.com/office/word/2012/wordml" xmlns:w16cex="http://schemas.microsoft.com/office/word/2018/wordml/cex" xmlns:w16cid="http://schemas.microsoft.com/office/word/2016/wordml/cid" xmlns:w16="http://schemas.microsoft.com/office/word/2018/wordml" xmlns:w16du="http://schemas.microsoft.com/office/word/2023/wordml/word16du" xmlns:w16sdtdh="http://schemas.microsoft.com/office/word/2020/wordml/sdtdatahash" xmlns:w16sdtfl="http://schemas.microsoft.com/office/word/2024/wordml/sdtformatlock" xmlns:w16se="http://schemas.microsoft.com/office/word/2015/wordml/symex" xmlns:wpg="http://schemas.microsoft.com/office/word/2010/wordprocessingGroup" xmlns:wpi="http://schemas.microsoft.com/office/word/2010/wordprocessingInk" xmlns:wne="http://schemas.microsoft.com/office/word/2006/wordml" xmlns:wps="http://schemas.microsoft.com/office/word/2010/wordprocessingShape" mc:Ignorable="w14 w15 w16se w16cid w16 w16cex w16sdtdh w16sdtfl w16du wp14">
-  <w15:commentEx w15:paraId="272051E5" w15:done="1"/>
+  <w15:commentEx w15:paraId="272051E5" w15:done="0"/>
 </w15:commentsEx>
 </file>
 
@@ -8304,6 +8575,16 @@
 </file>
 
 <file path=word/footer1.xml><?xml version="1.0" encoding="utf-8"?>
+<w:ftr xmlns:wpc="http://schemas.microsoft.com/office/word/2010/wordprocessingCanvas" xmlns:cx="http://schemas.microsoft.com/office/drawing/2014/chartex" xmlns:cx1="http://schemas.microsoft.com/office/drawing/2015/9/8/chartex" xmlns:cx2="http://schemas.microsoft.com/office/drawing/2015/10/21/chartex" xmlns:cx3="http://schemas.microsoft.com/office/drawing/2016/5/9/chartex" xmlns:cx4="http://schemas.microsoft.com/office/drawing/2016/5/10/chartex" xmlns:cx5="http://schemas.microsoft.com/office/drawing/2016/5/11/chartex" xmlns:cx6="http://schemas.microsoft.com/office/drawing/2016/5/12/chartex" xmlns:cx7="http://schemas.microsoft.com/office/drawing/2016/5/13/chartex" xmlns:cx8="http://schemas.microsoft.com/office/drawing/2016/5/14/chartex" xmlns:mc="http://schemas.openxmlformats.org/markup-compatibility/2006" xmlns:aink="http://schemas.microsoft.com/office/drawing/2016/ink" xmlns:am3d="http://schemas.microsoft.com/office/drawing/2017/model3d" xmlns:o="urn:schemas-microsoft-com:office:office" xmlns:oel="http://schemas.microsoft.com/office/2019/extlst" xmlns:r="http://schemas.openxmlformats.org/officeDocument/2006/relationships" xmlns:m="http://schemas.openxmlformats.org/officeDocument/2006/math" xmlns:v="urn:schemas-microsoft-com:vml" xmlns:wp14="http://schemas.microsoft.com/office/word/2010/wordprocessingDrawing" xmlns:wp="http://schemas.openxmlformats.org/drawingml/2006/wordprocessingDrawing" xmlns:w10="urn:schemas-microsoft-com:office:word" xmlns:w="http://schemas.openxmlformats.org/wordprocessingml/2006/main" xmlns:w14="http://schemas.microsoft.com/office/word/2010/wordml" xmlns:w15="http://schemas.microsoft.com/office/word/2012/wordml" xmlns:w16cex="http://schemas.microsoft.com/office/word/2018/wordml/cex" xmlns:w16cid="http://schemas.microsoft.com/office/word/2016/wordml/cid" xmlns:w16="http://schemas.microsoft.com/office/word/2018/wordml" xmlns:w16du="http://schemas.microsoft.com/office/word/2023/wordml/word16du" xmlns:w16sdtdh="http://schemas.microsoft.com/office/word/2020/wordml/sdtdatahash" xmlns:w16sdtfl="http://schemas.microsoft.com/office/word/2024/wordml/sdtformatlock" xmlns:w16se="http://schemas.microsoft.com/office/word/2015/wordml/symex" xmlns:wpg="http://schemas.microsoft.com/office/word/2010/wordprocessingGroup" xmlns:wpi="http://schemas.microsoft.com/office/word/2010/wordprocessingInk" xmlns:wne="http://schemas.microsoft.com/office/word/2006/wordml" xmlns:wps="http://schemas.microsoft.com/office/word/2010/wordprocessingShape" mc:Ignorable="w14 w15 w16se w16cid w16 w16cex w16sdtdh w16sdtfl w16du wp14">
+  <w:p>
+    <w:pPr>
+      <w:pStyle w:val="a5"/>
+    </w:pPr>
+  </w:p>
+</w:ftr>
+</file>
+
+<file path=word/footer2.xml><?xml version="1.0" encoding="utf-8"?>
 <w:ftr xmlns:wpc="http://schemas.microsoft.com/office/word/2010/wordprocessingCanvas" xmlns:cx="http://schemas.microsoft.com/office/drawing/2014/chartex" xmlns:cx1="http://schemas.microsoft.com/office/drawing/2015/9/8/chartex" xmlns:cx2="http://schemas.microsoft.com/office/drawing/2015/10/21/chartex" xmlns:cx3="http://schemas.microsoft.com/office/drawing/2016/5/9/chartex" xmlns:cx4="http://schemas.microsoft.com/office/drawing/2016/5/10/chartex" xmlns:cx5="http://schemas.microsoft.com/office/drawing/2016/5/11/chartex" xmlns:cx6="http://schemas.microsoft.com/office/drawing/2016/5/12/chartex" xmlns:cx7="http://schemas.microsoft.com/office/drawing/2016/5/13/chartex" xmlns:cx8="http://schemas.microsoft.com/office/drawing/2016/5/14/chartex" xmlns:mc="http://schemas.openxmlformats.org/markup-compatibility/2006" xmlns:aink="http://schemas.microsoft.com/office/drawing/2016/ink" xmlns:am3d="http://schemas.microsoft.com/office/drawing/2017/model3d" xmlns:o="urn:schemas-microsoft-com:office:office" xmlns:oel="http://schemas.microsoft.com/office/2019/extlst" xmlns:r="http://schemas.openxmlformats.org/officeDocument/2006/relationships" xmlns:m="http://schemas.openxmlformats.org/officeDocument/2006/math" xmlns:v="urn:schemas-microsoft-com:vml" xmlns:wp14="http://schemas.microsoft.com/office/word/2010/wordprocessingDrawing" xmlns:wp="http://schemas.openxmlformats.org/drawingml/2006/wordprocessingDrawing" xmlns:w10="urn:schemas-microsoft-com:office:word" xmlns:w="http://schemas.openxmlformats.org/wordprocessingml/2006/main" xmlns:w14="http://schemas.microsoft.com/office/word/2010/wordml" xmlns:w15="http://schemas.microsoft.com/office/word/2012/wordml" xmlns:w16cex="http://schemas.microsoft.com/office/word/2018/wordml/cex" xmlns:w16cid="http://schemas.microsoft.com/office/word/2016/wordml/cid" xmlns:w16="http://schemas.microsoft.com/office/word/2018/wordml" xmlns:w16du="http://schemas.microsoft.com/office/word/2023/wordml/word16du" xmlns:w16sdtdh="http://schemas.microsoft.com/office/word/2020/wordml/sdtdatahash" xmlns:w16sdtfl="http://schemas.microsoft.com/office/word/2024/wordml/sdtformatlock" xmlns:w16se="http://schemas.microsoft.com/office/word/2015/wordml/symex" xmlns:wpg="http://schemas.microsoft.com/office/word/2010/wordprocessingGroup" xmlns:wpi="http://schemas.microsoft.com/office/word/2010/wordprocessingInk" xmlns:wne="http://schemas.microsoft.com/office/word/2006/wordml" xmlns:wps="http://schemas.microsoft.com/office/word/2010/wordprocessingShape" mc:Ignorable="w14 w15 w16se w16cid w16 w16cex w16sdtdh w16sdtfl w16du wp14">
   <w:p>
     <w:pPr>
@@ -8345,7 +8626,7 @@
 </w:ftr>
 </file>
 
-<file path=word/footer2.xml><?xml version="1.0" encoding="utf-8"?>
+<file path=word/footer3.xml><?xml version="1.0" encoding="utf-8"?>
 <w:ftr xmlns:wpc="http://schemas.microsoft.com/office/word/2010/wordprocessingCanvas" xmlns:cx="http://schemas.microsoft.com/office/drawing/2014/chartex" xmlns:cx1="http://schemas.microsoft.com/office/drawing/2015/9/8/chartex" xmlns:cx2="http://schemas.microsoft.com/office/drawing/2015/10/21/chartex" xmlns:cx3="http://schemas.microsoft.com/office/drawing/2016/5/9/chartex" xmlns:cx4="http://schemas.microsoft.com/office/drawing/2016/5/10/chartex" xmlns:cx5="http://schemas.microsoft.com/office/drawing/2016/5/11/chartex" xmlns:cx6="http://schemas.microsoft.com/office/drawing/2016/5/12/chartex" xmlns:cx7="http://schemas.microsoft.com/office/drawing/2016/5/13/chartex" xmlns:cx8="http://schemas.microsoft.com/office/drawing/2016/5/14/chartex" xmlns:mc="http://schemas.openxmlformats.org/markup-compatibility/2006" xmlns:aink="http://schemas.microsoft.com/office/drawing/2016/ink" xmlns:am3d="http://schemas.microsoft.com/office/drawing/2017/model3d" xmlns:o="urn:schemas-microsoft-com:office:office" xmlns:oel="http://schemas.microsoft.com/office/2019/extlst" xmlns:r="http://schemas.openxmlformats.org/officeDocument/2006/relationships" xmlns:m="http://schemas.openxmlformats.org/officeDocument/2006/math" xmlns:v="urn:schemas-microsoft-com:vml" xmlns:wp14="http://schemas.microsoft.com/office/word/2010/wordprocessingDrawing" xmlns:wp="http://schemas.openxmlformats.org/drawingml/2006/wordprocessingDrawing" xmlns:w10="urn:schemas-microsoft-com:office:word" xmlns:w="http://schemas.openxmlformats.org/wordprocessingml/2006/main" xmlns:w14="http://schemas.microsoft.com/office/word/2010/wordml" xmlns:w15="http://schemas.microsoft.com/office/word/2012/wordml" xmlns:w16cex="http://schemas.microsoft.com/office/word/2018/wordml/cex" xmlns:w16cid="http://schemas.microsoft.com/office/word/2016/wordml/cid" xmlns:w16="http://schemas.microsoft.com/office/word/2018/wordml" xmlns:w16du="http://schemas.microsoft.com/office/word/2023/wordml/word16du" xmlns:w16sdtdh="http://schemas.microsoft.com/office/word/2020/wordml/sdtdatahash" xmlns:w16sdtfl="http://schemas.microsoft.com/office/word/2024/wordml/sdtformatlock" xmlns:w16se="http://schemas.microsoft.com/office/word/2015/wordml/symex" xmlns:wpg="http://schemas.microsoft.com/office/word/2010/wordprocessingGroup" xmlns:wpi="http://schemas.microsoft.com/office/word/2010/wordprocessingInk" xmlns:wne="http://schemas.microsoft.com/office/word/2006/wordml" xmlns:wps="http://schemas.microsoft.com/office/word/2010/wordprocessingShape" mc:Ignorable="w14 w15 w16se w16cid w16 w16cex w16sdtdh w16sdtfl w16du wp14">
   <w:p>
     <w:pPr>
@@ -8387,7 +8668,7 @@
 </w:ftr>
 </file>
 
-<file path=word/footer3.xml><?xml version="1.0" encoding="utf-8"?>
+<file path=word/footer4.xml><?xml version="1.0" encoding="utf-8"?>
 <w:ftr xmlns:wpc="http://schemas.microsoft.com/office/word/2010/wordprocessingCanvas" xmlns:cx="http://schemas.microsoft.com/office/drawing/2014/chartex" xmlns:cx1="http://schemas.microsoft.com/office/drawing/2015/9/8/chartex" xmlns:cx2="http://schemas.microsoft.com/office/drawing/2015/10/21/chartex" xmlns:cx3="http://schemas.microsoft.com/office/drawing/2016/5/9/chartex" xmlns:cx4="http://schemas.microsoft.com/office/drawing/2016/5/10/chartex" xmlns:cx5="http://schemas.microsoft.com/office/drawing/2016/5/11/chartex" xmlns:cx6="http://schemas.microsoft.com/office/drawing/2016/5/12/chartex" xmlns:cx7="http://schemas.microsoft.com/office/drawing/2016/5/13/chartex" xmlns:cx8="http://schemas.microsoft.com/office/drawing/2016/5/14/chartex" xmlns:mc="http://schemas.openxmlformats.org/markup-compatibility/2006" xmlns:aink="http://schemas.microsoft.com/office/drawing/2016/ink" xmlns:am3d="http://schemas.microsoft.com/office/drawing/2017/model3d" xmlns:o="urn:schemas-microsoft-com:office:office" xmlns:oel="http://schemas.microsoft.com/office/2019/extlst" xmlns:r="http://schemas.openxmlformats.org/officeDocument/2006/relationships" xmlns:m="http://schemas.openxmlformats.org/officeDocument/2006/math" xmlns:v="urn:schemas-microsoft-com:vml" xmlns:wp14="http://schemas.microsoft.com/office/word/2010/wordprocessingDrawing" xmlns:wp="http://schemas.openxmlformats.org/drawingml/2006/wordprocessingDrawing" xmlns:w10="urn:schemas-microsoft-com:office:word" xmlns:w="http://schemas.openxmlformats.org/wordprocessingml/2006/main" xmlns:w14="http://schemas.microsoft.com/office/word/2010/wordml" xmlns:w15="http://schemas.microsoft.com/office/word/2012/wordml" xmlns:w16cex="http://schemas.microsoft.com/office/word/2018/wordml/cex" xmlns:w16cid="http://schemas.microsoft.com/office/word/2016/wordml/cid" xmlns:w16="http://schemas.microsoft.com/office/word/2018/wordml" xmlns:w16du="http://schemas.microsoft.com/office/word/2023/wordml/word16du" xmlns:w16sdtdh="http://schemas.microsoft.com/office/word/2020/wordml/sdtdatahash" xmlns:w16sdtfl="http://schemas.microsoft.com/office/word/2024/wordml/sdtformatlock" xmlns:w16se="http://schemas.microsoft.com/office/word/2015/wordml/symex" xmlns:wpg="http://schemas.microsoft.com/office/word/2010/wordprocessingGroup" xmlns:wpi="http://schemas.microsoft.com/office/word/2010/wordprocessingInk" xmlns:wne="http://schemas.microsoft.com/office/word/2006/wordml" xmlns:wps="http://schemas.microsoft.com/office/word/2010/wordprocessingShape" mc:Ignorable="w14 w15 w16se w16cid w16 w16cex w16sdtdh w16sdtfl w16du wp14">
   <w:p>
     <w:pPr>
@@ -8445,6 +8726,16 @@
 </file>
 
 <file path=word/header1.xml><?xml version="1.0" encoding="utf-8"?>
+<w:hdr xmlns:wpc="http://schemas.microsoft.com/office/word/2010/wordprocessingCanvas" xmlns:cx="http://schemas.microsoft.com/office/drawing/2014/chartex" xmlns:cx1="http://schemas.microsoft.com/office/drawing/2015/9/8/chartex" xmlns:cx2="http://schemas.microsoft.com/office/drawing/2015/10/21/chartex" xmlns:cx3="http://schemas.microsoft.com/office/drawing/2016/5/9/chartex" xmlns:cx4="http://schemas.microsoft.com/office/drawing/2016/5/10/chartex" xmlns:cx5="http://schemas.microsoft.com/office/drawing/2016/5/11/chartex" xmlns:cx6="http://schemas.microsoft.com/office/drawing/2016/5/12/chartex" xmlns:cx7="http://schemas.microsoft.com/office/drawing/2016/5/13/chartex" xmlns:cx8="http://schemas.microsoft.com/office/drawing/2016/5/14/chartex" xmlns:mc="http://schemas.openxmlformats.org/markup-compatibility/2006" xmlns:aink="http://schemas.microsoft.com/office/drawing/2016/ink" xmlns:am3d="http://schemas.microsoft.com/office/drawing/2017/model3d" xmlns:o="urn:schemas-microsoft-com:office:office" xmlns:oel="http://schemas.microsoft.com/office/2019/extlst" xmlns:r="http://schemas.openxmlformats.org/officeDocument/2006/relationships" xmlns:m="http://schemas.openxmlformats.org/officeDocument/2006/math" xmlns:v="urn:schemas-microsoft-com:vml" xmlns:wp14="http://schemas.microsoft.com/office/word/2010/wordprocessingDrawing" xmlns:wp="http://schemas.openxmlformats.org/drawingml/2006/wordprocessingDrawing" xmlns:w10="urn:schemas-microsoft-com:office:word" xmlns:w="http://schemas.openxmlformats.org/wordprocessingml/2006/main" xmlns:w14="http://schemas.microsoft.com/office/word/2010/wordml" xmlns:w15="http://schemas.microsoft.com/office/word/2012/wordml" xmlns:w16cex="http://schemas.microsoft.com/office/word/2018/wordml/cex" xmlns:w16cid="http://schemas.microsoft.com/office/word/2016/wordml/cid" xmlns:w16="http://schemas.microsoft.com/office/word/2018/wordml" xmlns:w16du="http://schemas.microsoft.com/office/word/2023/wordml/word16du" xmlns:w16sdtdh="http://schemas.microsoft.com/office/word/2020/wordml/sdtdatahash" xmlns:w16sdtfl="http://schemas.microsoft.com/office/word/2024/wordml/sdtformatlock" xmlns:w16se="http://schemas.microsoft.com/office/word/2015/wordml/symex" xmlns:wpg="http://schemas.microsoft.com/office/word/2010/wordprocessingGroup" xmlns:wpi="http://schemas.microsoft.com/office/word/2010/wordprocessingInk" xmlns:wne="http://schemas.microsoft.com/office/word/2006/wordml" xmlns:wps="http://schemas.microsoft.com/office/word/2010/wordprocessingShape" mc:Ignorable="w14 w15 w16se w16cid w16 w16cex w16sdtdh w16sdtfl w16du wp14">
+  <w:p>
+    <w:pPr>
+      <w:pStyle w:val="a3"/>
+    </w:pPr>
+  </w:p>
+</w:hdr>
+</file>
+
+<file path=word/header2.xml><?xml version="1.0" encoding="utf-8"?>
 <w:hdr xmlns:wpc="http://schemas.microsoft.com/office/word/2010/wordprocessingCanvas" xmlns:cx="http://schemas.microsoft.com/office/drawing/2014/chartex" xmlns:cx1="http://schemas.microsoft.com/office/drawing/2015/9/8/chartex" xmlns:cx2="http://schemas.microsoft.com/office/drawing/2015/10/21/chartex" xmlns:cx3="http://schemas.microsoft.com/office/drawing/2016/5/9/chartex" xmlns:cx4="http://schemas.microsoft.com/office/drawing/2016/5/10/chartex" xmlns:cx5="http://schemas.microsoft.com/office/drawing/2016/5/11/chartex" xmlns:cx6="http://schemas.microsoft.com/office/drawing/2016/5/12/chartex" xmlns:cx7="http://schemas.microsoft.com/office/drawing/2016/5/13/chartex" xmlns:cx8="http://schemas.microsoft.com/office/drawing/2016/5/14/chartex" xmlns:mc="http://schemas.openxmlformats.org/markup-compatibility/2006" xmlns:aink="http://schemas.microsoft.com/office/drawing/2016/ink" xmlns:am3d="http://schemas.microsoft.com/office/drawing/2017/model3d" xmlns:o="urn:schemas-microsoft-com:office:office" xmlns:oel="http://schemas.microsoft.com/office/2019/extlst" xmlns:r="http://schemas.openxmlformats.org/officeDocument/2006/relationships" xmlns:m="http://schemas.openxmlformats.org/officeDocument/2006/math" xmlns:v="urn:schemas-microsoft-com:vml" xmlns:wp14="http://schemas.microsoft.com/office/word/2010/wordprocessingDrawing" xmlns:wp="http://schemas.openxmlformats.org/drawingml/2006/wordprocessingDrawing" xmlns:w10="urn:schemas-microsoft-com:office:word" xmlns:w="http://schemas.openxmlformats.org/wordprocessingml/2006/main" xmlns:w14="http://schemas.microsoft.com/office/word/2010/wordml" xmlns:w15="http://schemas.microsoft.com/office/word/2012/wordml" xmlns:w16cex="http://schemas.microsoft.com/office/word/2018/wordml/cex" xmlns:w16cid="http://schemas.microsoft.com/office/word/2016/wordml/cid" xmlns:w16="http://schemas.microsoft.com/office/word/2018/wordml" xmlns:w16du="http://schemas.microsoft.com/office/word/2023/wordml/word16du" xmlns:w16sdtdh="http://schemas.microsoft.com/office/word/2020/wordml/sdtdatahash" xmlns:w16sdtfl="http://schemas.microsoft.com/office/word/2024/wordml/sdtformatlock" xmlns:w16se="http://schemas.microsoft.com/office/word/2015/wordml/symex" xmlns:wpg="http://schemas.microsoft.com/office/word/2010/wordprocessingGroup" xmlns:wpi="http://schemas.microsoft.com/office/word/2010/wordprocessingInk" xmlns:wne="http://schemas.microsoft.com/office/word/2006/wordml" xmlns:wps="http://schemas.microsoft.com/office/word/2010/wordprocessingShape" mc:Ignorable="w14 w15 w16se w16cid w16 w16cex w16sdtdh w16sdtfl w16du wp14">
   <w:p>
     <w:pPr>
@@ -8529,7 +8820,7 @@
 </w:hdr>
 </file>
 
-<file path=word/header2.xml><?xml version="1.0" encoding="utf-8"?>
+<file path=word/header3.xml><?xml version="1.0" encoding="utf-8"?>
 <w:hdr xmlns:wpc="http://schemas.microsoft.com/office/word/2010/wordprocessingCanvas" xmlns:cx="http://schemas.microsoft.com/office/drawing/2014/chartex" xmlns:cx1="http://schemas.microsoft.com/office/drawing/2015/9/8/chartex" xmlns:cx2="http://schemas.microsoft.com/office/drawing/2015/10/21/chartex" xmlns:cx3="http://schemas.microsoft.com/office/drawing/2016/5/9/chartex" xmlns:cx4="http://schemas.microsoft.com/office/drawing/2016/5/10/chartex" xmlns:cx5="http://schemas.microsoft.com/office/drawing/2016/5/11/chartex" xmlns:cx6="http://schemas.microsoft.com/office/drawing/2016/5/12/chartex" xmlns:cx7="http://schemas.microsoft.com/office/drawing/2016/5/13/chartex" xmlns:cx8="http://schemas.microsoft.com/office/drawing/2016/5/14/chartex" xmlns:mc="http://schemas.openxmlformats.org/markup-compatibility/2006" xmlns:aink="http://schemas.microsoft.com/office/drawing/2016/ink" xmlns:am3d="http://schemas.microsoft.com/office/drawing/2017/model3d" xmlns:o="urn:schemas-microsoft-com:office:office" xmlns:oel="http://schemas.microsoft.com/office/2019/extlst" xmlns:r="http://schemas.openxmlformats.org/officeDocument/2006/relationships" xmlns:m="http://schemas.openxmlformats.org/officeDocument/2006/math" xmlns:v="urn:schemas-microsoft-com:vml" xmlns:wp14="http://schemas.microsoft.com/office/word/2010/wordprocessingDrawing" xmlns:wp="http://schemas.openxmlformats.org/drawingml/2006/wordprocessingDrawing" xmlns:w10="urn:schemas-microsoft-com:office:word" xmlns:w="http://schemas.openxmlformats.org/wordprocessingml/2006/main" xmlns:w14="http://schemas.microsoft.com/office/word/2010/wordml" xmlns:w15="http://schemas.microsoft.com/office/word/2012/wordml" xmlns:w16cex="http://schemas.microsoft.com/office/word/2018/wordml/cex" xmlns:w16cid="http://schemas.microsoft.com/office/word/2016/wordml/cid" xmlns:w16="http://schemas.microsoft.com/office/word/2018/wordml" xmlns:w16du="http://schemas.microsoft.com/office/word/2023/wordml/word16du" xmlns:w16sdtdh="http://schemas.microsoft.com/office/word/2020/wordml/sdtdatahash" xmlns:w16sdtfl="http://schemas.microsoft.com/office/word/2024/wordml/sdtformatlock" xmlns:w16se="http://schemas.microsoft.com/office/word/2015/wordml/symex" xmlns:wpg="http://schemas.microsoft.com/office/word/2010/wordprocessingGroup" xmlns:wpi="http://schemas.microsoft.com/office/word/2010/wordprocessingInk" xmlns:wne="http://schemas.microsoft.com/office/word/2006/wordml" xmlns:wps="http://schemas.microsoft.com/office/word/2010/wordprocessingShape" mc:Ignorable="w14 w15 w16se w16cid w16 w16cex w16sdtdh w16sdtfl w16du wp14">
   <w:p>
     <w:pPr>
@@ -13085,9 +13376,6 @@
 
 <file path=word/people.xml><?xml version="1.0" encoding="utf-8"?>
 <w15:people xmlns:wpc="http://schemas.microsoft.com/office/word/2010/wordprocessingCanvas" xmlns:cx="http://schemas.microsoft.com/office/drawing/2014/chartex" xmlns:cx1="http://schemas.microsoft.com/office/drawing/2015/9/8/chartex" xmlns:cx2="http://schemas.microsoft.com/office/drawing/2015/10/21/chartex" xmlns:cx3="http://schemas.microsoft.com/office/drawing/2016/5/9/chartex" xmlns:cx4="http://schemas.microsoft.com/office/drawing/2016/5/10/chartex" xmlns:cx5="http://schemas.microsoft.com/office/drawing/2016/5/11/chartex" xmlns:cx6="http://schemas.microsoft.com/office/drawing/2016/5/12/chartex" xmlns:cx7="http://schemas.microsoft.com/office/drawing/2016/5/13/chartex" xmlns:cx8="http://schemas.microsoft.com/office/drawing/2016/5/14/chartex" xmlns:mc="http://schemas.openxmlformats.org/markup-compatibility/2006" xmlns:aink="http://schemas.microsoft.com/office/drawing/2016/ink" xmlns:am3d="http://schemas.microsoft.com/office/drawing/2017/model3d" xmlns:o="urn:schemas-microsoft-com:office:office" xmlns:oel="http://schemas.microsoft.com/office/2019/extlst" xmlns:r="http://schemas.openxmlformats.org/officeDocument/2006/relationships" xmlns:m="http://schemas.openxmlformats.org/officeDocument/2006/math" xmlns:v="urn:schemas-microsoft-com:vml" xmlns:wp14="http://schemas.microsoft.com/office/word/2010/wordprocessingDrawing" xmlns:wp="http://schemas.openxmlformats.org/drawingml/2006/wordprocessingDrawing" xmlns:w10="urn:schemas-microsoft-com:office:word" xmlns:w="http://schemas.openxmlformats.org/wordprocessingml/2006/main" xmlns:w14="http://schemas.microsoft.com/office/word/2010/wordml" xmlns:w15="http://schemas.microsoft.com/office/word/2012/wordml" xmlns:w16cex="http://schemas.microsoft.com/office/word/2018/wordml/cex" xmlns:w16cid="http://schemas.microsoft.com/office/word/2016/wordml/cid" xmlns:w16="http://schemas.microsoft.com/office/word/2018/wordml" xmlns:w16du="http://schemas.microsoft.com/office/word/2023/wordml/word16du" xmlns:w16sdtdh="http://schemas.microsoft.com/office/word/2020/wordml/sdtdatahash" xmlns:w16sdtfl="http://schemas.microsoft.com/office/word/2024/wordml/sdtformatlock" xmlns:w16se="http://schemas.microsoft.com/office/word/2015/wordml/symex" xmlns:wpg="http://schemas.microsoft.com/office/word/2010/wordprocessingGroup" xmlns:wpi="http://schemas.microsoft.com/office/word/2010/wordprocessingInk" xmlns:wne="http://schemas.microsoft.com/office/word/2006/wordml" xmlns:wps="http://schemas.microsoft.com/office/word/2010/wordprocessingShape" mc:Ignorable="w14 w15 w16se w16cid w16 w16cex w16sdtdh w16sdtfl w16du wp14">
-  <w15:person w15:author="Henry Fung">
-    <w15:presenceInfo w15:providerId="Windows Live" w15:userId="608d9d874fd54fd1"/>
-  </w15:person>
   <w15:person w15:author="Jervin NG">
     <w15:presenceInfo w15:providerId="AD" w15:userId="S::jervinngls@hkbu.edu.hk::2ef1def1-14c1-4020-86a4-293e4ee8aa56"/>
   </w15:person>
@@ -14145,31 +14433,10 @@
 </file>
 
 <file path=customXml/item1.xml><?xml version="1.0" encoding="utf-8"?>
-<?mso-contentType ?>
-<FormTemplates xmlns="http://schemas.microsoft.com/sharepoint/v3/contenttype/forms">
-  <Display>DocumentLibraryForm</Display>
-  <Edit>DocumentLibraryForm</Edit>
-  <New>DocumentLibraryForm</New>
-</FormTemplates>
+<b:Sources xmlns:b="http://schemas.openxmlformats.org/officeDocument/2006/bibliography" xmlns="http://schemas.openxmlformats.org/officeDocument/2006/bibliography" SelectedStyle="\APA.XSL" StyleName="APA"/>
 </file>
 
 <file path=customXml/item2.xml><?xml version="1.0" encoding="utf-8"?>
-<p:properties xmlns:p="http://schemas.microsoft.com/office/2006/metadata/properties" xmlns:xsi="http://www.w3.org/2001/XMLSchema-instance" xmlns:pc="http://schemas.microsoft.com/office/infopath/2007/PartnerControls">
-  <documentManagement>
-    <TaxCatchAll xmlns="5a7eadf7-2b1c-4a5a-97a9-adafd1c04f06" xsi:nil="true"/>
-    <Test_option xmlns="19187dac-df12-4571-8d4c-1f93d22bc1fc" xsi:nil="true"/>
-    <lcf76f155ced4ddcb4097134ff3c332f xmlns="19187dac-df12-4571-8d4c-1f93d22bc1fc">
-      <Terms xmlns="http://schemas.microsoft.com/office/infopath/2007/PartnerControls"/>
-    </lcf76f155ced4ddcb4097134ff3c332f>
-  </documentManagement>
-</p:properties>
-</file>
-
-<file path=customXml/item3.xml><?xml version="1.0" encoding="utf-8"?>
-<b:Sources xmlns:b="http://schemas.openxmlformats.org/officeDocument/2006/bibliography" xmlns="http://schemas.openxmlformats.org/officeDocument/2006/bibliography" SelectedStyle="\APA.XSL" StyleName="APA"/>
-</file>
-
-<file path=customXml/item4.xml><?xml version="1.0" encoding="utf-8"?>
 <ct:contentTypeSchema xmlns:ct="http://schemas.microsoft.com/office/2006/metadata/contentType" xmlns:ma="http://schemas.microsoft.com/office/2006/metadata/properties/metaAttributes" ct:_="" ma:_="" ma:contentTypeName="Document" ma:contentTypeID="0x010100570AC14696B9334B8107905EF8DA8D2B" ma:contentTypeVersion="17" ma:contentTypeDescription="Create a new document." ma:contentTypeScope="" ma:versionID="f14dc457a3a52cbedb6971b95db0e912">
   <xsd:schema xmlns:xsd="http://www.w3.org/2001/XMLSchema" xmlns:xs="http://www.w3.org/2001/XMLSchema" xmlns:p="http://schemas.microsoft.com/office/2006/metadata/properties" xmlns:ns2="19187dac-df12-4571-8d4c-1f93d22bc1fc" xmlns:ns3="5a7eadf7-2b1c-4a5a-97a9-adafd1c04f06" targetNamespace="http://schemas.microsoft.com/office/2006/metadata/properties" ma:root="true" ma:fieldsID="48ab5d3334d14a6e5f30fbc404b13d53" ns2:_="" ns3:_="">
     <xsd:import namespace="19187dac-df12-4571-8d4c-1f93d22bc1fc"/>
@@ -14419,26 +14686,28 @@
 </ct:contentTypeSchema>
 </file>
 
-<file path=customXml/itemProps1.xml><?xml version="1.0" encoding="utf-8"?>
-<ds:datastoreItem xmlns:ds="http://schemas.openxmlformats.org/officeDocument/2006/customXml" ds:itemID="{6465E9C1-9834-467F-8A90-445251FD291D}">
-  <ds:schemaRefs>
-    <ds:schemaRef ds:uri="http://schemas.microsoft.com/sharepoint/v3/contenttype/forms"/>
-  </ds:schemaRefs>
-</ds:datastoreItem>
+<file path=customXml/item3.xml><?xml version="1.0" encoding="utf-8"?>
+<?mso-contentType ?>
+<FormTemplates xmlns="http://schemas.microsoft.com/sharepoint/v3/contenttype/forms">
+  <Display>DocumentLibraryForm</Display>
+  <Edit>DocumentLibraryForm</Edit>
+  <New>DocumentLibraryForm</New>
+</FormTemplates>
 </file>
 
-<file path=customXml/itemProps2.xml><?xml version="1.0" encoding="utf-8"?>
-<ds:datastoreItem xmlns:ds="http://schemas.openxmlformats.org/officeDocument/2006/customXml" ds:itemID="{4889114F-00B7-45F7-AE28-897250D757B9}">
-  <ds:schemaRefs>
-    <ds:schemaRef ds:uri="http://schemas.microsoft.com/office/2006/metadata/properties"/>
-    <ds:schemaRef ds:uri="http://schemas.microsoft.com/office/infopath/2007/PartnerControls"/>
-    <ds:schemaRef ds:uri="5a7eadf7-2b1c-4a5a-97a9-adafd1c04f06"/>
-    <ds:schemaRef ds:uri="19187dac-df12-4571-8d4c-1f93d22bc1fc"/>
-  </ds:schemaRefs>
-</ds:datastoreItem>
+<file path=customXml/item4.xml><?xml version="1.0" encoding="utf-8"?>
+<p:properties xmlns:p="http://schemas.microsoft.com/office/2006/metadata/properties" xmlns:xsi="http://www.w3.org/2001/XMLSchema-instance" xmlns:pc="http://schemas.microsoft.com/office/infopath/2007/PartnerControls">
+  <documentManagement>
+    <TaxCatchAll xmlns="5a7eadf7-2b1c-4a5a-97a9-adafd1c04f06" xsi:nil="true"/>
+    <Test_option xmlns="19187dac-df12-4571-8d4c-1f93d22bc1fc" xsi:nil="true"/>
+    <lcf76f155ced4ddcb4097134ff3c332f xmlns="19187dac-df12-4571-8d4c-1f93d22bc1fc">
+      <Terms xmlns="http://schemas.microsoft.com/office/infopath/2007/PartnerControls"/>
+    </lcf76f155ced4ddcb4097134ff3c332f>
+  </documentManagement>
+</p:properties>
 </file>
 
-<file path=customXml/itemProps3.xml><?xml version="1.0" encoding="utf-8"?>
+<file path=customXml/itemProps1.xml><?xml version="1.0" encoding="utf-8"?>
 <ds:datastoreItem xmlns:ds="http://schemas.openxmlformats.org/officeDocument/2006/customXml" ds:itemID="{B6C790D6-632D-40D1-82B2-2BA804518A72}">
   <ds:schemaRefs>
     <ds:schemaRef ds:uri="http://schemas.openxmlformats.org/officeDocument/2006/bibliography"/>
@@ -14446,7 +14715,7 @@
 </ds:datastoreItem>
 </file>
 
-<file path=customXml/itemProps4.xml><?xml version="1.0" encoding="utf-8"?>
+<file path=customXml/itemProps2.xml><?xml version="1.0" encoding="utf-8"?>
 <ds:datastoreItem xmlns:ds="http://schemas.openxmlformats.org/officeDocument/2006/customXml" ds:itemID="{0500175E-B7E1-4F66-857E-8CCD3DCE3C2F}">
   <ds:schemaRefs>
     <ds:schemaRef ds:uri="http://schemas.microsoft.com/office/2006/metadata/contentType"/>
@@ -14463,4 +14732,23 @@
     <ds:schemaRef ds:uri="http://schemas.microsoft.com/internal/obd"/>
   </ds:schemaRefs>
 </ds:datastoreItem>
+</file>
+
+<file path=customXml/itemProps3.xml><?xml version="1.0" encoding="utf-8"?>
+<ds:datastoreItem xmlns:ds="http://schemas.openxmlformats.org/officeDocument/2006/customXml" ds:itemID="{6465E9C1-9834-467F-8A90-445251FD291D}">
+  <ds:schemaRefs>
+    <ds:schemaRef ds:uri="http://schemas.microsoft.com/sharepoint/v3/contenttype/forms"/>
+  </ds:schemaRefs>
+</ds:datastoreItem>
+</file>
+
+<file path=customXml/itemProps4.xml><?xml version="1.0" encoding="utf-8"?>
+<ds:datastoreItem xmlns:ds="http://schemas.openxmlformats.org/officeDocument/2006/customXml" ds:itemID="{4889114F-00B7-45F7-AE28-897250D757B9}">
+  <ds:schemaRefs>
+    <ds:schemaRef ds:uri="http://schemas.microsoft.com/office/2006/metadata/properties"/>
+    <ds:schemaRef ds:uri="http://schemas.microsoft.com/office/infopath/2007/PartnerControls"/>
+    <ds:schemaRef ds:uri="5a7eadf7-2b1c-4a5a-97a9-adafd1c04f06"/>
+    <ds:schemaRef ds:uri="19187dac-df12-4571-8d4c-1f93d22bc1fc"/>
+  </ds:schemaRefs>
+</ds:datastoreItem>
 </file>